--- a/book/docx-por-capitulo/capitulo-11-stack-agentico.docx
+++ b/book/docx-por-capitulo/capitulo-11-stack-agentico.docx
@@ -7,6 +7,7 @@
         <w:pStyle w:val="Endure-ChapterTitle"/>
         <w:keepNext/>
         <w:spacing w:before="480" w:after="240"/>
+        <w:outlineLvl w:val="0"/>
       </w:pPr>
       <w:r>
         <w:rPr>
@@ -26,121 +27,153 @@
         <w:pStyle w:val="Endure-Subhead"/>
         <w:keepNext/>
         <w:spacing w:before="240" w:after="60"/>
+        <w:outlineLvl w:val="1"/>
       </w:pPr>
       <w:r>
+        <w:rPr>
+          <w:sz w:val="24"/>
+        </w:rPr>
         <w:t>Introducción</w:t>
       </w:r>
     </w:p>
     <w:p>
       <w:pPr>
         <w:pStyle w:val="Endure-FirstParagraphBodyText"/>
+        <w:spacing w:before="100" w:after="100"/>
       </w:pPr>
       <w:r>
+        <w:rPr>
+          <w:sz w:val="20"/>
+        </w:rPr>
         <w:t xml:space="preserve">Ejecutar un modelo de lenguaje en el Jetson es solo la primera mitad del trabajo. La segunda mitad —y la más valiosa en producción— consiste en convertir ese modelo en un </w:t>
       </w:r>
       <w:r>
         <w:rPr>
           <w:b/>
+          <w:sz w:val="20"/>
         </w:rPr>
         <w:t>agente</w:t>
       </w:r>
       <w:r>
+        <w:rPr>
+          <w:sz w:val="20"/>
+        </w:rPr>
         <w:t>: un sistema que recibe solicitudes, planifica acciones, ejecuta herramientas y entrega resultados sin intervención humana. En JetPack 7.2, NVIDIA ha consolidado un stack agéntico completo que corre enteramente en el dispositivo y que se puede controlar desde WhatsApp, un navegador web o la terminal.</w:t>
       </w:r>
     </w:p>
     <w:p>
       <w:pPr>
         <w:pStyle w:val="Endure-ChapterBodyText"/>
+        <w:spacing w:before="100" w:after="100"/>
       </w:pPr>
       <w:r>
+        <w:rPr>
+          <w:sz w:val="20"/>
+        </w:rPr>
         <w:t>Este capítulo cubre las cuatro capas del stack:</w:t>
       </w:r>
     </w:p>
     <w:p>
       <w:pPr>
         <w:pStyle w:val="Endure-ChapterBodyText"/>
-        <w:spacing w:before="20" w:after="20"/>
+        <w:spacing w:before="40" w:after="40"/>
         <w:ind w:left="360" w:hanging="216"/>
       </w:pPr>
       <w:r>
         <w:rPr>
-          <w:sz w:val="18"/>
+          <w:sz w:val="20"/>
         </w:rPr>
         <w:t xml:space="preserve">1. </w:t>
       </w:r>
       <w:r>
         <w:rPr>
           <w:b/>
+          <w:sz w:val="20"/>
         </w:rPr>
         <w:t>OpenClaw</w:t>
       </w:r>
       <w:r>
+        <w:rPr>
+          <w:sz w:val="20"/>
+        </w:rPr>
         <w:t xml:space="preserve"> — el agente central que conecta el modelo de lenguaje con el mundo exterior (WhatsApp, herramientas web, búsqueda, memoria de sesión).</w:t>
       </w:r>
     </w:p>
     <w:p>
       <w:pPr>
         <w:pStyle w:val="Endure-ChapterBodyText"/>
-        <w:spacing w:before="20" w:after="20"/>
+        <w:spacing w:before="40" w:after="40"/>
         <w:ind w:left="360" w:hanging="216"/>
       </w:pPr>
       <w:r>
         <w:rPr>
-          <w:sz w:val="18"/>
+          <w:sz w:val="20"/>
         </w:rPr>
         <w:t xml:space="preserve">2. </w:t>
       </w:r>
       <w:r>
         <w:rPr>
           <w:b/>
+          <w:sz w:val="20"/>
         </w:rPr>
         <w:t>NemoClaw</w:t>
       </w:r>
       <w:r>
+        <w:rPr>
+          <w:sz w:val="20"/>
+        </w:rPr>
         <w:t xml:space="preserve"> — la capa de seguridad y privacidad que envuelve a OpenClaw con políticas L7, aislamiento de sistema de archivos y control de red.</w:t>
       </w:r>
     </w:p>
     <w:p>
       <w:pPr>
         <w:pStyle w:val="Endure-ChapterBodyText"/>
-        <w:spacing w:before="20" w:after="20"/>
+        <w:spacing w:before="40" w:after="40"/>
         <w:ind w:left="360" w:hanging="216"/>
       </w:pPr>
       <w:r>
         <w:rPr>
-          <w:sz w:val="18"/>
+          <w:sz w:val="20"/>
         </w:rPr>
         <w:t xml:space="preserve">3. </w:t>
       </w:r>
       <w:r>
         <w:rPr>
           <w:b/>
+          <w:sz w:val="20"/>
         </w:rPr>
         <w:t>Jetson Agent Skills</w:t>
       </w:r>
       <w:r>
+        <w:rPr>
+          <w:sz w:val="20"/>
+        </w:rPr>
         <w:t xml:space="preserve"> — paquetes de instrucciones ejecutables por el agente para tareas específicas del Jetson: optimización de memoria, benchmarking de modelos, configuración del BSP.</w:t>
       </w:r>
     </w:p>
     <w:p>
       <w:pPr>
         <w:pStyle w:val="Endure-ChapterBodyText"/>
-        <w:spacing w:before="20" w:after="20"/>
+        <w:spacing w:before="40" w:after="40"/>
         <w:ind w:left="360" w:hanging="216"/>
       </w:pPr>
       <w:r>
         <w:rPr>
-          <w:sz w:val="18"/>
+          <w:sz w:val="20"/>
         </w:rPr>
         <w:t xml:space="preserve">4. </w:t>
       </w:r>
       <w:r>
         <w:rPr>
           <w:b/>
+          <w:sz w:val="20"/>
         </w:rPr>
         <w:t>Open WebUI</w:t>
       </w:r>
       <w:r>
+        <w:rPr>
+          <w:sz w:val="20"/>
+        </w:rPr>
         <w:t xml:space="preserve"> — interfaz gráfica estilo ChatGPT que conecta a todos los motores de inferencia (Ollama, vLLM, llama.cpp) desde cualquier navegador de la red local.</w:t>
       </w:r>
     </w:p>
@@ -206,8 +239,12 @@
         <w:pStyle w:val="Endure-Subhead"/>
         <w:keepNext/>
         <w:spacing w:before="240" w:after="60"/>
+        <w:outlineLvl w:val="1"/>
       </w:pPr>
       <w:r>
+        <w:rPr>
+          <w:sz w:val="24"/>
+        </w:rPr>
         <w:t>13.1 OpenClaw — El Agente Central</w:t>
       </w:r>
     </w:p>
@@ -216,10 +253,11 @@
         <w:pStyle w:val="Endure-Subhead"/>
         <w:keepNext/>
         <w:spacing w:before="160" w:after="60"/>
+        <w:outlineLvl w:val="2"/>
       </w:pPr>
       <w:r>
         <w:rPr>
-          <w:sz w:val="18"/>
+          <w:sz w:val="22"/>
         </w:rPr>
         <w:t>13.1.1 Arquitectura de OpenClaw en JetPack 7.2</w:t>
       </w:r>
@@ -227,8 +265,12 @@
     <w:p>
       <w:pPr>
         <w:pStyle w:val="Endure-FirstParagraphBodyText"/>
+        <w:spacing w:before="100" w:after="100"/>
       </w:pPr>
       <w:r>
+        <w:rPr>
+          <w:sz w:val="20"/>
+        </w:rPr>
         <w:t>OpenClaw actúa como intermediario inteligente entre los canales de entrada (WhatsApp, navegador, terminal) y los backends de inferencia (vLLM, llama.cpp, Ollama). El modelo de lenguaje es el "cerebro"; OpenClaw es el "sistema nervioso" que conecta ese cerebro con el mundo.</w:t>
       </w:r>
     </w:p>
@@ -297,7 +339,7 @@
         <w:tc>
           <w:tcPr>
             <w:tcW w:type="dxa" w:w="8152"/>
-            <w:shd w:val="clear" w:color="auto" w:fill="F2F2F2"/>
+            <w:shd w:val="clear" w:color="auto" w:fill="EAEAEA"/>
             <w:tcBorders>
               <w:left w:val="thick" w:sz="24" w:color="1A5A6A"/>
             </w:tcBorders>
@@ -318,6 +360,7 @@
             <w:r>
               <w:rPr>
                 <w:rFonts w:ascii="Courier New" w:hAnsi="Courier New"/>
+                <w:i/>
                 <w:color w:val="555555"/>
                 <w:sz w:val="16"/>
               </w:rPr>
@@ -334,6 +377,7 @@
             <w:r>
               <w:rPr>
                 <w:rFonts w:ascii="Courier New" w:hAnsi="Courier New"/>
+                <w:i/>
                 <w:color w:val="555555"/>
                 <w:sz w:val="16"/>
               </w:rPr>
@@ -365,6 +409,7 @@
             <w:r>
               <w:rPr>
                 <w:rFonts w:ascii="Courier New" w:hAnsi="Courier New"/>
+                <w:i/>
                 <w:color w:val="555555"/>
                 <w:sz w:val="16"/>
               </w:rPr>
@@ -381,6 +426,7 @@
             <w:r>
               <w:rPr>
                 <w:rFonts w:ascii="Courier New" w:hAnsi="Courier New"/>
+                <w:i/>
                 <w:color w:val="555555"/>
                 <w:sz w:val="16"/>
               </w:rPr>
@@ -397,6 +443,7 @@
             <w:r>
               <w:rPr>
                 <w:rFonts w:ascii="Courier New" w:hAnsi="Courier New"/>
+                <w:i/>
                 <w:color w:val="555555"/>
                 <w:sz w:val="16"/>
               </w:rPr>
@@ -413,6 +460,7 @@
             <w:r>
               <w:rPr>
                 <w:rFonts w:ascii="Courier New" w:hAnsi="Courier New"/>
+                <w:i/>
                 <w:color w:val="555555"/>
                 <w:sz w:val="16"/>
               </w:rPr>
@@ -429,6 +477,7 @@
             <w:r>
               <w:rPr>
                 <w:rFonts w:ascii="Courier New" w:hAnsi="Courier New"/>
+                <w:i/>
                 <w:color w:val="555555"/>
                 <w:sz w:val="16"/>
               </w:rPr>
@@ -445,6 +494,7 @@
             <w:r>
               <w:rPr>
                 <w:rFonts w:ascii="Courier New" w:hAnsi="Courier New"/>
+                <w:i/>
                 <w:color w:val="555555"/>
                 <w:sz w:val="16"/>
               </w:rPr>
@@ -461,6 +511,7 @@
             <w:r>
               <w:rPr>
                 <w:rFonts w:ascii="Courier New" w:hAnsi="Courier New"/>
+                <w:i/>
                 <w:color w:val="555555"/>
                 <w:sz w:val="16"/>
               </w:rPr>
@@ -477,6 +528,7 @@
             <w:r>
               <w:rPr>
                 <w:rFonts w:ascii="Courier New" w:hAnsi="Courier New"/>
+                <w:i/>
                 <w:color w:val="555555"/>
                 <w:sz w:val="16"/>
               </w:rPr>
@@ -493,6 +545,7 @@
             <w:r>
               <w:rPr>
                 <w:rFonts w:ascii="Courier New" w:hAnsi="Courier New"/>
+                <w:i/>
                 <w:color w:val="555555"/>
                 <w:sz w:val="16"/>
               </w:rPr>
@@ -509,6 +562,7 @@
             <w:r>
               <w:rPr>
                 <w:rFonts w:ascii="Courier New" w:hAnsi="Courier New"/>
+                <w:i/>
                 <w:color w:val="555555"/>
                 <w:sz w:val="16"/>
               </w:rPr>
@@ -525,6 +579,7 @@
             <w:r>
               <w:rPr>
                 <w:rFonts w:ascii="Courier New" w:hAnsi="Courier New"/>
+                <w:i/>
                 <w:color w:val="555555"/>
                 <w:sz w:val="16"/>
               </w:rPr>
@@ -541,6 +596,7 @@
             <w:r>
               <w:rPr>
                 <w:rFonts w:ascii="Courier New" w:hAnsi="Courier New"/>
+                <w:i/>
                 <w:color w:val="555555"/>
                 <w:sz w:val="16"/>
               </w:rPr>
@@ -557,6 +613,7 @@
             <w:r>
               <w:rPr>
                 <w:rFonts w:ascii="Courier New" w:hAnsi="Courier New"/>
+                <w:i/>
                 <w:color w:val="555555"/>
                 <w:sz w:val="16"/>
               </w:rPr>
@@ -574,27 +631,38 @@
     <w:p>
       <w:pPr>
         <w:pStyle w:val="Endure-ChapterBodyText"/>
+        <w:spacing w:before="100" w:after="100"/>
       </w:pPr>
       <w:r>
+        <w:rPr>
+          <w:sz w:val="20"/>
+        </w:rPr>
         <w:t xml:space="preserve">La restricción principal de la memoria unificada del Jetson se aplica aquí: </w:t>
       </w:r>
       <w:r>
         <w:rPr>
           <w:b/>
+          <w:sz w:val="20"/>
         </w:rPr>
         <w:t>solo un modelo grande puede estar activo a la vez</w:t>
       </w:r>
       <w:r>
+        <w:rPr>
+          <w:sz w:val="20"/>
+        </w:rPr>
         <w:t xml:space="preserve">. El script </w:t>
       </w:r>
       <w:r>
         <w:rPr>
           <w:rFonts w:ascii="Courier New" w:hAnsi="Courier New"/>
-          <w:sz w:val="17"/>
+          <w:sz w:val="16"/>
         </w:rPr>
         <w:t>switch-model.sh</w:t>
       </w:r>
       <w:r>
+        <w:rPr>
+          <w:sz w:val="20"/>
+        </w:rPr>
         <w:t xml:space="preserve"> (documentado en el Capítulo 12) gestiona este ciclo de vida automáticamente y actualiza la configuración de OpenClaw después de cada cambio.</w:t>
       </w:r>
     </w:p>
@@ -603,10 +671,11 @@
         <w:pStyle w:val="Endure-Subhead"/>
         <w:keepNext/>
         <w:spacing w:before="160" w:after="60"/>
+        <w:outlineLvl w:val="2"/>
       </w:pPr>
       <w:r>
         <w:rPr>
-          <w:sz w:val="18"/>
+          <w:sz w:val="22"/>
         </w:rPr>
         <w:t>13.1.2 Prerrequisitos para OpenClaw</w:t>
       </w:r>
@@ -614,8 +683,12 @@
     <w:p>
       <w:pPr>
         <w:pStyle w:val="Endure-FirstParagraphBodyText"/>
+        <w:spacing w:before="100" w:after="100"/>
       </w:pPr>
       <w:r>
+        <w:rPr>
+          <w:sz w:val="20"/>
+        </w:rPr>
         <w:t>OpenClaw es una aplicación Node.js. JetPack 7.2 incluye Node.js v22 en su imagen base, pero si la instalación no está disponible, ejecute:</w:t>
       </w:r>
     </w:p>
@@ -632,7 +705,7 @@
         <w:tc>
           <w:tcPr>
             <w:tcW w:type="dxa" w:w="8152"/>
-            <w:shd w:val="clear" w:color="auto" w:fill="F2F2F2"/>
+            <w:shd w:val="clear" w:color="auto" w:fill="EAEAEA"/>
             <w:tcBorders>
               <w:left w:val="thick" w:sz="24" w:color="1A5A6A"/>
             </w:tcBorders>
@@ -670,6 +743,7 @@
             <w:r>
               <w:rPr>
                 <w:rFonts w:ascii="Courier New" w:hAnsi="Courier New"/>
+                <w:i/>
                 <w:color w:val="555555"/>
                 <w:sz w:val="16"/>
               </w:rPr>
@@ -686,6 +760,7 @@
             <w:r>
               <w:rPr>
                 <w:rFonts w:ascii="Courier New" w:hAnsi="Courier New"/>
+                <w:i/>
                 <w:color w:val="555555"/>
                 <w:sz w:val="16"/>
               </w:rPr>
@@ -779,7 +854,7 @@
         <w:tc>
           <w:tcPr>
             <w:tcW w:type="dxa" w:w="8152"/>
-            <w:shd w:val="clear" w:color="auto" w:fill="F2F2F2"/>
+            <w:shd w:val="clear" w:color="auto" w:fill="EAEAEA"/>
             <w:tcBorders>
               <w:left w:val="thick" w:sz="24" w:color="1A5A6A"/>
             </w:tcBorders>
@@ -881,6 +956,7 @@
             <w:r>
               <w:rPr>
                 <w:rFonts w:ascii="Courier New" w:hAnsi="Courier New"/>
+                <w:i/>
                 <w:color w:val="555555"/>
                 <w:sz w:val="16"/>
               </w:rPr>
@@ -897,6 +973,7 @@
             <w:r>
               <w:rPr>
                 <w:rFonts w:ascii="Courier New" w:hAnsi="Courier New"/>
+                <w:i/>
                 <w:color w:val="555555"/>
                 <w:sz w:val="16"/>
               </w:rPr>
@@ -957,7 +1034,7 @@
             <w:r>
               <w:rPr>
                 <w:rFonts w:ascii="Courier New" w:hAnsi="Courier New"/>
-                <w:sz w:val="17"/>
+                <w:sz w:val="16"/>
               </w:rPr>
               <w:t>apt install nodejs</w:t>
             </w:r>
@@ -978,10 +1055,11 @@
         <w:pStyle w:val="Endure-Subhead"/>
         <w:keepNext/>
         <w:spacing w:before="160" w:after="60"/>
+        <w:outlineLvl w:val="2"/>
       </w:pPr>
       <w:r>
         <w:rPr>
-          <w:sz w:val="18"/>
+          <w:sz w:val="22"/>
         </w:rPr>
         <w:t>13.1.3 Instalación de OpenClaw</w:t>
       </w:r>
@@ -989,8 +1067,12 @@
     <w:p>
       <w:pPr>
         <w:pStyle w:val="Endure-FirstParagraphBodyText"/>
+        <w:spacing w:before="100" w:after="100"/>
       </w:pPr>
       <w:r>
+        <w:rPr>
+          <w:sz w:val="20"/>
+        </w:rPr>
         <w:t>El método recomendado utiliza el instalador oficial de OpenClaw, que verifica la versión de Node, instala el daemon y ejecuta el onboarding inicial:</w:t>
       </w:r>
     </w:p>
@@ -1007,7 +1089,7 @@
         <w:tc>
           <w:tcPr>
             <w:tcW w:type="dxa" w:w="8152"/>
-            <w:shd w:val="clear" w:color="auto" w:fill="F2F2F2"/>
+            <w:shd w:val="clear" w:color="auto" w:fill="EAEAEA"/>
             <w:tcBorders>
               <w:left w:val="thick" w:sz="24" w:color="1A5A6A"/>
             </w:tcBorders>
@@ -1089,7 +1171,7 @@
         <w:tc>
           <w:tcPr>
             <w:tcW w:type="dxa" w:w="8152"/>
-            <w:shd w:val="clear" w:color="auto" w:fill="F2F2F2"/>
+            <w:shd w:val="clear" w:color="auto" w:fill="EAEAEA"/>
             <w:tcBorders>
               <w:left w:val="thick" w:sz="24" w:color="1A5A6A"/>
             </w:tcBorders>
@@ -1206,7 +1288,7 @@
         <w:tc>
           <w:tcPr>
             <w:tcW w:type="dxa" w:w="8152"/>
-            <w:shd w:val="clear" w:color="auto" w:fill="F2F2F2"/>
+            <w:shd w:val="clear" w:color="auto" w:fill="EAEAEA"/>
             <w:tcBorders>
               <w:left w:val="thick" w:sz="24" w:color="1A5A6A"/>
             </w:tcBorders>
@@ -1324,6 +1406,7 @@
             <w:r>
               <w:rPr>
                 <w:rFonts w:ascii="Courier New" w:hAnsi="Courier New"/>
+                <w:i/>
                 <w:color w:val="555555"/>
                 <w:sz w:val="16"/>
               </w:rPr>
@@ -1401,7 +1484,7 @@
             <w:r>
               <w:rPr>
                 <w:rFonts w:ascii="Courier New" w:hAnsi="Courier New"/>
-                <w:sz w:val="17"/>
+                <w:sz w:val="16"/>
               </w:rPr>
               <w:t>openclaw</w:t>
             </w:r>
@@ -1411,7 +1494,7 @@
             <w:r>
               <w:rPr>
                 <w:rFonts w:ascii="Courier New" w:hAnsi="Courier New"/>
-                <w:sz w:val="17"/>
+                <w:sz w:val="16"/>
               </w:rPr>
               <w:t>@</w:t>
             </w:r>
@@ -1421,7 +1504,7 @@
             <w:r>
               <w:rPr>
                 <w:rFonts w:ascii="Courier New" w:hAnsi="Courier New"/>
-                <w:sz w:val="17"/>
+                <w:sz w:val="16"/>
               </w:rPr>
               <w:t>@openclaw/cli</w:t>
             </w:r>
@@ -1431,7 +1514,7 @@
             <w:r>
               <w:rPr>
                 <w:rFonts w:ascii="Courier New" w:hAnsi="Courier New"/>
-                <w:sz w:val="17"/>
+                <w:sz w:val="16"/>
               </w:rPr>
               <w:t>openclaw</w:t>
             </w:r>
@@ -1450,10 +1533,12 @@
     <w:p>
       <w:pPr>
         <w:pStyle w:val="Endure-ChapterBodyText"/>
+        <w:spacing w:before="100" w:after="100"/>
       </w:pPr>
       <w:r>
         <w:rPr>
           <w:b/>
+          <w:sz w:val="20"/>
         </w:rPr>
         <w:t>Método alternativo (instalación manual):</w:t>
       </w:r>
@@ -1471,7 +1556,7 @@
         <w:tc>
           <w:tcPr>
             <w:tcW w:type="dxa" w:w="8152"/>
-            <w:shd w:val="clear" w:color="auto" w:fill="F2F2F2"/>
+            <w:shd w:val="clear" w:color="auto" w:fill="EAEAEA"/>
             <w:tcBorders>
               <w:left w:val="thick" w:sz="24" w:color="1A5A6A"/>
             </w:tcBorders>
@@ -1509,6 +1594,7 @@
             <w:r>
               <w:rPr>
                 <w:rFonts w:ascii="Courier New" w:hAnsi="Courier New"/>
+                <w:i/>
                 <w:color w:val="555555"/>
                 <w:sz w:val="16"/>
               </w:rPr>
@@ -1525,6 +1611,7 @@
             <w:r>
               <w:rPr>
                 <w:rFonts w:ascii="Courier New" w:hAnsi="Courier New"/>
+                <w:i/>
                 <w:color w:val="555555"/>
                 <w:sz w:val="16"/>
               </w:rPr>
@@ -1573,6 +1660,7 @@
             <w:r>
               <w:rPr>
                 <w:rFonts w:ascii="Courier New" w:hAnsi="Courier New"/>
+                <w:i/>
                 <w:color w:val="555555"/>
                 <w:sz w:val="16"/>
               </w:rPr>
@@ -1592,10 +1680,11 @@
         <w:pStyle w:val="Endure-Subhead"/>
         <w:keepNext/>
         <w:spacing w:before="160" w:after="60"/>
+        <w:outlineLvl w:val="2"/>
       </w:pPr>
       <w:r>
         <w:rPr>
-          <w:sz w:val="18"/>
+          <w:sz w:val="22"/>
         </w:rPr>
         <w:t>13.1.4 Configuración de Producción de OpenClaw</w:t>
       </w:r>
@@ -1603,26 +1692,37 @@
     <w:p>
       <w:pPr>
         <w:pStyle w:val="Endure-FirstParagraphBodyText"/>
+        <w:spacing w:before="100" w:after="100"/>
       </w:pPr>
       <w:r>
+        <w:rPr>
+          <w:sz w:val="20"/>
+        </w:rPr>
         <w:t xml:space="preserve">La configuración de OpenClaw reside en </w:t>
       </w:r>
       <w:r>
         <w:rPr>
           <w:rFonts w:ascii="Courier New" w:hAnsi="Courier New"/>
-          <w:sz w:val="17"/>
+          <w:sz w:val="16"/>
         </w:rPr>
         <w:t>~/.openclaw/openclaw.json</w:t>
       </w:r>
       <w:r>
+        <w:rPr>
+          <w:sz w:val="20"/>
+        </w:rPr>
         <w:t>. A continuación se presenta la configuración completa verificada en producción con todos los parches aplicados.</w:t>
       </w:r>
     </w:p>
     <w:p>
       <w:pPr>
         <w:pStyle w:val="Endure-ChapterBodyText"/>
+        <w:spacing w:before="100" w:after="100"/>
       </w:pPr>
       <w:r>
+        <w:rPr>
+          <w:sz w:val="20"/>
+        </w:rPr>
         <w:t>Primero, genere un token de autenticación para el gateway:</w:t>
       </w:r>
     </w:p>
@@ -1639,7 +1739,7 @@
         <w:tc>
           <w:tcPr>
             <w:tcW w:type="dxa" w:w="8152"/>
-            <w:shd w:val="clear" w:color="auto" w:fill="F2F2F2"/>
+            <w:shd w:val="clear" w:color="auto" w:fill="EAEAEA"/>
             <w:tcBorders>
               <w:left w:val="thick" w:sz="24" w:color="1A5A6A"/>
             </w:tcBorders>
@@ -1677,7 +1777,7 @@
             <w:r>
               <w:rPr>
                 <w:rFonts w:ascii="Courier New" w:hAnsi="Courier New"/>
-                <w:color w:val="555555"/>
+                <w:color w:val="1A1A1A"/>
                 <w:sz w:val="16"/>
               </w:rPr>
               <w:t>GATEWAY_TOKEN=$(openclaw doctor --generate-gateway-token 2&gt;/dev/null \</w:t>
@@ -1693,6 +1793,7 @@
             <w:r>
               <w:rPr>
                 <w:rFonts w:ascii="Courier New" w:hAnsi="Courier New"/>
+                <w:i/>
                 <w:color w:val="555555"/>
                 <w:sz w:val="16"/>
               </w:rPr>
@@ -1757,7 +1858,7 @@
             <w:r>
               <w:rPr>
                 <w:rFonts w:ascii="Courier New" w:hAnsi="Courier New"/>
-                <w:color w:val="555555"/>
+                <w:color w:val="1A1A1A"/>
                 <w:sz w:val="16"/>
               </w:rPr>
               <w:t>GATEWAY_TOKEN=$(openssl rand -hex 24)</w:t>
@@ -1790,8 +1891,12 @@
     <w:p>
       <w:pPr>
         <w:pStyle w:val="Endure-ChapterBodyText"/>
+        <w:spacing w:before="100" w:after="100"/>
       </w:pPr>
       <w:r>
+        <w:rPr>
+          <w:sz w:val="20"/>
+        </w:rPr>
         <w:t>Luego, cree la configuración completa:</w:t>
       </w:r>
     </w:p>
@@ -1808,7 +1913,7 @@
         <w:tc>
           <w:tcPr>
             <w:tcW w:type="dxa" w:w="8152"/>
-            <w:shd w:val="clear" w:color="auto" w:fill="F2F2F2"/>
+            <w:shd w:val="clear" w:color="auto" w:fill="EAEAEA"/>
             <w:tcBorders>
               <w:left w:val="thick" w:sz="24" w:color="1A5A6A"/>
             </w:tcBorders>
@@ -1862,6 +1967,7 @@
             <w:r>
               <w:rPr>
                 <w:rFonts w:ascii="Courier New" w:hAnsi="Courier New"/>
+                <w:i/>
                 <w:color w:val="555555"/>
                 <w:sz w:val="16"/>
               </w:rPr>
@@ -1926,6 +2032,7 @@
             <w:r>
               <w:rPr>
                 <w:rFonts w:ascii="Courier New" w:hAnsi="Courier New"/>
+                <w:i/>
                 <w:color w:val="555555"/>
                 <w:sz w:val="16"/>
               </w:rPr>
@@ -1942,6 +2049,7 @@
             <w:r>
               <w:rPr>
                 <w:rFonts w:ascii="Courier New" w:hAnsi="Courier New"/>
+                <w:i/>
                 <w:color w:val="555555"/>
                 <w:sz w:val="16"/>
               </w:rPr>
@@ -1958,6 +2066,7 @@
             <w:r>
               <w:rPr>
                 <w:rFonts w:ascii="Courier New" w:hAnsi="Courier New"/>
+                <w:i/>
                 <w:color w:val="555555"/>
                 <w:sz w:val="16"/>
               </w:rPr>
@@ -1974,6 +2083,7 @@
             <w:r>
               <w:rPr>
                 <w:rFonts w:ascii="Courier New" w:hAnsi="Courier New"/>
+                <w:i/>
                 <w:color w:val="555555"/>
                 <w:sz w:val="16"/>
               </w:rPr>
@@ -1990,6 +2100,7 @@
             <w:r>
               <w:rPr>
                 <w:rFonts w:ascii="Courier New" w:hAnsi="Courier New"/>
+                <w:i/>
                 <w:color w:val="555555"/>
                 <w:sz w:val="16"/>
               </w:rPr>
@@ -2006,6 +2117,7 @@
             <w:r>
               <w:rPr>
                 <w:rFonts w:ascii="Courier New" w:hAnsi="Courier New"/>
+                <w:i/>
                 <w:color w:val="555555"/>
                 <w:sz w:val="16"/>
               </w:rPr>
@@ -2022,6 +2134,7 @@
             <w:r>
               <w:rPr>
                 <w:rFonts w:ascii="Courier New" w:hAnsi="Courier New"/>
+                <w:i/>
                 <w:color w:val="555555"/>
                 <w:sz w:val="16"/>
               </w:rPr>
@@ -2038,6 +2151,7 @@
             <w:r>
               <w:rPr>
                 <w:rFonts w:ascii="Courier New" w:hAnsi="Courier New"/>
+                <w:i/>
                 <w:color w:val="555555"/>
                 <w:sz w:val="16"/>
               </w:rPr>
@@ -2054,6 +2168,7 @@
             <w:r>
               <w:rPr>
                 <w:rFonts w:ascii="Courier New" w:hAnsi="Courier New"/>
+                <w:i/>
                 <w:color w:val="555555"/>
                 <w:sz w:val="16"/>
               </w:rPr>
@@ -2070,6 +2185,7 @@
             <w:r>
               <w:rPr>
                 <w:rFonts w:ascii="Courier New" w:hAnsi="Courier New"/>
+                <w:i/>
                 <w:color w:val="555555"/>
                 <w:sz w:val="16"/>
               </w:rPr>
@@ -2086,6 +2202,7 @@
             <w:r>
               <w:rPr>
                 <w:rFonts w:ascii="Courier New" w:hAnsi="Courier New"/>
+                <w:i/>
                 <w:color w:val="555555"/>
                 <w:sz w:val="16"/>
               </w:rPr>
@@ -2102,6 +2219,7 @@
             <w:r>
               <w:rPr>
                 <w:rFonts w:ascii="Courier New" w:hAnsi="Courier New"/>
+                <w:i/>
                 <w:color w:val="555555"/>
                 <w:sz w:val="16"/>
               </w:rPr>
@@ -2118,6 +2236,7 @@
             <w:r>
               <w:rPr>
                 <w:rFonts w:ascii="Courier New" w:hAnsi="Courier New"/>
+                <w:i/>
                 <w:color w:val="555555"/>
                 <w:sz w:val="16"/>
               </w:rPr>
@@ -2134,6 +2253,7 @@
             <w:r>
               <w:rPr>
                 <w:rFonts w:ascii="Courier New" w:hAnsi="Courier New"/>
+                <w:i/>
                 <w:color w:val="555555"/>
                 <w:sz w:val="16"/>
               </w:rPr>
@@ -2150,6 +2270,7 @@
             <w:r>
               <w:rPr>
                 <w:rFonts w:ascii="Courier New" w:hAnsi="Courier New"/>
+                <w:i/>
                 <w:color w:val="555555"/>
                 <w:sz w:val="16"/>
               </w:rPr>
@@ -2166,6 +2287,7 @@
             <w:r>
               <w:rPr>
                 <w:rFonts w:ascii="Courier New" w:hAnsi="Courier New"/>
+                <w:i/>
                 <w:color w:val="555555"/>
                 <w:sz w:val="16"/>
               </w:rPr>
@@ -2182,6 +2304,7 @@
             <w:r>
               <w:rPr>
                 <w:rFonts w:ascii="Courier New" w:hAnsi="Courier New"/>
+                <w:i/>
                 <w:color w:val="555555"/>
                 <w:sz w:val="16"/>
               </w:rPr>
@@ -2198,6 +2321,7 @@
             <w:r>
               <w:rPr>
                 <w:rFonts w:ascii="Courier New" w:hAnsi="Courier New"/>
+                <w:i/>
                 <w:color w:val="555555"/>
                 <w:sz w:val="16"/>
               </w:rPr>
@@ -2214,6 +2338,7 @@
             <w:r>
               <w:rPr>
                 <w:rFonts w:ascii="Courier New" w:hAnsi="Courier New"/>
+                <w:i/>
                 <w:color w:val="555555"/>
                 <w:sz w:val="16"/>
               </w:rPr>
@@ -2230,6 +2355,7 @@
             <w:r>
               <w:rPr>
                 <w:rFonts w:ascii="Courier New" w:hAnsi="Courier New"/>
+                <w:i/>
                 <w:color w:val="555555"/>
                 <w:sz w:val="16"/>
               </w:rPr>
@@ -2246,6 +2372,7 @@
             <w:r>
               <w:rPr>
                 <w:rFonts w:ascii="Courier New" w:hAnsi="Courier New"/>
+                <w:i/>
                 <w:color w:val="555555"/>
                 <w:sz w:val="16"/>
               </w:rPr>
@@ -2262,6 +2389,7 @@
             <w:r>
               <w:rPr>
                 <w:rFonts w:ascii="Courier New" w:hAnsi="Courier New"/>
+                <w:i/>
                 <w:color w:val="555555"/>
                 <w:sz w:val="16"/>
               </w:rPr>
@@ -2278,6 +2406,7 @@
             <w:r>
               <w:rPr>
                 <w:rFonts w:ascii="Courier New" w:hAnsi="Courier New"/>
+                <w:i/>
                 <w:color w:val="555555"/>
                 <w:sz w:val="16"/>
               </w:rPr>
@@ -2294,6 +2423,7 @@
             <w:r>
               <w:rPr>
                 <w:rFonts w:ascii="Courier New" w:hAnsi="Courier New"/>
+                <w:i/>
                 <w:color w:val="555555"/>
                 <w:sz w:val="16"/>
               </w:rPr>
@@ -2310,6 +2440,7 @@
             <w:r>
               <w:rPr>
                 <w:rFonts w:ascii="Courier New" w:hAnsi="Courier New"/>
+                <w:i/>
                 <w:color w:val="555555"/>
                 <w:sz w:val="16"/>
               </w:rPr>
@@ -2326,6 +2457,7 @@
             <w:r>
               <w:rPr>
                 <w:rFonts w:ascii="Courier New" w:hAnsi="Courier New"/>
+                <w:i/>
                 <w:color w:val="555555"/>
                 <w:sz w:val="16"/>
               </w:rPr>
@@ -2342,6 +2474,7 @@
             <w:r>
               <w:rPr>
                 <w:rFonts w:ascii="Courier New" w:hAnsi="Courier New"/>
+                <w:i/>
                 <w:color w:val="555555"/>
                 <w:sz w:val="16"/>
               </w:rPr>
@@ -2358,6 +2491,7 @@
             <w:r>
               <w:rPr>
                 <w:rFonts w:ascii="Courier New" w:hAnsi="Courier New"/>
+                <w:i/>
                 <w:color w:val="555555"/>
                 <w:sz w:val="16"/>
               </w:rPr>
@@ -2374,6 +2508,7 @@
             <w:r>
               <w:rPr>
                 <w:rFonts w:ascii="Courier New" w:hAnsi="Courier New"/>
+                <w:i/>
                 <w:color w:val="555555"/>
                 <w:sz w:val="16"/>
               </w:rPr>
@@ -2390,6 +2525,7 @@
             <w:r>
               <w:rPr>
                 <w:rFonts w:ascii="Courier New" w:hAnsi="Courier New"/>
+                <w:i/>
                 <w:color w:val="555555"/>
                 <w:sz w:val="16"/>
               </w:rPr>
@@ -2406,6 +2542,7 @@
             <w:r>
               <w:rPr>
                 <w:rFonts w:ascii="Courier New" w:hAnsi="Courier New"/>
+                <w:i/>
                 <w:color w:val="555555"/>
                 <w:sz w:val="16"/>
               </w:rPr>
@@ -2422,6 +2559,7 @@
             <w:r>
               <w:rPr>
                 <w:rFonts w:ascii="Courier New" w:hAnsi="Courier New"/>
+                <w:i/>
                 <w:color w:val="555555"/>
                 <w:sz w:val="16"/>
               </w:rPr>
@@ -2438,6 +2576,7 @@
             <w:r>
               <w:rPr>
                 <w:rFonts w:ascii="Courier New" w:hAnsi="Courier New"/>
+                <w:i/>
                 <w:color w:val="555555"/>
                 <w:sz w:val="16"/>
               </w:rPr>
@@ -2454,6 +2593,7 @@
             <w:r>
               <w:rPr>
                 <w:rFonts w:ascii="Courier New" w:hAnsi="Courier New"/>
+                <w:i/>
                 <w:color w:val="555555"/>
                 <w:sz w:val="16"/>
               </w:rPr>
@@ -2470,6 +2610,7 @@
             <w:r>
               <w:rPr>
                 <w:rFonts w:ascii="Courier New" w:hAnsi="Courier New"/>
+                <w:i/>
                 <w:color w:val="555555"/>
                 <w:sz w:val="16"/>
               </w:rPr>
@@ -2486,6 +2627,7 @@
             <w:r>
               <w:rPr>
                 <w:rFonts w:ascii="Courier New" w:hAnsi="Courier New"/>
+                <w:i/>
                 <w:color w:val="555555"/>
                 <w:sz w:val="16"/>
               </w:rPr>
@@ -2502,6 +2644,7 @@
             <w:r>
               <w:rPr>
                 <w:rFonts w:ascii="Courier New" w:hAnsi="Courier New"/>
+                <w:i/>
                 <w:color w:val="555555"/>
                 <w:sz w:val="16"/>
               </w:rPr>
@@ -2518,6 +2661,7 @@
             <w:r>
               <w:rPr>
                 <w:rFonts w:ascii="Courier New" w:hAnsi="Courier New"/>
+                <w:i/>
                 <w:color w:val="555555"/>
                 <w:sz w:val="16"/>
               </w:rPr>
@@ -2534,6 +2678,7 @@
             <w:r>
               <w:rPr>
                 <w:rFonts w:ascii="Courier New" w:hAnsi="Courier New"/>
+                <w:i/>
                 <w:color w:val="555555"/>
                 <w:sz w:val="16"/>
               </w:rPr>
@@ -2550,6 +2695,7 @@
             <w:r>
               <w:rPr>
                 <w:rFonts w:ascii="Courier New" w:hAnsi="Courier New"/>
+                <w:i/>
                 <w:color w:val="555555"/>
                 <w:sz w:val="16"/>
               </w:rPr>
@@ -2566,6 +2712,7 @@
             <w:r>
               <w:rPr>
                 <w:rFonts w:ascii="Courier New" w:hAnsi="Courier New"/>
+                <w:i/>
                 <w:color w:val="555555"/>
                 <w:sz w:val="16"/>
               </w:rPr>
@@ -2582,6 +2729,7 @@
             <w:r>
               <w:rPr>
                 <w:rFonts w:ascii="Courier New" w:hAnsi="Courier New"/>
+                <w:i/>
                 <w:color w:val="555555"/>
                 <w:sz w:val="16"/>
               </w:rPr>
@@ -2598,6 +2746,7 @@
             <w:r>
               <w:rPr>
                 <w:rFonts w:ascii="Courier New" w:hAnsi="Courier New"/>
+                <w:i/>
                 <w:color w:val="555555"/>
                 <w:sz w:val="16"/>
               </w:rPr>
@@ -2614,6 +2763,7 @@
             <w:r>
               <w:rPr>
                 <w:rFonts w:ascii="Courier New" w:hAnsi="Courier New"/>
+                <w:i/>
                 <w:color w:val="555555"/>
                 <w:sz w:val="16"/>
               </w:rPr>
@@ -2630,6 +2780,7 @@
             <w:r>
               <w:rPr>
                 <w:rFonts w:ascii="Courier New" w:hAnsi="Courier New"/>
+                <w:i/>
                 <w:color w:val="555555"/>
                 <w:sz w:val="16"/>
               </w:rPr>
@@ -2646,6 +2797,7 @@
             <w:r>
               <w:rPr>
                 <w:rFonts w:ascii="Courier New" w:hAnsi="Courier New"/>
+                <w:i/>
                 <w:color w:val="555555"/>
                 <w:sz w:val="16"/>
               </w:rPr>
@@ -2662,6 +2814,7 @@
             <w:r>
               <w:rPr>
                 <w:rFonts w:ascii="Courier New" w:hAnsi="Courier New"/>
+                <w:i/>
                 <w:color w:val="555555"/>
                 <w:sz w:val="16"/>
               </w:rPr>
@@ -2678,6 +2831,7 @@
             <w:r>
               <w:rPr>
                 <w:rFonts w:ascii="Courier New" w:hAnsi="Courier New"/>
+                <w:i/>
                 <w:color w:val="555555"/>
                 <w:sz w:val="16"/>
               </w:rPr>
@@ -2694,6 +2848,7 @@
             <w:r>
               <w:rPr>
                 <w:rFonts w:ascii="Courier New" w:hAnsi="Courier New"/>
+                <w:i/>
                 <w:color w:val="555555"/>
                 <w:sz w:val="16"/>
               </w:rPr>
@@ -2710,6 +2865,7 @@
             <w:r>
               <w:rPr>
                 <w:rFonts w:ascii="Courier New" w:hAnsi="Courier New"/>
+                <w:i/>
                 <w:color w:val="555555"/>
                 <w:sz w:val="16"/>
               </w:rPr>
@@ -2726,6 +2882,7 @@
             <w:r>
               <w:rPr>
                 <w:rFonts w:ascii="Courier New" w:hAnsi="Courier New"/>
+                <w:i/>
                 <w:color w:val="555555"/>
                 <w:sz w:val="16"/>
               </w:rPr>
@@ -2742,6 +2899,7 @@
             <w:r>
               <w:rPr>
                 <w:rFonts w:ascii="Courier New" w:hAnsi="Courier New"/>
+                <w:i/>
                 <w:color w:val="555555"/>
                 <w:sz w:val="16"/>
               </w:rPr>
@@ -2758,6 +2916,7 @@
             <w:r>
               <w:rPr>
                 <w:rFonts w:ascii="Courier New" w:hAnsi="Courier New"/>
+                <w:i/>
                 <w:color w:val="555555"/>
                 <w:sz w:val="16"/>
               </w:rPr>
@@ -2774,6 +2933,7 @@
             <w:r>
               <w:rPr>
                 <w:rFonts w:ascii="Courier New" w:hAnsi="Courier New"/>
+                <w:i/>
                 <w:color w:val="555555"/>
                 <w:sz w:val="16"/>
               </w:rPr>
@@ -2790,6 +2950,7 @@
             <w:r>
               <w:rPr>
                 <w:rFonts w:ascii="Courier New" w:hAnsi="Courier New"/>
+                <w:i/>
                 <w:color w:val="555555"/>
                 <w:sz w:val="16"/>
               </w:rPr>
@@ -2806,6 +2967,7 @@
             <w:r>
               <w:rPr>
                 <w:rFonts w:ascii="Courier New" w:hAnsi="Courier New"/>
+                <w:i/>
                 <w:color w:val="555555"/>
                 <w:sz w:val="16"/>
               </w:rPr>
@@ -2822,6 +2984,7 @@
             <w:r>
               <w:rPr>
                 <w:rFonts w:ascii="Courier New" w:hAnsi="Courier New"/>
+                <w:i/>
                 <w:color w:val="555555"/>
                 <w:sz w:val="16"/>
               </w:rPr>
@@ -2838,6 +3001,7 @@
             <w:r>
               <w:rPr>
                 <w:rFonts w:ascii="Courier New" w:hAnsi="Courier New"/>
+                <w:i/>
                 <w:color w:val="555555"/>
                 <w:sz w:val="16"/>
               </w:rPr>
@@ -2854,6 +3018,7 @@
             <w:r>
               <w:rPr>
                 <w:rFonts w:ascii="Courier New" w:hAnsi="Courier New"/>
+                <w:i/>
                 <w:color w:val="555555"/>
                 <w:sz w:val="16"/>
               </w:rPr>
@@ -2870,6 +3035,7 @@
             <w:r>
               <w:rPr>
                 <w:rFonts w:ascii="Courier New" w:hAnsi="Courier New"/>
+                <w:i/>
                 <w:color w:val="555555"/>
                 <w:sz w:val="16"/>
               </w:rPr>
@@ -2886,6 +3052,7 @@
             <w:r>
               <w:rPr>
                 <w:rFonts w:ascii="Courier New" w:hAnsi="Courier New"/>
+                <w:i/>
                 <w:color w:val="555555"/>
                 <w:sz w:val="16"/>
               </w:rPr>
@@ -2902,6 +3069,7 @@
             <w:r>
               <w:rPr>
                 <w:rFonts w:ascii="Courier New" w:hAnsi="Courier New"/>
+                <w:i/>
                 <w:color w:val="555555"/>
                 <w:sz w:val="16"/>
               </w:rPr>
@@ -2918,6 +3086,7 @@
             <w:r>
               <w:rPr>
                 <w:rFonts w:ascii="Courier New" w:hAnsi="Courier New"/>
+                <w:i/>
                 <w:color w:val="555555"/>
                 <w:sz w:val="16"/>
               </w:rPr>
@@ -2934,6 +3103,7 @@
             <w:r>
               <w:rPr>
                 <w:rFonts w:ascii="Courier New" w:hAnsi="Courier New"/>
+                <w:i/>
                 <w:color w:val="555555"/>
                 <w:sz w:val="16"/>
               </w:rPr>
@@ -2950,6 +3120,7 @@
             <w:r>
               <w:rPr>
                 <w:rFonts w:ascii="Courier New" w:hAnsi="Courier New"/>
+                <w:i/>
                 <w:color w:val="555555"/>
                 <w:sz w:val="16"/>
               </w:rPr>
@@ -2966,6 +3137,7 @@
             <w:r>
               <w:rPr>
                 <w:rFonts w:ascii="Courier New" w:hAnsi="Courier New"/>
+                <w:i/>
                 <w:color w:val="555555"/>
                 <w:sz w:val="16"/>
               </w:rPr>
@@ -2982,6 +3154,7 @@
             <w:r>
               <w:rPr>
                 <w:rFonts w:ascii="Courier New" w:hAnsi="Courier New"/>
+                <w:i/>
                 <w:color w:val="555555"/>
                 <w:sz w:val="16"/>
               </w:rPr>
@@ -2998,6 +3171,7 @@
             <w:r>
               <w:rPr>
                 <w:rFonts w:ascii="Courier New" w:hAnsi="Courier New"/>
+                <w:i/>
                 <w:color w:val="555555"/>
                 <w:sz w:val="16"/>
               </w:rPr>
@@ -3014,6 +3188,7 @@
             <w:r>
               <w:rPr>
                 <w:rFonts w:ascii="Courier New" w:hAnsi="Courier New"/>
+                <w:i/>
                 <w:color w:val="555555"/>
                 <w:sz w:val="16"/>
               </w:rPr>
@@ -3030,6 +3205,7 @@
             <w:r>
               <w:rPr>
                 <w:rFonts w:ascii="Courier New" w:hAnsi="Courier New"/>
+                <w:i/>
                 <w:color w:val="555555"/>
                 <w:sz w:val="16"/>
               </w:rPr>
@@ -3046,6 +3222,7 @@
             <w:r>
               <w:rPr>
                 <w:rFonts w:ascii="Courier New" w:hAnsi="Courier New"/>
+                <w:i/>
                 <w:color w:val="555555"/>
                 <w:sz w:val="16"/>
               </w:rPr>
@@ -3062,6 +3239,7 @@
             <w:r>
               <w:rPr>
                 <w:rFonts w:ascii="Courier New" w:hAnsi="Courier New"/>
+                <w:i/>
                 <w:color w:val="555555"/>
                 <w:sz w:val="16"/>
               </w:rPr>
@@ -3078,6 +3256,7 @@
             <w:r>
               <w:rPr>
                 <w:rFonts w:ascii="Courier New" w:hAnsi="Courier New"/>
+                <w:i/>
                 <w:color w:val="555555"/>
                 <w:sz w:val="16"/>
               </w:rPr>
@@ -3094,6 +3273,7 @@
             <w:r>
               <w:rPr>
                 <w:rFonts w:ascii="Courier New" w:hAnsi="Courier New"/>
+                <w:i/>
                 <w:color w:val="555555"/>
                 <w:sz w:val="16"/>
               </w:rPr>
@@ -3110,6 +3290,7 @@
             <w:r>
               <w:rPr>
                 <w:rFonts w:ascii="Courier New" w:hAnsi="Courier New"/>
+                <w:i/>
                 <w:color w:val="555555"/>
                 <w:sz w:val="16"/>
               </w:rPr>
@@ -3126,6 +3307,7 @@
             <w:r>
               <w:rPr>
                 <w:rFonts w:ascii="Courier New" w:hAnsi="Courier New"/>
+                <w:i/>
                 <w:color w:val="555555"/>
                 <w:sz w:val="16"/>
               </w:rPr>
@@ -3142,6 +3324,7 @@
             <w:r>
               <w:rPr>
                 <w:rFonts w:ascii="Courier New" w:hAnsi="Courier New"/>
+                <w:i/>
                 <w:color w:val="555555"/>
                 <w:sz w:val="16"/>
               </w:rPr>
@@ -3158,6 +3341,7 @@
             <w:r>
               <w:rPr>
                 <w:rFonts w:ascii="Courier New" w:hAnsi="Courier New"/>
+                <w:i/>
                 <w:color w:val="555555"/>
                 <w:sz w:val="16"/>
               </w:rPr>
@@ -3174,6 +3358,7 @@
             <w:r>
               <w:rPr>
                 <w:rFonts w:ascii="Courier New" w:hAnsi="Courier New"/>
+                <w:i/>
                 <w:color w:val="555555"/>
                 <w:sz w:val="16"/>
               </w:rPr>
@@ -3190,6 +3375,7 @@
             <w:r>
               <w:rPr>
                 <w:rFonts w:ascii="Courier New" w:hAnsi="Courier New"/>
+                <w:i/>
                 <w:color w:val="555555"/>
                 <w:sz w:val="16"/>
               </w:rPr>
@@ -3206,6 +3392,7 @@
             <w:r>
               <w:rPr>
                 <w:rFonts w:ascii="Courier New" w:hAnsi="Courier New"/>
+                <w:i/>
                 <w:color w:val="555555"/>
                 <w:sz w:val="16"/>
               </w:rPr>
@@ -3222,6 +3409,7 @@
             <w:r>
               <w:rPr>
                 <w:rFonts w:ascii="Courier New" w:hAnsi="Courier New"/>
+                <w:i/>
                 <w:color w:val="555555"/>
                 <w:sz w:val="16"/>
               </w:rPr>
@@ -3238,6 +3426,7 @@
             <w:r>
               <w:rPr>
                 <w:rFonts w:ascii="Courier New" w:hAnsi="Courier New"/>
+                <w:i/>
                 <w:color w:val="555555"/>
                 <w:sz w:val="16"/>
               </w:rPr>
@@ -3254,6 +3443,7 @@
             <w:r>
               <w:rPr>
                 <w:rFonts w:ascii="Courier New" w:hAnsi="Courier New"/>
+                <w:i/>
                 <w:color w:val="555555"/>
                 <w:sz w:val="16"/>
               </w:rPr>
@@ -3270,6 +3460,7 @@
             <w:r>
               <w:rPr>
                 <w:rFonts w:ascii="Courier New" w:hAnsi="Courier New"/>
+                <w:i/>
                 <w:color w:val="555555"/>
                 <w:sz w:val="16"/>
               </w:rPr>
@@ -3286,6 +3477,7 @@
             <w:r>
               <w:rPr>
                 <w:rFonts w:ascii="Courier New" w:hAnsi="Courier New"/>
+                <w:i/>
                 <w:color w:val="555555"/>
                 <w:sz w:val="16"/>
               </w:rPr>
@@ -3302,6 +3494,7 @@
             <w:r>
               <w:rPr>
                 <w:rFonts w:ascii="Courier New" w:hAnsi="Courier New"/>
+                <w:i/>
                 <w:color w:val="555555"/>
                 <w:sz w:val="16"/>
               </w:rPr>
@@ -3318,6 +3511,7 @@
             <w:r>
               <w:rPr>
                 <w:rFonts w:ascii="Courier New" w:hAnsi="Courier New"/>
+                <w:i/>
                 <w:color w:val="555555"/>
                 <w:sz w:val="16"/>
               </w:rPr>
@@ -3334,6 +3528,7 @@
             <w:r>
               <w:rPr>
                 <w:rFonts w:ascii="Courier New" w:hAnsi="Courier New"/>
+                <w:i/>
                 <w:color w:val="555555"/>
                 <w:sz w:val="16"/>
               </w:rPr>
@@ -3350,6 +3545,7 @@
             <w:r>
               <w:rPr>
                 <w:rFonts w:ascii="Courier New" w:hAnsi="Courier New"/>
+                <w:i/>
                 <w:color w:val="555555"/>
                 <w:sz w:val="16"/>
               </w:rPr>
@@ -3366,6 +3562,7 @@
             <w:r>
               <w:rPr>
                 <w:rFonts w:ascii="Courier New" w:hAnsi="Courier New"/>
+                <w:i/>
                 <w:color w:val="555555"/>
                 <w:sz w:val="16"/>
               </w:rPr>
@@ -3382,6 +3579,7 @@
             <w:r>
               <w:rPr>
                 <w:rFonts w:ascii="Courier New" w:hAnsi="Courier New"/>
+                <w:i/>
                 <w:color w:val="555555"/>
                 <w:sz w:val="16"/>
               </w:rPr>
@@ -3398,6 +3596,7 @@
             <w:r>
               <w:rPr>
                 <w:rFonts w:ascii="Courier New" w:hAnsi="Courier New"/>
+                <w:i/>
                 <w:color w:val="555555"/>
                 <w:sz w:val="16"/>
               </w:rPr>
@@ -3414,6 +3613,7 @@
             <w:r>
               <w:rPr>
                 <w:rFonts w:ascii="Courier New" w:hAnsi="Courier New"/>
+                <w:i/>
                 <w:color w:val="555555"/>
                 <w:sz w:val="16"/>
               </w:rPr>
@@ -3430,6 +3630,7 @@
             <w:r>
               <w:rPr>
                 <w:rFonts w:ascii="Courier New" w:hAnsi="Courier New"/>
+                <w:i/>
                 <w:color w:val="555555"/>
                 <w:sz w:val="16"/>
               </w:rPr>
@@ -3446,6 +3647,7 @@
             <w:r>
               <w:rPr>
                 <w:rFonts w:ascii="Courier New" w:hAnsi="Courier New"/>
+                <w:i/>
                 <w:color w:val="555555"/>
                 <w:sz w:val="16"/>
               </w:rPr>
@@ -3462,6 +3664,7 @@
             <w:r>
               <w:rPr>
                 <w:rFonts w:ascii="Courier New" w:hAnsi="Courier New"/>
+                <w:i/>
                 <w:color w:val="555555"/>
                 <w:sz w:val="16"/>
               </w:rPr>
@@ -3478,6 +3681,7 @@
             <w:r>
               <w:rPr>
                 <w:rFonts w:ascii="Courier New" w:hAnsi="Courier New"/>
+                <w:i/>
                 <w:color w:val="555555"/>
                 <w:sz w:val="16"/>
               </w:rPr>
@@ -3494,6 +3698,7 @@
             <w:r>
               <w:rPr>
                 <w:rFonts w:ascii="Courier New" w:hAnsi="Courier New"/>
+                <w:i/>
                 <w:color w:val="555555"/>
                 <w:sz w:val="16"/>
               </w:rPr>
@@ -3510,6 +3715,7 @@
             <w:r>
               <w:rPr>
                 <w:rFonts w:ascii="Courier New" w:hAnsi="Courier New"/>
+                <w:i/>
                 <w:color w:val="555555"/>
                 <w:sz w:val="16"/>
               </w:rPr>
@@ -3526,6 +3732,7 @@
             <w:r>
               <w:rPr>
                 <w:rFonts w:ascii="Courier New" w:hAnsi="Courier New"/>
+                <w:i/>
                 <w:color w:val="555555"/>
                 <w:sz w:val="16"/>
               </w:rPr>
@@ -3542,6 +3749,7 @@
             <w:r>
               <w:rPr>
                 <w:rFonts w:ascii="Courier New" w:hAnsi="Courier New"/>
+                <w:i/>
                 <w:color w:val="555555"/>
                 <w:sz w:val="16"/>
               </w:rPr>
@@ -3558,6 +3766,7 @@
             <w:r>
               <w:rPr>
                 <w:rFonts w:ascii="Courier New" w:hAnsi="Courier New"/>
+                <w:i/>
                 <w:color w:val="555555"/>
                 <w:sz w:val="16"/>
               </w:rPr>
@@ -3574,6 +3783,7 @@
             <w:r>
               <w:rPr>
                 <w:rFonts w:ascii="Courier New" w:hAnsi="Courier New"/>
+                <w:i/>
                 <w:color w:val="555555"/>
                 <w:sz w:val="16"/>
               </w:rPr>
@@ -3590,6 +3800,7 @@
             <w:r>
               <w:rPr>
                 <w:rFonts w:ascii="Courier New" w:hAnsi="Courier New"/>
+                <w:i/>
                 <w:color w:val="555555"/>
                 <w:sz w:val="16"/>
               </w:rPr>
@@ -3606,6 +3817,7 @@
             <w:r>
               <w:rPr>
                 <w:rFonts w:ascii="Courier New" w:hAnsi="Courier New"/>
+                <w:i/>
                 <w:color w:val="555555"/>
                 <w:sz w:val="16"/>
               </w:rPr>
@@ -3622,6 +3834,7 @@
             <w:r>
               <w:rPr>
                 <w:rFonts w:ascii="Courier New" w:hAnsi="Courier New"/>
+                <w:i/>
                 <w:color w:val="555555"/>
                 <w:sz w:val="16"/>
               </w:rPr>
@@ -3638,6 +3851,7 @@
             <w:r>
               <w:rPr>
                 <w:rFonts w:ascii="Courier New" w:hAnsi="Courier New"/>
+                <w:i/>
                 <w:color w:val="555555"/>
                 <w:sz w:val="16"/>
               </w:rPr>
@@ -3654,6 +3868,7 @@
             <w:r>
               <w:rPr>
                 <w:rFonts w:ascii="Courier New" w:hAnsi="Courier New"/>
+                <w:i/>
                 <w:color w:val="555555"/>
                 <w:sz w:val="16"/>
               </w:rPr>
@@ -3670,6 +3885,7 @@
             <w:r>
               <w:rPr>
                 <w:rFonts w:ascii="Courier New" w:hAnsi="Courier New"/>
+                <w:i/>
                 <w:color w:val="555555"/>
                 <w:sz w:val="16"/>
               </w:rPr>
@@ -3734,6 +3950,7 @@
             <w:r>
               <w:rPr>
                 <w:rFonts w:ascii="Courier New" w:hAnsi="Courier New"/>
+                <w:i/>
                 <w:color w:val="555555"/>
                 <w:sz w:val="16"/>
               </w:rPr>
@@ -3750,6 +3967,7 @@
             <w:r>
               <w:rPr>
                 <w:rFonts w:ascii="Courier New" w:hAnsi="Courier New"/>
+                <w:i/>
                 <w:color w:val="555555"/>
                 <w:sz w:val="16"/>
               </w:rPr>
@@ -3798,6 +4016,7 @@
             <w:r>
               <w:rPr>
                 <w:rFonts w:ascii="Courier New" w:hAnsi="Courier New"/>
+                <w:i/>
                 <w:color w:val="555555"/>
                 <w:sz w:val="16"/>
               </w:rPr>
@@ -3814,6 +4033,7 @@
             <w:r>
               <w:rPr>
                 <w:rFonts w:ascii="Courier New" w:hAnsi="Courier New"/>
+                <w:i/>
                 <w:color w:val="555555"/>
                 <w:sz w:val="16"/>
               </w:rPr>
@@ -3830,6 +4050,7 @@
             <w:r>
               <w:rPr>
                 <w:rFonts w:ascii="Courier New" w:hAnsi="Courier New"/>
+                <w:i/>
                 <w:color w:val="555555"/>
                 <w:sz w:val="16"/>
               </w:rPr>
@@ -3857,7 +4078,7 @@
         <w:tc>
           <w:tcPr>
             <w:tcW w:type="dxa" w:w="8152"/>
-            <w:shd w:val="clear" w:color="auto" w:fill="F2F2F2"/>
+            <w:shd w:val="clear" w:color="auto" w:fill="EAEAEA"/>
             <w:tcBorders>
               <w:left w:val="thick" w:sz="24" w:color="1A5A6A"/>
             </w:tcBorders>
@@ -3964,10 +4185,12 @@
     <w:p>
       <w:pPr>
         <w:pStyle w:val="Endure-ChapterBodyText"/>
+        <w:spacing w:before="100" w:after="100"/>
       </w:pPr>
       <w:r>
         <w:rPr>
           <w:b/>
+          <w:sz w:val="20"/>
         </w:rPr>
         <w:t>Tabla de errores comunes en la configuración (todos verificados en producción):</w:t>
       </w:r>
@@ -3985,20 +4208,38 @@
         <w:gridCol w:w="2038"/>
       </w:tblGrid>
       <w:tr>
+        <w:trPr>
+          <w:trHeight w:val="453" w:hRule="atLeast"/>
+          <w:tblHeader/>
+        </w:trPr>
         <w:tc>
           <w:tcPr>
             <w:tcW w:type="dxa" w:w="2038"/>
             <w:shd w:val="clear" w:color="auto" w:fill="1A5A6A"/>
+            <w:tcBorders>
+              <w:top w:val="single" w:sz="12" w:color="FFFFFF"/>
+              <w:left w:val="single" w:sz="12" w:color="FFFFFF"/>
+              <w:bottom w:val="single" w:sz="12" w:color="FFFFFF"/>
+              <w:right w:val="single" w:sz="12" w:color="FFFFFF"/>
+            </w:tcBorders>
+            <w:vAlign w:val="center"/>
+            <w:tcMar>
+              <w:top w:w="60" w:type="dxa"/>
+              <w:left w:w="120" w:type="dxa"/>
+              <w:bottom w:w="60" w:type="dxa"/>
+              <w:right w:w="80" w:type="dxa"/>
+            </w:tcMar>
           </w:tcPr>
           <w:p>
             <w:pPr>
+              <w:spacing w:before="0" w:after="0"/>
               <w:jc w:val="center"/>
             </w:pPr>
             <w:r>
               <w:rPr>
                 <w:b/>
                 <w:color w:val="FFFFFF"/>
-                <w:sz w:val="17"/>
+                <w:sz w:val="16"/>
               </w:rPr>
               <w:t>Campo incorrecto</w:t>
             </w:r>
@@ -4008,16 +4249,30 @@
           <w:tcPr>
             <w:tcW w:type="dxa" w:w="2038"/>
             <w:shd w:val="clear" w:color="auto" w:fill="1A5A6A"/>
+            <w:tcBorders>
+              <w:top w:val="single" w:sz="12" w:color="FFFFFF"/>
+              <w:left w:val="single" w:sz="12" w:color="FFFFFF"/>
+              <w:bottom w:val="single" w:sz="12" w:color="FFFFFF"/>
+              <w:right w:val="single" w:sz="12" w:color="FFFFFF"/>
+            </w:tcBorders>
+            <w:vAlign w:val="center"/>
+            <w:tcMar>
+              <w:top w:w="60" w:type="dxa"/>
+              <w:left w:w="120" w:type="dxa"/>
+              <w:bottom w:w="60" w:type="dxa"/>
+              <w:right w:w="80" w:type="dxa"/>
+            </w:tcMar>
           </w:tcPr>
           <w:p>
             <w:pPr>
+              <w:spacing w:before="0" w:after="0"/>
               <w:jc w:val="center"/>
             </w:pPr>
             <w:r>
               <w:rPr>
                 <w:b/>
                 <w:color w:val="FFFFFF"/>
-                <w:sz w:val="17"/>
+                <w:sz w:val="16"/>
               </w:rPr>
               <w:t>Valor que falla</w:t>
             </w:r>
@@ -4027,16 +4282,30 @@
           <w:tcPr>
             <w:tcW w:type="dxa" w:w="2038"/>
             <w:shd w:val="clear" w:color="auto" w:fill="1A5A6A"/>
+            <w:tcBorders>
+              <w:top w:val="single" w:sz="12" w:color="FFFFFF"/>
+              <w:left w:val="single" w:sz="12" w:color="FFFFFF"/>
+              <w:bottom w:val="single" w:sz="12" w:color="FFFFFF"/>
+              <w:right w:val="single" w:sz="12" w:color="FFFFFF"/>
+            </w:tcBorders>
+            <w:vAlign w:val="center"/>
+            <w:tcMar>
+              <w:top w:w="60" w:type="dxa"/>
+              <w:left w:w="120" w:type="dxa"/>
+              <w:bottom w:w="60" w:type="dxa"/>
+              <w:right w:w="80" w:type="dxa"/>
+            </w:tcMar>
           </w:tcPr>
           <w:p>
             <w:pPr>
+              <w:spacing w:before="0" w:after="0"/>
               <w:jc w:val="center"/>
             </w:pPr>
             <w:r>
               <w:rPr>
                 <w:b/>
                 <w:color w:val="FFFFFF"/>
-                <w:sz w:val="17"/>
+                <w:sz w:val="16"/>
               </w:rPr>
               <w:t>Valor correcto</w:t>
             </w:r>
@@ -4046,16 +4315,30 @@
           <w:tcPr>
             <w:tcW w:type="dxa" w:w="2038"/>
             <w:shd w:val="clear" w:color="auto" w:fill="1A5A6A"/>
+            <w:tcBorders>
+              <w:top w:val="single" w:sz="12" w:color="FFFFFF"/>
+              <w:left w:val="single" w:sz="12" w:color="FFFFFF"/>
+              <w:bottom w:val="single" w:sz="12" w:color="FFFFFF"/>
+              <w:right w:val="single" w:sz="12" w:color="FFFFFF"/>
+            </w:tcBorders>
+            <w:vAlign w:val="center"/>
+            <w:tcMar>
+              <w:top w:w="60" w:type="dxa"/>
+              <w:left w:w="120" w:type="dxa"/>
+              <w:bottom w:w="60" w:type="dxa"/>
+              <w:right w:w="80" w:type="dxa"/>
+            </w:tcMar>
           </w:tcPr>
           <w:p>
             <w:pPr>
+              <w:spacing w:before="0" w:after="0"/>
               <w:jc w:val="center"/>
             </w:pPr>
             <w:r>
               <w:rPr>
                 <w:b/>
                 <w:color w:val="FFFFFF"/>
-                <w:sz w:val="17"/>
+                <w:sz w:val="16"/>
               </w:rPr>
               <w:t>Consecuencia del error</w:t>
             </w:r>
@@ -4063,15 +4346,35 @@
         </w:tc>
       </w:tr>
       <w:tr>
+        <w:trPr>
+          <w:trHeight w:val="283" w:hRule="atLeast"/>
+        </w:trPr>
         <w:tc>
           <w:tcPr>
             <w:tcW w:type="dxa" w:w="2038"/>
-            <w:shd w:val="clear" w:color="auto" w:fill="F8F8F8"/>
+            <w:shd w:val="clear" w:color="auto" w:fill="EAEAEA"/>
+            <w:tcBorders>
+              <w:top w:val="single" w:sz="12" w:color="FFFFFF"/>
+              <w:left w:val="single" w:sz="12" w:color="FFFFFF"/>
+              <w:bottom w:val="single" w:sz="12" w:color="FFFFFF"/>
+              <w:right w:val="single" w:sz="12" w:color="FFFFFF"/>
+            </w:tcBorders>
+            <w:vAlign w:val="center"/>
+            <w:tcMar>
+              <w:top w:w="40" w:type="dxa"/>
+              <w:left w:w="120" w:type="dxa"/>
+              <w:bottom w:w="40" w:type="dxa"/>
+              <w:right w:w="80" w:type="dxa"/>
+            </w:tcMar>
           </w:tcPr>
           <w:p>
-            <w:r>
-              <w:rPr>
-                <w:sz w:val="17"/>
+            <w:pPr>
+              <w:spacing w:before="0" w:after="0"/>
+              <w:jc w:val="center"/>
+            </w:pPr>
+            <w:r>
+              <w:rPr>
+                <w:sz w:val="16"/>
               </w:rPr>
               <w:t>tools.profile</w:t>
             </w:r>
@@ -4080,12 +4383,29 @@
         <w:tc>
           <w:tcPr>
             <w:tcW w:type="dxa" w:w="2038"/>
-            <w:shd w:val="clear" w:color="auto" w:fill="F8F8F8"/>
+            <w:shd w:val="clear" w:color="auto" w:fill="EAEAEA"/>
+            <w:tcBorders>
+              <w:top w:val="single" w:sz="12" w:color="FFFFFF"/>
+              <w:left w:val="single" w:sz="12" w:color="FFFFFF"/>
+              <w:bottom w:val="single" w:sz="12" w:color="FFFFFF"/>
+              <w:right w:val="single" w:sz="12" w:color="FFFFFF"/>
+            </w:tcBorders>
+            <w:vAlign w:val="center"/>
+            <w:tcMar>
+              <w:top w:w="40" w:type="dxa"/>
+              <w:left w:w="120" w:type="dxa"/>
+              <w:bottom w:w="40" w:type="dxa"/>
+              <w:right w:w="80" w:type="dxa"/>
+            </w:tcMar>
           </w:tcPr>
           <w:p>
-            <w:r>
-              <w:rPr>
-                <w:sz w:val="17"/>
+            <w:pPr>
+              <w:spacing w:before="0" w:after="0"/>
+              <w:jc w:val="center"/>
+            </w:pPr>
+            <w:r>
+              <w:rPr>
+                <w:sz w:val="16"/>
               </w:rPr>
               <w:t>"default"</w:t>
             </w:r>
@@ -4094,12 +4414,29 @@
         <w:tc>
           <w:tcPr>
             <w:tcW w:type="dxa" w:w="2038"/>
-            <w:shd w:val="clear" w:color="auto" w:fill="F8F8F8"/>
+            <w:shd w:val="clear" w:color="auto" w:fill="EAEAEA"/>
+            <w:tcBorders>
+              <w:top w:val="single" w:sz="12" w:color="FFFFFF"/>
+              <w:left w:val="single" w:sz="12" w:color="FFFFFF"/>
+              <w:bottom w:val="single" w:sz="12" w:color="FFFFFF"/>
+              <w:right w:val="single" w:sz="12" w:color="FFFFFF"/>
+            </w:tcBorders>
+            <w:vAlign w:val="center"/>
+            <w:tcMar>
+              <w:top w:w="40" w:type="dxa"/>
+              <w:left w:w="120" w:type="dxa"/>
+              <w:bottom w:w="40" w:type="dxa"/>
+              <w:right w:w="80" w:type="dxa"/>
+            </w:tcMar>
           </w:tcPr>
           <w:p>
-            <w:r>
-              <w:rPr>
-                <w:sz w:val="17"/>
+            <w:pPr>
+              <w:spacing w:before="0" w:after="0"/>
+              <w:jc w:val="center"/>
+            </w:pPr>
+            <w:r>
+              <w:rPr>
+                <w:sz w:val="16"/>
               </w:rPr>
               <w:t>"full"</w:t>
             </w:r>
@@ -4108,12 +4445,29 @@
         <w:tc>
           <w:tcPr>
             <w:tcW w:type="dxa" w:w="2038"/>
-            <w:shd w:val="clear" w:color="auto" w:fill="F8F8F8"/>
+            <w:shd w:val="clear" w:color="auto" w:fill="EAEAEA"/>
+            <w:tcBorders>
+              <w:top w:val="single" w:sz="12" w:color="FFFFFF"/>
+              <w:left w:val="single" w:sz="12" w:color="FFFFFF"/>
+              <w:bottom w:val="single" w:sz="12" w:color="FFFFFF"/>
+              <w:right w:val="single" w:sz="12" w:color="FFFFFF"/>
+            </w:tcBorders>
+            <w:vAlign w:val="center"/>
+            <w:tcMar>
+              <w:top w:w="40" w:type="dxa"/>
+              <w:left w:w="120" w:type="dxa"/>
+              <w:bottom w:w="40" w:type="dxa"/>
+              <w:right w:w="80" w:type="dxa"/>
+            </w:tcMar>
           </w:tcPr>
           <w:p>
-            <w:r>
-              <w:rPr>
-                <w:sz w:val="17"/>
+            <w:pPr>
+              <w:spacing w:before="0" w:after="0"/>
+              <w:jc w:val="both"/>
+            </w:pPr>
+            <w:r>
+              <w:rPr>
+                <w:sz w:val="16"/>
               </w:rPr>
               <w:t>WhatsApp no puede responder mensajes</w:t>
             </w:r>
@@ -4121,15 +4475,35 @@
         </w:tc>
       </w:tr>
       <w:tr>
+        <w:trPr>
+          <w:trHeight w:val="283" w:hRule="atLeast"/>
+        </w:trPr>
         <w:tc>
           <w:tcPr>
             <w:tcW w:type="dxa" w:w="2038"/>
-            <w:shd w:val="clear" w:color="auto" w:fill="FFFFFF"/>
+            <w:shd w:val="clear" w:color="auto" w:fill="EAEAEA"/>
+            <w:tcBorders>
+              <w:top w:val="single" w:sz="12" w:color="FFFFFF"/>
+              <w:left w:val="single" w:sz="12" w:color="FFFFFF"/>
+              <w:bottom w:val="single" w:sz="12" w:color="FFFFFF"/>
+              <w:right w:val="single" w:sz="12" w:color="FFFFFF"/>
+            </w:tcBorders>
+            <w:vAlign w:val="center"/>
+            <w:tcMar>
+              <w:top w:w="40" w:type="dxa"/>
+              <w:left w:w="120" w:type="dxa"/>
+              <w:bottom w:w="40" w:type="dxa"/>
+              <w:right w:w="80" w:type="dxa"/>
+            </w:tcMar>
           </w:tcPr>
           <w:p>
-            <w:r>
-              <w:rPr>
-                <w:sz w:val="17"/>
+            <w:pPr>
+              <w:spacing w:before="0" w:after="0"/>
+              <w:jc w:val="center"/>
+            </w:pPr>
+            <w:r>
+              <w:rPr>
+                <w:sz w:val="16"/>
               </w:rPr>
               <w:t>tools.profile</w:t>
             </w:r>
@@ -4138,12 +4512,29 @@
         <w:tc>
           <w:tcPr>
             <w:tcW w:type="dxa" w:w="2038"/>
-            <w:shd w:val="clear" w:color="auto" w:fill="FFFFFF"/>
+            <w:shd w:val="clear" w:color="auto" w:fill="EAEAEA"/>
+            <w:tcBorders>
+              <w:top w:val="single" w:sz="12" w:color="FFFFFF"/>
+              <w:left w:val="single" w:sz="12" w:color="FFFFFF"/>
+              <w:bottom w:val="single" w:sz="12" w:color="FFFFFF"/>
+              <w:right w:val="single" w:sz="12" w:color="FFFFFF"/>
+            </w:tcBorders>
+            <w:vAlign w:val="center"/>
+            <w:tcMar>
+              <w:top w:w="40" w:type="dxa"/>
+              <w:left w:w="120" w:type="dxa"/>
+              <w:bottom w:w="40" w:type="dxa"/>
+              <w:right w:w="80" w:type="dxa"/>
+            </w:tcMar>
           </w:tcPr>
           <w:p>
-            <w:r>
-              <w:rPr>
-                <w:sz w:val="17"/>
+            <w:pPr>
+              <w:spacing w:before="0" w:after="0"/>
+              <w:jc w:val="center"/>
+            </w:pPr>
+            <w:r>
+              <w:rPr>
+                <w:sz w:val="16"/>
               </w:rPr>
               <w:t>"coding"</w:t>
             </w:r>
@@ -4152,12 +4543,29 @@
         <w:tc>
           <w:tcPr>
             <w:tcW w:type="dxa" w:w="2038"/>
-            <w:shd w:val="clear" w:color="auto" w:fill="FFFFFF"/>
+            <w:shd w:val="clear" w:color="auto" w:fill="EAEAEA"/>
+            <w:tcBorders>
+              <w:top w:val="single" w:sz="12" w:color="FFFFFF"/>
+              <w:left w:val="single" w:sz="12" w:color="FFFFFF"/>
+              <w:bottom w:val="single" w:sz="12" w:color="FFFFFF"/>
+              <w:right w:val="single" w:sz="12" w:color="FFFFFF"/>
+            </w:tcBorders>
+            <w:vAlign w:val="center"/>
+            <w:tcMar>
+              <w:top w:w="40" w:type="dxa"/>
+              <w:left w:w="120" w:type="dxa"/>
+              <w:bottom w:w="40" w:type="dxa"/>
+              <w:right w:w="80" w:type="dxa"/>
+            </w:tcMar>
           </w:tcPr>
           <w:p>
-            <w:r>
-              <w:rPr>
-                <w:sz w:val="17"/>
+            <w:pPr>
+              <w:spacing w:before="0" w:after="0"/>
+              <w:jc w:val="center"/>
+            </w:pPr>
+            <w:r>
+              <w:rPr>
+                <w:sz w:val="16"/>
               </w:rPr>
               <w:t>"full"</w:t>
             </w:r>
@@ -4166,12 +4574,29 @@
         <w:tc>
           <w:tcPr>
             <w:tcW w:type="dxa" w:w="2038"/>
-            <w:shd w:val="clear" w:color="auto" w:fill="FFFFFF"/>
+            <w:shd w:val="clear" w:color="auto" w:fill="EAEAEA"/>
+            <w:tcBorders>
+              <w:top w:val="single" w:sz="12" w:color="FFFFFF"/>
+              <w:left w:val="single" w:sz="12" w:color="FFFFFF"/>
+              <w:bottom w:val="single" w:sz="12" w:color="FFFFFF"/>
+              <w:right w:val="single" w:sz="12" w:color="FFFFFF"/>
+            </w:tcBorders>
+            <w:vAlign w:val="center"/>
+            <w:tcMar>
+              <w:top w:w="40" w:type="dxa"/>
+              <w:left w:w="120" w:type="dxa"/>
+              <w:bottom w:w="40" w:type="dxa"/>
+              <w:right w:w="80" w:type="dxa"/>
+            </w:tcMar>
           </w:tcPr>
           <w:p>
-            <w:r>
-              <w:rPr>
-                <w:sz w:val="17"/>
+            <w:pPr>
+              <w:spacing w:before="0" w:after="0"/>
+              <w:jc w:val="both"/>
+            </w:pPr>
+            <w:r>
+              <w:rPr>
+                <w:sz w:val="16"/>
               </w:rPr>
               <w:t>Perfil coding elimina la herramienta de respuesta WhatsApp</w:t>
             </w:r>
@@ -4179,15 +4604,35 @@
         </w:tc>
       </w:tr>
       <w:tr>
+        <w:trPr>
+          <w:trHeight w:val="283" w:hRule="atLeast"/>
+        </w:trPr>
         <w:tc>
           <w:tcPr>
             <w:tcW w:type="dxa" w:w="2038"/>
-            <w:shd w:val="clear" w:color="auto" w:fill="F8F8F8"/>
+            <w:shd w:val="clear" w:color="auto" w:fill="EAEAEA"/>
+            <w:tcBorders>
+              <w:top w:val="single" w:sz="12" w:color="FFFFFF"/>
+              <w:left w:val="single" w:sz="12" w:color="FFFFFF"/>
+              <w:bottom w:val="single" w:sz="12" w:color="FFFFFF"/>
+              <w:right w:val="single" w:sz="12" w:color="FFFFFF"/>
+            </w:tcBorders>
+            <w:vAlign w:val="center"/>
+            <w:tcMar>
+              <w:top w:w="40" w:type="dxa"/>
+              <w:left w:w="120" w:type="dxa"/>
+              <w:bottom w:w="40" w:type="dxa"/>
+              <w:right w:w="80" w:type="dxa"/>
+            </w:tcMar>
           </w:tcPr>
           <w:p>
-            <w:r>
-              <w:rPr>
-                <w:sz w:val="17"/>
+            <w:pPr>
+              <w:spacing w:before="0" w:after="0"/>
+              <w:jc w:val="center"/>
+            </w:pPr>
+            <w:r>
+              <w:rPr>
+                <w:sz w:val="16"/>
               </w:rPr>
               <w:t>models.providers.vllm.apiKey</w:t>
             </w:r>
@@ -4196,12 +4641,29 @@
         <w:tc>
           <w:tcPr>
             <w:tcW w:type="dxa" w:w="2038"/>
-            <w:shd w:val="clear" w:color="auto" w:fill="F8F8F8"/>
+            <w:shd w:val="clear" w:color="auto" w:fill="EAEAEA"/>
+            <w:tcBorders>
+              <w:top w:val="single" w:sz="12" w:color="FFFFFF"/>
+              <w:left w:val="single" w:sz="12" w:color="FFFFFF"/>
+              <w:bottom w:val="single" w:sz="12" w:color="FFFFFF"/>
+              <w:right w:val="single" w:sz="12" w:color="FFFFFF"/>
+            </w:tcBorders>
+            <w:vAlign w:val="center"/>
+            <w:tcMar>
+              <w:top w:w="40" w:type="dxa"/>
+              <w:left w:w="120" w:type="dxa"/>
+              <w:bottom w:w="40" w:type="dxa"/>
+              <w:right w:w="80" w:type="dxa"/>
+            </w:tcMar>
           </w:tcPr>
           <w:p>
-            <w:r>
-              <w:rPr>
-                <w:sz w:val="17"/>
+            <w:pPr>
+              <w:spacing w:before="0" w:after="0"/>
+              <w:jc w:val="center"/>
+            </w:pPr>
+            <w:r>
+              <w:rPr>
+                <w:sz w:val="16"/>
               </w:rPr>
               <w:t>"VLLM_API_KEY"</w:t>
             </w:r>
@@ -4210,12 +4672,29 @@
         <w:tc>
           <w:tcPr>
             <w:tcW w:type="dxa" w:w="2038"/>
-            <w:shd w:val="clear" w:color="auto" w:fill="F8F8F8"/>
+            <w:shd w:val="clear" w:color="auto" w:fill="EAEAEA"/>
+            <w:tcBorders>
+              <w:top w:val="single" w:sz="12" w:color="FFFFFF"/>
+              <w:left w:val="single" w:sz="12" w:color="FFFFFF"/>
+              <w:bottom w:val="single" w:sz="12" w:color="FFFFFF"/>
+              <w:right w:val="single" w:sz="12" w:color="FFFFFF"/>
+            </w:tcBorders>
+            <w:vAlign w:val="center"/>
+            <w:tcMar>
+              <w:top w:w="40" w:type="dxa"/>
+              <w:left w:w="120" w:type="dxa"/>
+              <w:bottom w:w="40" w:type="dxa"/>
+              <w:right w:w="80" w:type="dxa"/>
+            </w:tcMar>
           </w:tcPr>
           <w:p>
-            <w:r>
-              <w:rPr>
-                <w:sz w:val="17"/>
+            <w:pPr>
+              <w:spacing w:before="0" w:after="0"/>
+              <w:jc w:val="center"/>
+            </w:pPr>
+            <w:r>
+              <w:rPr>
+                <w:sz w:val="16"/>
               </w:rPr>
               <w:t>"vllm-local"</w:t>
             </w:r>
@@ -4224,12 +4703,29 @@
         <w:tc>
           <w:tcPr>
             <w:tcW w:type="dxa" w:w="2038"/>
-            <w:shd w:val="clear" w:color="auto" w:fill="F8F8F8"/>
+            <w:shd w:val="clear" w:color="auto" w:fill="EAEAEA"/>
+            <w:tcBorders>
+              <w:top w:val="single" w:sz="12" w:color="FFFFFF"/>
+              <w:left w:val="single" w:sz="12" w:color="FFFFFF"/>
+              <w:bottom w:val="single" w:sz="12" w:color="FFFFFF"/>
+              <w:right w:val="single" w:sz="12" w:color="FFFFFF"/>
+            </w:tcBorders>
+            <w:vAlign w:val="center"/>
+            <w:tcMar>
+              <w:top w:w="40" w:type="dxa"/>
+              <w:left w:w="120" w:type="dxa"/>
+              <w:bottom w:w="40" w:type="dxa"/>
+              <w:right w:w="80" w:type="dxa"/>
+            </w:tcMar>
           </w:tcPr>
           <w:p>
-            <w:r>
-              <w:rPr>
-                <w:sz w:val="17"/>
+            <w:pPr>
+              <w:spacing w:before="0" w:after="0"/>
+              <w:jc w:val="both"/>
+            </w:pPr>
+            <w:r>
+              <w:rPr>
+                <w:sz w:val="16"/>
               </w:rPr>
               <w:t>Error de autenticación contra el endpoint local</w:t>
             </w:r>
@@ -4237,15 +4733,35 @@
         </w:tc>
       </w:tr>
       <w:tr>
+        <w:trPr>
+          <w:trHeight w:val="283" w:hRule="atLeast"/>
+        </w:trPr>
         <w:tc>
           <w:tcPr>
             <w:tcW w:type="dxa" w:w="2038"/>
-            <w:shd w:val="clear" w:color="auto" w:fill="FFFFFF"/>
+            <w:shd w:val="clear" w:color="auto" w:fill="EAEAEA"/>
+            <w:tcBorders>
+              <w:top w:val="single" w:sz="12" w:color="FFFFFF"/>
+              <w:left w:val="single" w:sz="12" w:color="FFFFFF"/>
+              <w:bottom w:val="single" w:sz="12" w:color="FFFFFF"/>
+              <w:right w:val="single" w:sz="12" w:color="FFFFFF"/>
+            </w:tcBorders>
+            <w:vAlign w:val="center"/>
+            <w:tcMar>
+              <w:top w:w="40" w:type="dxa"/>
+              <w:left w:w="120" w:type="dxa"/>
+              <w:bottom w:w="40" w:type="dxa"/>
+              <w:right w:w="80" w:type="dxa"/>
+            </w:tcMar>
           </w:tcPr>
           <w:p>
-            <w:r>
-              <w:rPr>
-                <w:sz w:val="17"/>
+            <w:pPr>
+              <w:spacing w:before="0" w:after="0"/>
+              <w:jc w:val="both"/>
+            </w:pPr>
+            <w:r>
+              <w:rPr>
+                <w:sz w:val="16"/>
               </w:rPr>
               <w:t>models.providers.vllm.models[].id</w:t>
             </w:r>
@@ -4254,12 +4770,29 @@
         <w:tc>
           <w:tcPr>
             <w:tcW w:type="dxa" w:w="2038"/>
-            <w:shd w:val="clear" w:color="auto" w:fill="FFFFFF"/>
+            <w:shd w:val="clear" w:color="auto" w:fill="EAEAEA"/>
+            <w:tcBorders>
+              <w:top w:val="single" w:sz="12" w:color="FFFFFF"/>
+              <w:left w:val="single" w:sz="12" w:color="FFFFFF"/>
+              <w:bottom w:val="single" w:sz="12" w:color="FFFFFF"/>
+              <w:right w:val="single" w:sz="12" w:color="FFFFFF"/>
+            </w:tcBorders>
+            <w:vAlign w:val="center"/>
+            <w:tcMar>
+              <w:top w:w="40" w:type="dxa"/>
+              <w:left w:w="120" w:type="dxa"/>
+              <w:bottom w:w="40" w:type="dxa"/>
+              <w:right w:w="80" w:type="dxa"/>
+            </w:tcMar>
           </w:tcPr>
           <w:p>
-            <w:r>
-              <w:rPr>
-                <w:sz w:val="17"/>
+            <w:pPr>
+              <w:spacing w:before="0" w:after="0"/>
+              <w:jc w:val="center"/>
+            </w:pPr>
+            <w:r>
+              <w:rPr>
+                <w:sz w:val="16"/>
               </w:rPr>
               <w:t>"vllm/google/gemma-4-E2B-it"</w:t>
             </w:r>
@@ -4268,12 +4801,29 @@
         <w:tc>
           <w:tcPr>
             <w:tcW w:type="dxa" w:w="2038"/>
-            <w:shd w:val="clear" w:color="auto" w:fill="FFFFFF"/>
+            <w:shd w:val="clear" w:color="auto" w:fill="EAEAEA"/>
+            <w:tcBorders>
+              <w:top w:val="single" w:sz="12" w:color="FFFFFF"/>
+              <w:left w:val="single" w:sz="12" w:color="FFFFFF"/>
+              <w:bottom w:val="single" w:sz="12" w:color="FFFFFF"/>
+              <w:right w:val="single" w:sz="12" w:color="FFFFFF"/>
+            </w:tcBorders>
+            <w:vAlign w:val="center"/>
+            <w:tcMar>
+              <w:top w:w="40" w:type="dxa"/>
+              <w:left w:w="120" w:type="dxa"/>
+              <w:bottom w:w="40" w:type="dxa"/>
+              <w:right w:w="80" w:type="dxa"/>
+            </w:tcMar>
           </w:tcPr>
           <w:p>
-            <w:r>
-              <w:rPr>
-                <w:sz w:val="17"/>
+            <w:pPr>
+              <w:spacing w:before="0" w:after="0"/>
+              <w:jc w:val="center"/>
+            </w:pPr>
+            <w:r>
+              <w:rPr>
+                <w:sz w:val="16"/>
               </w:rPr>
               <w:t>"google/gemma-4-E2B-it"</w:t>
             </w:r>
@@ -4282,12 +4832,29 @@
         <w:tc>
           <w:tcPr>
             <w:tcW w:type="dxa" w:w="2038"/>
-            <w:shd w:val="clear" w:color="auto" w:fill="FFFFFF"/>
+            <w:shd w:val="clear" w:color="auto" w:fill="EAEAEA"/>
+            <w:tcBorders>
+              <w:top w:val="single" w:sz="12" w:color="FFFFFF"/>
+              <w:left w:val="single" w:sz="12" w:color="FFFFFF"/>
+              <w:bottom w:val="single" w:sz="12" w:color="FFFFFF"/>
+              <w:right w:val="single" w:sz="12" w:color="FFFFFF"/>
+            </w:tcBorders>
+            <w:vAlign w:val="center"/>
+            <w:tcMar>
+              <w:top w:w="40" w:type="dxa"/>
+              <w:left w:w="120" w:type="dxa"/>
+              <w:bottom w:w="40" w:type="dxa"/>
+              <w:right w:w="80" w:type="dxa"/>
+            </w:tcMar>
           </w:tcPr>
           <w:p>
-            <w:r>
-              <w:rPr>
-                <w:sz w:val="17"/>
+            <w:pPr>
+              <w:spacing w:before="0" w:after="0"/>
+              <w:jc w:val="both"/>
+            </w:pPr>
+            <w:r>
+              <w:rPr>
+                <w:sz w:val="16"/>
               </w:rPr>
               <w:t>El prefijo vllm/ no va en el id del modelo</w:t>
             </w:r>
@@ -4295,15 +4862,35 @@
         </w:tc>
       </w:tr>
       <w:tr>
+        <w:trPr>
+          <w:trHeight w:val="283" w:hRule="atLeast"/>
+        </w:trPr>
         <w:tc>
           <w:tcPr>
             <w:tcW w:type="dxa" w:w="2038"/>
-            <w:shd w:val="clear" w:color="auto" w:fill="F8F8F8"/>
+            <w:shd w:val="clear" w:color="auto" w:fill="EAEAEA"/>
+            <w:tcBorders>
+              <w:top w:val="single" w:sz="12" w:color="FFFFFF"/>
+              <w:left w:val="single" w:sz="12" w:color="FFFFFF"/>
+              <w:bottom w:val="single" w:sz="12" w:color="FFFFFF"/>
+              <w:right w:val="single" w:sz="12" w:color="FFFFFF"/>
+            </w:tcBorders>
+            <w:vAlign w:val="center"/>
+            <w:tcMar>
+              <w:top w:w="40" w:type="dxa"/>
+              <w:left w:w="120" w:type="dxa"/>
+              <w:bottom w:w="40" w:type="dxa"/>
+              <w:right w:w="80" w:type="dxa"/>
+            </w:tcMar>
           </w:tcPr>
           <w:p>
-            <w:r>
-              <w:rPr>
-                <w:sz w:val="17"/>
+            <w:pPr>
+              <w:spacing w:before="0" w:after="0"/>
+              <w:jc w:val="center"/>
+            </w:pPr>
+            <w:r>
+              <w:rPr>
+                <w:sz w:val="16"/>
               </w:rPr>
               <w:t>agents.defaults.model.primary</w:t>
             </w:r>
@@ -4312,12 +4899,29 @@
         <w:tc>
           <w:tcPr>
             <w:tcW w:type="dxa" w:w="2038"/>
-            <w:shd w:val="clear" w:color="auto" w:fill="F8F8F8"/>
+            <w:shd w:val="clear" w:color="auto" w:fill="EAEAEA"/>
+            <w:tcBorders>
+              <w:top w:val="single" w:sz="12" w:color="FFFFFF"/>
+              <w:left w:val="single" w:sz="12" w:color="FFFFFF"/>
+              <w:bottom w:val="single" w:sz="12" w:color="FFFFFF"/>
+              <w:right w:val="single" w:sz="12" w:color="FFFFFF"/>
+            </w:tcBorders>
+            <w:vAlign w:val="center"/>
+            <w:tcMar>
+              <w:top w:w="40" w:type="dxa"/>
+              <w:left w:w="120" w:type="dxa"/>
+              <w:bottom w:w="40" w:type="dxa"/>
+              <w:right w:w="80" w:type="dxa"/>
+            </w:tcMar>
           </w:tcPr>
           <w:p>
-            <w:r>
-              <w:rPr>
-                <w:sz w:val="17"/>
+            <w:pPr>
+              <w:spacing w:before="0" w:after="0"/>
+              <w:jc w:val="center"/>
+            </w:pPr>
+            <w:r>
+              <w:rPr>
+                <w:sz w:val="16"/>
               </w:rPr>
               <w:t>"vllm/google/gemma4-..."</w:t>
             </w:r>
@@ -4326,12 +4930,29 @@
         <w:tc>
           <w:tcPr>
             <w:tcW w:type="dxa" w:w="2038"/>
-            <w:shd w:val="clear" w:color="auto" w:fill="F8F8F8"/>
+            <w:shd w:val="clear" w:color="auto" w:fill="EAEAEA"/>
+            <w:tcBorders>
+              <w:top w:val="single" w:sz="12" w:color="FFFFFF"/>
+              <w:left w:val="single" w:sz="12" w:color="FFFFFF"/>
+              <w:bottom w:val="single" w:sz="12" w:color="FFFFFF"/>
+              <w:right w:val="single" w:sz="12" w:color="FFFFFF"/>
+            </w:tcBorders>
+            <w:vAlign w:val="center"/>
+            <w:tcMar>
+              <w:top w:w="40" w:type="dxa"/>
+              <w:left w:w="120" w:type="dxa"/>
+              <w:bottom w:w="40" w:type="dxa"/>
+              <w:right w:w="80" w:type="dxa"/>
+            </w:tcMar>
           </w:tcPr>
           <w:p>
-            <w:r>
-              <w:rPr>
-                <w:sz w:val="17"/>
+            <w:pPr>
+              <w:spacing w:before="0" w:after="0"/>
+              <w:jc w:val="center"/>
+            </w:pPr>
+            <w:r>
+              <w:rPr>
+                <w:sz w:val="16"/>
               </w:rPr>
               <w:t>"vllm/google/gemma-4-..."</w:t>
             </w:r>
@@ -4340,12 +4961,29 @@
         <w:tc>
           <w:tcPr>
             <w:tcW w:type="dxa" w:w="2038"/>
-            <w:shd w:val="clear" w:color="auto" w:fill="F8F8F8"/>
+            <w:shd w:val="clear" w:color="auto" w:fill="EAEAEA"/>
+            <w:tcBorders>
+              <w:top w:val="single" w:sz="12" w:color="FFFFFF"/>
+              <w:left w:val="single" w:sz="12" w:color="FFFFFF"/>
+              <w:bottom w:val="single" w:sz="12" w:color="FFFFFF"/>
+              <w:right w:val="single" w:sz="12" w:color="FFFFFF"/>
+            </w:tcBorders>
+            <w:vAlign w:val="center"/>
+            <w:tcMar>
+              <w:top w:w="40" w:type="dxa"/>
+              <w:left w:w="120" w:type="dxa"/>
+              <w:bottom w:w="40" w:type="dxa"/>
+              <w:right w:w="80" w:type="dxa"/>
+            </w:tcMar>
           </w:tcPr>
           <w:p>
-            <w:r>
-              <w:rPr>
-                <w:sz w:val="17"/>
+            <w:pPr>
+              <w:spacing w:before="0" w:after="0"/>
+              <w:jc w:val="center"/>
+            </w:pPr>
+            <w:r>
+              <w:rPr>
+                <w:sz w:val="16"/>
               </w:rPr>
               <w:t>La guión en gemma-4 es obligatoria</w:t>
             </w:r>
@@ -4353,15 +4991,35 @@
         </w:tc>
       </w:tr>
       <w:tr>
+        <w:trPr>
+          <w:trHeight w:val="283" w:hRule="atLeast"/>
+        </w:trPr>
         <w:tc>
           <w:tcPr>
             <w:tcW w:type="dxa" w:w="2038"/>
-            <w:shd w:val="clear" w:color="auto" w:fill="FFFFFF"/>
+            <w:shd w:val="clear" w:color="auto" w:fill="EAEAEA"/>
+            <w:tcBorders>
+              <w:top w:val="single" w:sz="12" w:color="FFFFFF"/>
+              <w:left w:val="single" w:sz="12" w:color="FFFFFF"/>
+              <w:bottom w:val="single" w:sz="12" w:color="FFFFFF"/>
+              <w:right w:val="single" w:sz="12" w:color="FFFFFF"/>
+            </w:tcBorders>
+            <w:vAlign w:val="center"/>
+            <w:tcMar>
+              <w:top w:w="40" w:type="dxa"/>
+              <w:left w:w="120" w:type="dxa"/>
+              <w:bottom w:w="40" w:type="dxa"/>
+              <w:right w:w="80" w:type="dxa"/>
+            </w:tcMar>
           </w:tcPr>
           <w:p>
-            <w:r>
-              <w:rPr>
-                <w:sz w:val="17"/>
+            <w:pPr>
+              <w:spacing w:before="0" w:after="0"/>
+              <w:jc w:val="both"/>
+            </w:pPr>
+            <w:r>
+              <w:rPr>
+                <w:sz w:val="16"/>
               </w:rPr>
               <w:t>models.providers.vllm.models[].contextWindow</w:t>
             </w:r>
@@ -4370,12 +5028,29 @@
         <w:tc>
           <w:tcPr>
             <w:tcW w:type="dxa" w:w="2038"/>
-            <w:shd w:val="clear" w:color="auto" w:fill="FFFFFF"/>
+            <w:shd w:val="clear" w:color="auto" w:fill="EAEAEA"/>
+            <w:tcBorders>
+              <w:top w:val="single" w:sz="12" w:color="FFFFFF"/>
+              <w:left w:val="single" w:sz="12" w:color="FFFFFF"/>
+              <w:bottom w:val="single" w:sz="12" w:color="FFFFFF"/>
+              <w:right w:val="single" w:sz="12" w:color="FFFFFF"/>
+            </w:tcBorders>
+            <w:vAlign w:val="center"/>
+            <w:tcMar>
+              <w:top w:w="40" w:type="dxa"/>
+              <w:left w:w="120" w:type="dxa"/>
+              <w:bottom w:w="40" w:type="dxa"/>
+              <w:right w:w="80" w:type="dxa"/>
+            </w:tcMar>
           </w:tcPr>
           <w:p>
-            <w:r>
-              <w:rPr>
-                <w:sz w:val="17"/>
+            <w:pPr>
+              <w:spacing w:before="0" w:after="0"/>
+              <w:jc w:val="center"/>
+            </w:pPr>
+            <w:r>
+              <w:rPr>
+                <w:sz w:val="16"/>
               </w:rPr>
               <w:t>128000</w:t>
             </w:r>
@@ -4384,12 +5059,29 @@
         <w:tc>
           <w:tcPr>
             <w:tcW w:type="dxa" w:w="2038"/>
-            <w:shd w:val="clear" w:color="auto" w:fill="FFFFFF"/>
+            <w:shd w:val="clear" w:color="auto" w:fill="EAEAEA"/>
+            <w:tcBorders>
+              <w:top w:val="single" w:sz="12" w:color="FFFFFF"/>
+              <w:left w:val="single" w:sz="12" w:color="FFFFFF"/>
+              <w:bottom w:val="single" w:sz="12" w:color="FFFFFF"/>
+              <w:right w:val="single" w:sz="12" w:color="FFFFFF"/>
+            </w:tcBorders>
+            <w:vAlign w:val="center"/>
+            <w:tcMar>
+              <w:top w:w="40" w:type="dxa"/>
+              <w:left w:w="120" w:type="dxa"/>
+              <w:bottom w:w="40" w:type="dxa"/>
+              <w:right w:w="80" w:type="dxa"/>
+            </w:tcMar>
           </w:tcPr>
           <w:p>
-            <w:r>
-              <w:rPr>
-                <w:sz w:val="17"/>
+            <w:pPr>
+              <w:spacing w:before="0" w:after="0"/>
+              <w:jc w:val="center"/>
+            </w:pPr>
+            <w:r>
+              <w:rPr>
+                <w:sz w:val="16"/>
               </w:rPr>
               <w:t>65536</w:t>
             </w:r>
@@ -4398,12 +5090,29 @@
         <w:tc>
           <w:tcPr>
             <w:tcW w:type="dxa" w:w="2038"/>
-            <w:shd w:val="clear" w:color="auto" w:fill="FFFFFF"/>
+            <w:shd w:val="clear" w:color="auto" w:fill="EAEAEA"/>
+            <w:tcBorders>
+              <w:top w:val="single" w:sz="12" w:color="FFFFFF"/>
+              <w:left w:val="single" w:sz="12" w:color="FFFFFF"/>
+              <w:bottom w:val="single" w:sz="12" w:color="FFFFFF"/>
+              <w:right w:val="single" w:sz="12" w:color="FFFFFF"/>
+            </w:tcBorders>
+            <w:vAlign w:val="center"/>
+            <w:tcMar>
+              <w:top w:w="40" w:type="dxa"/>
+              <w:left w:w="120" w:type="dxa"/>
+              <w:bottom w:w="40" w:type="dxa"/>
+              <w:right w:w="80" w:type="dxa"/>
+            </w:tcMar>
           </w:tcPr>
           <w:p>
-            <w:r>
-              <w:rPr>
-                <w:sz w:val="17"/>
+            <w:pPr>
+              <w:spacing w:before="0" w:after="0"/>
+              <w:jc w:val="both"/>
+            </w:pPr>
+            <w:r>
+              <w:rPr>
+                <w:sz w:val="16"/>
               </w:rPr>
               <w:t>Debe coincidir con --max-model-len del contenedor vLLM</w:t>
             </w:r>
@@ -4411,15 +5120,35 @@
         </w:tc>
       </w:tr>
       <w:tr>
+        <w:trPr>
+          <w:trHeight w:val="283" w:hRule="atLeast"/>
+        </w:trPr>
         <w:tc>
           <w:tcPr>
             <w:tcW w:type="dxa" w:w="2038"/>
-            <w:shd w:val="clear" w:color="auto" w:fill="F8F8F8"/>
+            <w:shd w:val="clear" w:color="auto" w:fill="EAEAEA"/>
+            <w:tcBorders>
+              <w:top w:val="single" w:sz="12" w:color="FFFFFF"/>
+              <w:left w:val="single" w:sz="12" w:color="FFFFFF"/>
+              <w:bottom w:val="single" w:sz="12" w:color="FFFFFF"/>
+              <w:right w:val="single" w:sz="12" w:color="FFFFFF"/>
+            </w:tcBorders>
+            <w:vAlign w:val="center"/>
+            <w:tcMar>
+              <w:top w:w="40" w:type="dxa"/>
+              <w:left w:w="120" w:type="dxa"/>
+              <w:bottom w:w="40" w:type="dxa"/>
+              <w:right w:w="80" w:type="dxa"/>
+            </w:tcMar>
           </w:tcPr>
           <w:p>
-            <w:r>
-              <w:rPr>
-                <w:sz w:val="17"/>
+            <w:pPr>
+              <w:spacing w:before="0" w:after="0"/>
+              <w:jc w:val="both"/>
+            </w:pPr>
+            <w:r>
+              <w:rPr>
+                <w:sz w:val="16"/>
               </w:rPr>
               <w:t>models.providers.vllm.models[].maxTokens</w:t>
             </w:r>
@@ -4428,12 +5157,29 @@
         <w:tc>
           <w:tcPr>
             <w:tcW w:type="dxa" w:w="2038"/>
-            <w:shd w:val="clear" w:color="auto" w:fill="F8F8F8"/>
+            <w:shd w:val="clear" w:color="auto" w:fill="EAEAEA"/>
+            <w:tcBorders>
+              <w:top w:val="single" w:sz="12" w:color="FFFFFF"/>
+              <w:left w:val="single" w:sz="12" w:color="FFFFFF"/>
+              <w:bottom w:val="single" w:sz="12" w:color="FFFFFF"/>
+              <w:right w:val="single" w:sz="12" w:color="FFFFFF"/>
+            </w:tcBorders>
+            <w:vAlign w:val="center"/>
+            <w:tcMar>
+              <w:top w:w="40" w:type="dxa"/>
+              <w:left w:w="120" w:type="dxa"/>
+              <w:bottom w:w="40" w:type="dxa"/>
+              <w:right w:w="80" w:type="dxa"/>
+            </w:tcMar>
           </w:tcPr>
           <w:p>
-            <w:r>
-              <w:rPr>
-                <w:sz w:val="17"/>
+            <w:pPr>
+              <w:spacing w:before="0" w:after="0"/>
+              <w:jc w:val="center"/>
+            </w:pPr>
+            <w:r>
+              <w:rPr>
+                <w:sz w:val="16"/>
               </w:rPr>
               <w:t>65536</w:t>
             </w:r>
@@ -4442,12 +5188,29 @@
         <w:tc>
           <w:tcPr>
             <w:tcW w:type="dxa" w:w="2038"/>
-            <w:shd w:val="clear" w:color="auto" w:fill="F8F8F8"/>
+            <w:shd w:val="clear" w:color="auto" w:fill="EAEAEA"/>
+            <w:tcBorders>
+              <w:top w:val="single" w:sz="12" w:color="FFFFFF"/>
+              <w:left w:val="single" w:sz="12" w:color="FFFFFF"/>
+              <w:bottom w:val="single" w:sz="12" w:color="FFFFFF"/>
+              <w:right w:val="single" w:sz="12" w:color="FFFFFF"/>
+            </w:tcBorders>
+            <w:vAlign w:val="center"/>
+            <w:tcMar>
+              <w:top w:w="40" w:type="dxa"/>
+              <w:left w:w="120" w:type="dxa"/>
+              <w:bottom w:w="40" w:type="dxa"/>
+              <w:right w:w="80" w:type="dxa"/>
+            </w:tcMar>
           </w:tcPr>
           <w:p>
-            <w:r>
-              <w:rPr>
-                <w:sz w:val="17"/>
+            <w:pPr>
+              <w:spacing w:before="0" w:after="0"/>
+              <w:jc w:val="center"/>
+            </w:pPr>
+            <w:r>
+              <w:rPr>
+                <w:sz w:val="16"/>
               </w:rPr>
               <w:t>4096</w:t>
             </w:r>
@@ -4456,12 +5219,29 @@
         <w:tc>
           <w:tcPr>
             <w:tcW w:type="dxa" w:w="2038"/>
-            <w:shd w:val="clear" w:color="auto" w:fill="F8F8F8"/>
+            <w:shd w:val="clear" w:color="auto" w:fill="EAEAEA"/>
+            <w:tcBorders>
+              <w:top w:val="single" w:sz="12" w:color="FFFFFF"/>
+              <w:left w:val="single" w:sz="12" w:color="FFFFFF"/>
+              <w:bottom w:val="single" w:sz="12" w:color="FFFFFF"/>
+              <w:right w:val="single" w:sz="12" w:color="FFFFFF"/>
+            </w:tcBorders>
+            <w:vAlign w:val="center"/>
+            <w:tcMar>
+              <w:top w:w="40" w:type="dxa"/>
+              <w:left w:w="120" w:type="dxa"/>
+              <w:bottom w:w="40" w:type="dxa"/>
+              <w:right w:w="80" w:type="dxa"/>
+            </w:tcMar>
           </w:tcPr>
           <w:p>
-            <w:r>
-              <w:rPr>
-                <w:sz w:val="17"/>
+            <w:pPr>
+              <w:spacing w:before="0" w:after="0"/>
+              <w:jc w:val="both"/>
+            </w:pPr>
+            <w:r>
+              <w:rPr>
+                <w:sz w:val="16"/>
               </w:rPr>
               <w:t>Si maxTokens == contextWindow, no queda espacio para el input</w:t>
             </w:r>
@@ -4469,15 +5249,35 @@
         </w:tc>
       </w:tr>
       <w:tr>
+        <w:trPr>
+          <w:trHeight w:val="283" w:hRule="atLeast"/>
+        </w:trPr>
         <w:tc>
           <w:tcPr>
             <w:tcW w:type="dxa" w:w="2038"/>
-            <w:shd w:val="clear" w:color="auto" w:fill="FFFFFF"/>
+            <w:shd w:val="clear" w:color="auto" w:fill="EAEAEA"/>
+            <w:tcBorders>
+              <w:top w:val="single" w:sz="12" w:color="FFFFFF"/>
+              <w:left w:val="single" w:sz="12" w:color="FFFFFF"/>
+              <w:bottom w:val="single" w:sz="12" w:color="FFFFFF"/>
+              <w:right w:val="single" w:sz="12" w:color="FFFFFF"/>
+            </w:tcBorders>
+            <w:vAlign w:val="center"/>
+            <w:tcMar>
+              <w:top w:w="40" w:type="dxa"/>
+              <w:left w:w="120" w:type="dxa"/>
+              <w:bottom w:w="40" w:type="dxa"/>
+              <w:right w:w="80" w:type="dxa"/>
+            </w:tcMar>
           </w:tcPr>
           <w:p>
-            <w:r>
-              <w:rPr>
-                <w:sz w:val="17"/>
+            <w:pPr>
+              <w:spacing w:before="0" w:after="0"/>
+              <w:jc w:val="both"/>
+            </w:pPr>
+            <w:r>
+              <w:rPr>
+                <w:sz w:val="16"/>
               </w:rPr>
               <w:t>agents.defaults.memorySearch.enabled</w:t>
             </w:r>
@@ -4486,12 +5286,29 @@
         <w:tc>
           <w:tcPr>
             <w:tcW w:type="dxa" w:w="2038"/>
-            <w:shd w:val="clear" w:color="auto" w:fill="FFFFFF"/>
+            <w:shd w:val="clear" w:color="auto" w:fill="EAEAEA"/>
+            <w:tcBorders>
+              <w:top w:val="single" w:sz="12" w:color="FFFFFF"/>
+              <w:left w:val="single" w:sz="12" w:color="FFFFFF"/>
+              <w:bottom w:val="single" w:sz="12" w:color="FFFFFF"/>
+              <w:right w:val="single" w:sz="12" w:color="FFFFFF"/>
+            </w:tcBorders>
+            <w:vAlign w:val="center"/>
+            <w:tcMar>
+              <w:top w:w="40" w:type="dxa"/>
+              <w:left w:w="120" w:type="dxa"/>
+              <w:bottom w:w="40" w:type="dxa"/>
+              <w:right w:w="80" w:type="dxa"/>
+            </w:tcMar>
           </w:tcPr>
           <w:p>
-            <w:r>
-              <w:rPr>
-                <w:sz w:val="17"/>
+            <w:pPr>
+              <w:spacing w:before="0" w:after="0"/>
+              <w:jc w:val="center"/>
+            </w:pPr>
+            <w:r>
+              <w:rPr>
+                <w:sz w:val="16"/>
               </w:rPr>
               <w:t>true</w:t>
             </w:r>
@@ -4500,12 +5317,29 @@
         <w:tc>
           <w:tcPr>
             <w:tcW w:type="dxa" w:w="2038"/>
-            <w:shd w:val="clear" w:color="auto" w:fill="FFFFFF"/>
+            <w:shd w:val="clear" w:color="auto" w:fill="EAEAEA"/>
+            <w:tcBorders>
+              <w:top w:val="single" w:sz="12" w:color="FFFFFF"/>
+              <w:left w:val="single" w:sz="12" w:color="FFFFFF"/>
+              <w:bottom w:val="single" w:sz="12" w:color="FFFFFF"/>
+              <w:right w:val="single" w:sz="12" w:color="FFFFFF"/>
+            </w:tcBorders>
+            <w:vAlign w:val="center"/>
+            <w:tcMar>
+              <w:top w:w="40" w:type="dxa"/>
+              <w:left w:w="120" w:type="dxa"/>
+              <w:bottom w:w="40" w:type="dxa"/>
+              <w:right w:w="80" w:type="dxa"/>
+            </w:tcMar>
           </w:tcPr>
           <w:p>
-            <w:r>
-              <w:rPr>
-                <w:sz w:val="17"/>
+            <w:pPr>
+              <w:spacing w:before="0" w:after="0"/>
+              <w:jc w:val="center"/>
+            </w:pPr>
+            <w:r>
+              <w:rPr>
+                <w:sz w:val="16"/>
               </w:rPr>
               <w:t>false</w:t>
             </w:r>
@@ -4514,12 +5348,29 @@
         <w:tc>
           <w:tcPr>
             <w:tcW w:type="dxa" w:w="2038"/>
-            <w:shd w:val="clear" w:color="auto" w:fill="FFFFFF"/>
+            <w:shd w:val="clear" w:color="auto" w:fill="EAEAEA"/>
+            <w:tcBorders>
+              <w:top w:val="single" w:sz="12" w:color="FFFFFF"/>
+              <w:left w:val="single" w:sz="12" w:color="FFFFFF"/>
+              <w:bottom w:val="single" w:sz="12" w:color="FFFFFF"/>
+              <w:right w:val="single" w:sz="12" w:color="FFFFFF"/>
+            </w:tcBorders>
+            <w:vAlign w:val="center"/>
+            <w:tcMar>
+              <w:top w:w="40" w:type="dxa"/>
+              <w:left w:w="120" w:type="dxa"/>
+              <w:bottom w:w="40" w:type="dxa"/>
+              <w:right w:w="80" w:type="dxa"/>
+            </w:tcMar>
           </w:tcPr>
           <w:p>
-            <w:r>
-              <w:rPr>
-                <w:sz w:val="17"/>
+            <w:pPr>
+              <w:spacing w:before="0" w:after="0"/>
+              <w:jc w:val="both"/>
+            </w:pPr>
+            <w:r>
+              <w:rPr>
+                <w:sz w:val="16"/>
               </w:rPr>
               <w:t>Falla sin API key de OpenAI configurada</w:t>
             </w:r>
@@ -4537,10 +5388,11 @@
         <w:pStyle w:val="Endure-Subhead"/>
         <w:keepNext/>
         <w:spacing w:before="160" w:after="60"/>
+        <w:outlineLvl w:val="2"/>
       </w:pPr>
       <w:r>
         <w:rPr>
-          <w:sz w:val="18"/>
+          <w:sz w:val="22"/>
         </w:rPr>
         <w:t>13.1.5 Web UI de OpenClaw desde Windows</w:t>
       </w:r>
@@ -4548,18 +5400,25 @@
     <w:p>
       <w:pPr>
         <w:pStyle w:val="Endure-FirstParagraphBodyText"/>
+        <w:spacing w:before="100" w:after="100"/>
       </w:pPr>
       <w:r>
+        <w:rPr>
+          <w:sz w:val="20"/>
+        </w:rPr>
         <w:t xml:space="preserve">OpenClaw incluye una interfaz web que escucha en el puerto 18789 del Jetson, enlazada únicamente a </w:t>
       </w:r>
       <w:r>
         <w:rPr>
           <w:rFonts w:ascii="Courier New" w:hAnsi="Courier New"/>
-          <w:sz w:val="17"/>
+          <w:sz w:val="16"/>
         </w:rPr>
         <w:t>loopback</w:t>
       </w:r>
       <w:r>
+        <w:rPr>
+          <w:sz w:val="20"/>
+        </w:rPr>
         <w:t xml:space="preserve"> (127.0.0.1) por seguridad. Para acceder desde un equipo Windows en la misma red local, es necesario crear un túnel SSH.</w:t>
       </w:r>
     </w:p>
@@ -4609,7 +5468,7 @@
             <w:r>
               <w:rPr>
                 <w:rFonts w:ascii="Courier New" w:hAnsi="Courier New"/>
-                <w:sz w:val="17"/>
+                <w:sz w:val="16"/>
               </w:rPr>
               <w:t>Permission denied (publickey)</w:t>
             </w:r>
@@ -4638,7 +5497,7 @@
         <w:tc>
           <w:tcPr>
             <w:tcW w:type="dxa" w:w="8152"/>
-            <w:shd w:val="clear" w:color="auto" w:fill="F2F2F2"/>
+            <w:shd w:val="clear" w:color="auto" w:fill="EAEAEA"/>
             <w:tcBorders>
               <w:left w:val="thick" w:sz="24" w:color="1A5A6A"/>
             </w:tcBorders>
@@ -4659,7 +5518,8 @@
             <w:r>
               <w:rPr>
                 <w:rFonts w:ascii="Courier New" w:hAnsi="Courier New"/>
-                <w:color w:val="1A1A1A"/>
+                <w:i/>
+                <w:color w:val="888888"/>
                 <w:sz w:val="16"/>
               </w:rPr>
               <w:t># En Windows PowerShell — mantener esta ventana abierta mientras usa el Web UI</w:t>
@@ -4675,7 +5535,8 @@
             <w:r>
               <w:rPr>
                 <w:rFonts w:ascii="Courier New" w:hAnsi="Courier New"/>
-                <w:color w:val="1A1A1A"/>
+                <w:i/>
+                <w:color w:val="888888"/>
                 <w:sz w:val="16"/>
               </w:rPr>
               <w:t># Reemplazar 192.168.1.100 con la IP de su Jetson</w:t>
@@ -4708,8 +5569,12 @@
     <w:p>
       <w:pPr>
         <w:pStyle w:val="Endure-ChapterBodyText"/>
+        <w:spacing w:before="100" w:after="100"/>
       </w:pPr>
       <w:r>
+        <w:rPr>
+          <w:sz w:val="20"/>
+        </w:rPr>
         <w:t>Una vez activo el túnel, abra en el navegador de Windows:</w:t>
       </w:r>
     </w:p>
@@ -4726,7 +5591,7 @@
         <w:tc>
           <w:tcPr>
             <w:tcW w:type="dxa" w:w="8152"/>
-            <w:shd w:val="clear" w:color="auto" w:fill="F2F2F2"/>
+            <w:shd w:val="clear" w:color="auto" w:fill="EAEAEA"/>
             <w:tcBorders>
               <w:left w:val="thick" w:sz="24" w:color="1A5A6A"/>
             </w:tcBorders>
@@ -4747,6 +5612,7 @@
             <w:r>
               <w:rPr>
                 <w:rFonts w:ascii="Courier New" w:hAnsi="Courier New"/>
+                <w:i/>
                 <w:color w:val="555555"/>
                 <w:sz w:val="16"/>
               </w:rPr>
@@ -4764,8 +5630,12 @@
     <w:p>
       <w:pPr>
         <w:pStyle w:val="Endure-ChapterBodyText"/>
+        <w:spacing w:before="100" w:after="100"/>
       </w:pPr>
       <w:r>
+        <w:rPr>
+          <w:sz w:val="20"/>
+        </w:rPr>
         <w:t>Para obtener el token desde el Jetson:</w:t>
       </w:r>
     </w:p>
@@ -4782,7 +5652,7 @@
         <w:tc>
           <w:tcPr>
             <w:tcW w:type="dxa" w:w="8152"/>
-            <w:shd w:val="clear" w:color="auto" w:fill="F2F2F2"/>
+            <w:shd w:val="clear" w:color="auto" w:fill="EAEAEA"/>
             <w:tcBorders>
               <w:left w:val="thick" w:sz="24" w:color="1A5A6A"/>
             </w:tcBorders>
@@ -4820,6 +5690,7 @@
             <w:r>
               <w:rPr>
                 <w:rFonts w:ascii="Courier New" w:hAnsi="Courier New"/>
+                <w:i/>
                 <w:color w:val="555555"/>
                 <w:sz w:val="16"/>
               </w:rPr>
@@ -4854,10 +5725,12 @@
     <w:p>
       <w:pPr>
         <w:pStyle w:val="Endure-ChapterBodyText"/>
+        <w:spacing w:before="100" w:after="100"/>
       </w:pPr>
       <w:r>
         <w:rPr>
           <w:b/>
+          <w:sz w:val="20"/>
         </w:rPr>
         <w:t>Alternativa sin túnel SSH — NoMachine:</w:t>
       </w:r>
@@ -4865,8 +5738,12 @@
     <w:p>
       <w:pPr>
         <w:pStyle w:val="Endure-ChapterBodyText"/>
+        <w:spacing w:before="100" w:after="100"/>
       </w:pPr>
       <w:r>
+        <w:rPr>
+          <w:sz w:val="20"/>
+        </w:rPr>
         <w:t>Si tiene NoMachine instalado en el Jetson (Capítulo 7), conéctese con el cliente NoMachine desde Windows y abra el navegador dentro del escritorio virtual del Jetson:</w:t>
       </w:r>
     </w:p>
@@ -4883,7 +5760,7 @@
         <w:tc>
           <w:tcPr>
             <w:tcW w:type="dxa" w:w="8152"/>
-            <w:shd w:val="clear" w:color="auto" w:fill="F2F2F2"/>
+            <w:shd w:val="clear" w:color="auto" w:fill="EAEAEA"/>
             <w:tcBorders>
               <w:left w:val="thick" w:sz="24" w:color="1A5A6A"/>
             </w:tcBorders>
@@ -4904,6 +5781,7 @@
             <w:r>
               <w:rPr>
                 <w:rFonts w:ascii="Courier New" w:hAnsi="Courier New"/>
+                <w:i/>
                 <w:color w:val="555555"/>
                 <w:sz w:val="16"/>
               </w:rPr>
@@ -4921,8 +5799,12 @@
     <w:p>
       <w:pPr>
         <w:pStyle w:val="Endure-ChapterBodyText"/>
+        <w:spacing w:before="100" w:after="100"/>
       </w:pPr>
       <w:r>
+        <w:rPr>
+          <w:sz w:val="20"/>
+        </w:rPr>
         <w:t>Esta opción es más sencilla y no requiere mantener abierto el túnel SSH.</w:t>
       </w:r>
     </w:p>
@@ -4931,10 +5813,11 @@
         <w:pStyle w:val="Endure-Subhead"/>
         <w:keepNext/>
         <w:spacing w:before="160" w:after="60"/>
+        <w:outlineLvl w:val="2"/>
       </w:pPr>
       <w:r>
         <w:rPr>
-          <w:sz w:val="18"/>
+          <w:sz w:val="22"/>
         </w:rPr>
         <w:t>13.1.6 Canal WhatsApp — Configuración Inicial</w:t>
       </w:r>
@@ -4942,8 +5825,12 @@
     <w:p>
       <w:pPr>
         <w:pStyle w:val="Endure-FirstParagraphBodyText"/>
+        <w:spacing w:before="100" w:after="100"/>
       </w:pPr>
       <w:r>
+        <w:rPr>
+          <w:sz w:val="20"/>
+        </w:rPr>
         <w:t>WhatsApp es el canal principal de interacción con el agente OpenClaw. La configuración inicial requiere escanear un código QR desde el teléfono.</w:t>
       </w:r>
     </w:p>
@@ -4960,7 +5847,7 @@
         <w:tc>
           <w:tcPr>
             <w:tcW w:type="dxa" w:w="8152"/>
-            <w:shd w:val="clear" w:color="auto" w:fill="F2F2F2"/>
+            <w:shd w:val="clear" w:color="auto" w:fill="EAEAEA"/>
             <w:tcBorders>
               <w:left w:val="thick" w:sz="24" w:color="1A5A6A"/>
             </w:tcBorders>
@@ -5015,6 +5902,7 @@
             <w:r>
               <w:rPr>
                 <w:rFonts w:ascii="Courier New" w:hAnsi="Courier New"/>
+                <w:i/>
                 <w:color w:val="555555"/>
                 <w:sz w:val="16"/>
               </w:rPr>
@@ -5176,7 +6064,7 @@
         <w:tc>
           <w:tcPr>
             <w:tcW w:type="dxa" w:w="8152"/>
-            <w:shd w:val="clear" w:color="auto" w:fill="F2F2F2"/>
+            <w:shd w:val="clear" w:color="auto" w:fill="EAEAEA"/>
             <w:tcBorders>
               <w:left w:val="thick" w:sz="24" w:color="1A5A6A"/>
             </w:tcBorders>
@@ -5280,6 +6168,7 @@
             <w:r>
               <w:rPr>
                 <w:rFonts w:ascii="Courier New" w:hAnsi="Courier New"/>
+                <w:i/>
                 <w:color w:val="555555"/>
                 <w:sz w:val="16"/>
               </w:rPr>
@@ -5345,6 +6234,7 @@
             <w:r>
               <w:rPr>
                 <w:rFonts w:ascii="Courier New" w:hAnsi="Courier New"/>
+                <w:i/>
                 <w:color w:val="555555"/>
                 <w:sz w:val="16"/>
               </w:rPr>
@@ -5444,6 +6334,7 @@
             <w:r>
               <w:rPr>
                 <w:rFonts w:ascii="Courier New" w:hAnsi="Courier New"/>
+                <w:i/>
                 <w:color w:val="555555"/>
                 <w:sz w:val="16"/>
               </w:rPr>
@@ -5495,34 +6386,45 @@
     <w:p>
       <w:pPr>
         <w:pStyle w:val="Endure-ChapterBodyText"/>
+        <w:spacing w:before="100" w:after="100"/>
       </w:pPr>
       <w:r>
         <w:rPr>
           <w:b/>
+          <w:sz w:val="20"/>
         </w:rPr>
         <w:t>Si WhatsApp se desconecta</w:t>
       </w:r>
       <w:r>
+        <w:rPr>
+          <w:sz w:val="20"/>
+        </w:rPr>
         <w:t xml:space="preserve"> (los logs muestran </w:t>
       </w:r>
       <w:r>
         <w:rPr>
           <w:rFonts w:ascii="Courier New" w:hAnsi="Courier New"/>
-          <w:sz w:val="17"/>
+          <w:sz w:val="16"/>
         </w:rPr>
         <w:t>session logged out</w:t>
       </w:r>
       <w:r>
+        <w:rPr>
+          <w:sz w:val="20"/>
+        </w:rPr>
         <w:t xml:space="preserve"> o </w:t>
       </w:r>
       <w:r>
         <w:rPr>
           <w:rFonts w:ascii="Courier New" w:hAnsi="Courier New"/>
-          <w:sz w:val="17"/>
+          <w:sz w:val="16"/>
         </w:rPr>
         <w:t>QR required</w:t>
       </w:r>
       <w:r>
+        <w:rPr>
+          <w:sz w:val="20"/>
+        </w:rPr>
         <w:t>):</w:t>
       </w:r>
     </w:p>
@@ -5539,7 +6441,7 @@
         <w:tc>
           <w:tcPr>
             <w:tcW w:type="dxa" w:w="8152"/>
-            <w:shd w:val="clear" w:color="auto" w:fill="F2F2F2"/>
+            <w:shd w:val="clear" w:color="auto" w:fill="EAEAEA"/>
             <w:tcBorders>
               <w:left w:val="thick" w:sz="24" w:color="1A5A6A"/>
             </w:tcBorders>
@@ -5577,6 +6479,7 @@
             <w:r>
               <w:rPr>
                 <w:rFonts w:ascii="Courier New" w:hAnsi="Courier New"/>
+                <w:i/>
                 <w:color w:val="555555"/>
                 <w:sz w:val="16"/>
               </w:rPr>
@@ -5594,10 +6497,12 @@
     <w:p>
       <w:pPr>
         <w:pStyle w:val="Endure-ChapterBodyText"/>
+        <w:spacing w:before="100" w:after="100"/>
       </w:pPr>
       <w:r>
         <w:rPr>
           <w:b/>
+          <w:sz w:val="20"/>
         </w:rPr>
         <w:t>Políticas de acceso de WhatsApp:</w:t>
       </w:r>
@@ -5615,7 +6520,7 @@
         <w:tc>
           <w:tcPr>
             <w:tcW w:type="dxa" w:w="8152"/>
-            <w:shd w:val="clear" w:color="auto" w:fill="F2F2F2"/>
+            <w:shd w:val="clear" w:color="auto" w:fill="EAEAEA"/>
             <w:tcBorders>
               <w:left w:val="thick" w:sz="24" w:color="1A5A6A"/>
             </w:tcBorders>
@@ -5653,6 +6558,7 @@
             <w:r>
               <w:rPr>
                 <w:rFonts w:ascii="Courier New" w:hAnsi="Courier New"/>
+                <w:i/>
                 <w:color w:val="555555"/>
                 <w:sz w:val="16"/>
               </w:rPr>
@@ -5701,6 +6607,7 @@
             <w:r>
               <w:rPr>
                 <w:rFonts w:ascii="Courier New" w:hAnsi="Courier New"/>
+                <w:i/>
                 <w:color w:val="555555"/>
                 <w:sz w:val="16"/>
               </w:rPr>
@@ -5717,6 +6624,7 @@
             <w:r>
               <w:rPr>
                 <w:rFonts w:ascii="Courier New" w:hAnsi="Courier New"/>
+                <w:i/>
                 <w:color w:val="555555"/>
                 <w:sz w:val="16"/>
               </w:rPr>
@@ -5736,10 +6644,11 @@
         <w:pStyle w:val="Endure-Subhead"/>
         <w:keepNext/>
         <w:spacing w:before="160" w:after="60"/>
+        <w:outlineLvl w:val="2"/>
       </w:pPr>
       <w:r>
         <w:rPr>
-          <w:sz w:val="18"/>
+          <w:sz w:val="22"/>
         </w:rPr>
         <w:t>13.1.7 Gestión del Gateway en el Día a Día</w:t>
       </w:r>
@@ -5757,7 +6666,7 @@
         <w:tc>
           <w:tcPr>
             <w:tcW w:type="dxa" w:w="8152"/>
-            <w:shd w:val="clear" w:color="auto" w:fill="F2F2F2"/>
+            <w:shd w:val="clear" w:color="auto" w:fill="EAEAEA"/>
             <w:tcBorders>
               <w:left w:val="thick" w:sz="24" w:color="1A5A6A"/>
             </w:tcBorders>
@@ -5795,6 +6704,7 @@
             <w:r>
               <w:rPr>
                 <w:rFonts w:ascii="Courier New" w:hAnsi="Courier New"/>
+                <w:i/>
                 <w:color w:val="555555"/>
                 <w:sz w:val="16"/>
               </w:rPr>
@@ -5843,6 +6753,7 @@
             <w:r>
               <w:rPr>
                 <w:rFonts w:ascii="Courier New" w:hAnsi="Courier New"/>
+                <w:i/>
                 <w:color w:val="555555"/>
                 <w:sz w:val="16"/>
               </w:rPr>
@@ -5891,6 +6802,7 @@
             <w:r>
               <w:rPr>
                 <w:rFonts w:ascii="Courier New" w:hAnsi="Courier New"/>
+                <w:i/>
                 <w:color w:val="555555"/>
                 <w:sz w:val="16"/>
               </w:rPr>
@@ -5939,6 +6851,7 @@
             <w:r>
               <w:rPr>
                 <w:rFonts w:ascii="Courier New" w:hAnsi="Courier New"/>
+                <w:i/>
                 <w:color w:val="555555"/>
                 <w:sz w:val="16"/>
               </w:rPr>
@@ -5987,6 +6900,7 @@
             <w:r>
               <w:rPr>
                 <w:rFonts w:ascii="Courier New" w:hAnsi="Courier New"/>
+                <w:i/>
                 <w:color w:val="555555"/>
                 <w:sz w:val="16"/>
               </w:rPr>
@@ -6035,6 +6949,7 @@
             <w:r>
               <w:rPr>
                 <w:rFonts w:ascii="Courier New" w:hAnsi="Courier New"/>
+                <w:i/>
                 <w:color w:val="555555"/>
                 <w:sz w:val="16"/>
               </w:rPr>
@@ -6100,6 +7015,7 @@
             <w:r>
               <w:rPr>
                 <w:rFonts w:ascii="Courier New" w:hAnsi="Courier New"/>
+                <w:i/>
                 <w:color w:val="555555"/>
                 <w:sz w:val="16"/>
               </w:rPr>
@@ -6164,6 +7080,7 @@
             <w:r>
               <w:rPr>
                 <w:rFonts w:ascii="Courier New" w:hAnsi="Courier New"/>
+                <w:i/>
                 <w:color w:val="555555"/>
                 <w:sz w:val="16"/>
               </w:rPr>
@@ -6217,10 +7134,11 @@
         <w:pStyle w:val="Endure-Subhead"/>
         <w:keepNext/>
         <w:spacing w:before="160" w:after="60"/>
+        <w:outlineLvl w:val="2"/>
       </w:pPr>
       <w:r>
         <w:rPr>
-          <w:sz w:val="18"/>
+          <w:sz w:val="22"/>
         </w:rPr>
         <w:t>13.1.8 Skills de OpenClaw</w:t>
       </w:r>
@@ -6228,8 +7146,12 @@
     <w:p>
       <w:pPr>
         <w:pStyle w:val="Endure-FirstParagraphBodyText"/>
+        <w:spacing w:before="100" w:after="100"/>
       </w:pPr>
       <w:r>
+        <w:rPr>
+          <w:sz w:val="20"/>
+        </w:rPr>
         <w:t>Los skills amplían las capacidades del agente con herramientas adicionales. OpenClaw 2026.6.x incluye por defecto: memory core (memoria entre sesiones), web search (búsqueda Brave), y file transfer.</w:t>
       </w:r>
     </w:p>
@@ -6246,7 +7168,7 @@
         <w:tc>
           <w:tcPr>
             <w:tcW w:type="dxa" w:w="8152"/>
-            <w:shd w:val="clear" w:color="auto" w:fill="F2F2F2"/>
+            <w:shd w:val="clear" w:color="auto" w:fill="EAEAEA"/>
             <w:tcBorders>
               <w:left w:val="thick" w:sz="24" w:color="1A5A6A"/>
             </w:tcBorders>
@@ -6284,6 +7206,7 @@
             <w:r>
               <w:rPr>
                 <w:rFonts w:ascii="Courier New" w:hAnsi="Courier New"/>
+                <w:i/>
                 <w:color w:val="555555"/>
                 <w:sz w:val="16"/>
               </w:rPr>
@@ -6332,6 +7255,7 @@
             <w:r>
               <w:rPr>
                 <w:rFonts w:ascii="Courier New" w:hAnsi="Courier New"/>
+                <w:i/>
                 <w:color w:val="555555"/>
                 <w:sz w:val="16"/>
               </w:rPr>
@@ -6380,6 +7304,7 @@
             <w:r>
               <w:rPr>
                 <w:rFonts w:ascii="Courier New" w:hAnsi="Courier New"/>
+                <w:i/>
                 <w:color w:val="555555"/>
                 <w:sz w:val="16"/>
               </w:rPr>
@@ -6428,6 +7353,7 @@
             <w:r>
               <w:rPr>
                 <w:rFonts w:ascii="Courier New" w:hAnsi="Courier New"/>
+                <w:i/>
                 <w:color w:val="555555"/>
                 <w:sz w:val="16"/>
               </w:rPr>
@@ -6488,7 +7414,7 @@
             <w:r>
               <w:rPr>
                 <w:rFonts w:ascii="Courier New" w:hAnsi="Courier New"/>
-                <w:sz w:val="17"/>
+                <w:sz w:val="16"/>
               </w:rPr>
               <w:t>docs.openclaw.ai/clawhub</w:t>
             </w:r>
@@ -6498,7 +7424,7 @@
             <w:r>
               <w:rPr>
                 <w:rFonts w:ascii="Courier New" w:hAnsi="Courier New"/>
-                <w:sz w:val="17"/>
+                <w:sz w:val="16"/>
               </w:rPr>
               <w:t>jetson-system</w:t>
             </w:r>
@@ -6508,7 +7434,7 @@
             <w:r>
               <w:rPr>
                 <w:rFonts w:ascii="Courier New" w:hAnsi="Courier New"/>
-                <w:sz w:val="17"/>
+                <w:sz w:val="16"/>
               </w:rPr>
               <w:t>file-manager</w:t>
             </w:r>
@@ -6518,7 +7444,7 @@
             <w:r>
               <w:rPr>
                 <w:rFonts w:ascii="Courier New" w:hAnsi="Courier New"/>
-                <w:sz w:val="17"/>
+                <w:sz w:val="16"/>
               </w:rPr>
               <w:t>code-executor</w:t>
             </w:r>
@@ -6539,16 +7465,24 @@
         <w:pStyle w:val="Endure-Subhead"/>
         <w:keepNext/>
         <w:spacing w:before="240" w:after="60"/>
+        <w:outlineLvl w:val="1"/>
       </w:pPr>
       <w:r>
+        <w:rPr>
+          <w:sz w:val="24"/>
+        </w:rPr>
         <w:t>13.2 NemoClaw — Capa de Seguridad sobre OpenClaw</w:t>
       </w:r>
     </w:p>
     <w:p>
       <w:pPr>
         <w:pStyle w:val="Endure-FirstParagraphBodyText"/>
+        <w:spacing w:before="100" w:after="100"/>
       </w:pPr>
       <w:r>
+        <w:rPr>
+          <w:sz w:val="20"/>
+        </w:rPr>
         <w:t>NemoClaw agrega privacidad y control de seguridad a OpenClaw mediante un proxy de políticas que intercepta todas las solicitudes antes de que lleguen al gateway. Con JetPack 7.2, Jetson viene preconfigurado con las dependencias necesarias para NemoClaw sin configuración manual adicional.</w:t>
       </w:r>
     </w:p>
@@ -6557,10 +7491,11 @@
         <w:pStyle w:val="Endure-Subhead"/>
         <w:keepNext/>
         <w:spacing w:before="160" w:after="60"/>
+        <w:outlineLvl w:val="2"/>
       </w:pPr>
       <w:r>
         <w:rPr>
-          <w:sz w:val="18"/>
+          <w:sz w:val="22"/>
         </w:rPr>
         <w:t>13.2.1 Arquitectura de NemoClaw</w:t>
       </w:r>
@@ -6578,7 +7513,7 @@
         <w:tc>
           <w:tcPr>
             <w:tcW w:type="dxa" w:w="8152"/>
-            <w:shd w:val="clear" w:color="auto" w:fill="F2F2F2"/>
+            <w:shd w:val="clear" w:color="auto" w:fill="EAEAEA"/>
             <w:tcBorders>
               <w:left w:val="thick" w:sz="24" w:color="1A5A6A"/>
             </w:tcBorders>
@@ -6599,6 +7534,7 @@
             <w:r>
               <w:rPr>
                 <w:rFonts w:ascii="Courier New" w:hAnsi="Courier New"/>
+                <w:i/>
                 <w:color w:val="555555"/>
                 <w:sz w:val="16"/>
               </w:rPr>
@@ -6615,6 +7551,7 @@
             <w:r>
               <w:rPr>
                 <w:rFonts w:ascii="Courier New" w:hAnsi="Courier New"/>
+                <w:i/>
                 <w:color w:val="555555"/>
                 <w:sz w:val="16"/>
               </w:rPr>
@@ -6646,6 +7583,7 @@
             <w:r>
               <w:rPr>
                 <w:rFonts w:ascii="Courier New" w:hAnsi="Courier New"/>
+                <w:i/>
                 <w:color w:val="555555"/>
                 <w:sz w:val="16"/>
               </w:rPr>
@@ -6662,6 +7600,7 @@
             <w:r>
               <w:rPr>
                 <w:rFonts w:ascii="Courier New" w:hAnsi="Courier New"/>
+                <w:i/>
                 <w:color w:val="555555"/>
                 <w:sz w:val="16"/>
               </w:rPr>
@@ -6678,6 +7617,7 @@
             <w:r>
               <w:rPr>
                 <w:rFonts w:ascii="Courier New" w:hAnsi="Courier New"/>
+                <w:i/>
                 <w:color w:val="555555"/>
                 <w:sz w:val="16"/>
               </w:rPr>
@@ -6694,6 +7634,7 @@
             <w:r>
               <w:rPr>
                 <w:rFonts w:ascii="Courier New" w:hAnsi="Courier New"/>
+                <w:i/>
                 <w:color w:val="555555"/>
                 <w:sz w:val="16"/>
               </w:rPr>
@@ -6710,6 +7651,7 @@
             <w:r>
               <w:rPr>
                 <w:rFonts w:ascii="Courier New" w:hAnsi="Courier New"/>
+                <w:i/>
                 <w:color w:val="555555"/>
                 <w:sz w:val="16"/>
               </w:rPr>
@@ -6726,6 +7668,7 @@
             <w:r>
               <w:rPr>
                 <w:rFonts w:ascii="Courier New" w:hAnsi="Courier New"/>
+                <w:i/>
                 <w:color w:val="555555"/>
                 <w:sz w:val="16"/>
               </w:rPr>
@@ -6742,6 +7685,7 @@
             <w:r>
               <w:rPr>
                 <w:rFonts w:ascii="Courier New" w:hAnsi="Courier New"/>
+                <w:i/>
                 <w:color w:val="555555"/>
                 <w:sz w:val="16"/>
               </w:rPr>
@@ -6758,6 +7702,7 @@
             <w:r>
               <w:rPr>
                 <w:rFonts w:ascii="Courier New" w:hAnsi="Courier New"/>
+                <w:i/>
                 <w:color w:val="555555"/>
                 <w:sz w:val="16"/>
               </w:rPr>
@@ -6774,6 +7719,7 @@
             <w:r>
               <w:rPr>
                 <w:rFonts w:ascii="Courier New" w:hAnsi="Courier New"/>
+                <w:i/>
                 <w:color w:val="555555"/>
                 <w:sz w:val="16"/>
               </w:rPr>
@@ -6790,6 +7736,7 @@
             <w:r>
               <w:rPr>
                 <w:rFonts w:ascii="Courier New" w:hAnsi="Courier New"/>
+                <w:i/>
                 <w:color w:val="555555"/>
                 <w:sz w:val="16"/>
               </w:rPr>
@@ -6806,6 +7753,7 @@
             <w:r>
               <w:rPr>
                 <w:rFonts w:ascii="Courier New" w:hAnsi="Courier New"/>
+                <w:i/>
                 <w:color w:val="555555"/>
                 <w:sz w:val="16"/>
               </w:rPr>
@@ -6822,6 +7770,7 @@
             <w:r>
               <w:rPr>
                 <w:rFonts w:ascii="Courier New" w:hAnsi="Courier New"/>
+                <w:i/>
                 <w:color w:val="555555"/>
                 <w:sz w:val="16"/>
               </w:rPr>
@@ -6838,6 +7787,7 @@
             <w:r>
               <w:rPr>
                 <w:rFonts w:ascii="Courier New" w:hAnsi="Courier New"/>
+                <w:i/>
                 <w:color w:val="555555"/>
                 <w:sz w:val="16"/>
               </w:rPr>
@@ -6854,6 +7804,7 @@
             <w:r>
               <w:rPr>
                 <w:rFonts w:ascii="Courier New" w:hAnsi="Courier New"/>
+                <w:i/>
                 <w:color w:val="555555"/>
                 <w:sz w:val="16"/>
               </w:rPr>
@@ -6870,6 +7821,7 @@
             <w:r>
               <w:rPr>
                 <w:rFonts w:ascii="Courier New" w:hAnsi="Courier New"/>
+                <w:i/>
                 <w:color w:val="555555"/>
                 <w:sz w:val="16"/>
               </w:rPr>
@@ -6886,6 +7838,7 @@
             <w:r>
               <w:rPr>
                 <w:rFonts w:ascii="Courier New" w:hAnsi="Courier New"/>
+                <w:i/>
                 <w:color w:val="555555"/>
                 <w:sz w:val="16"/>
               </w:rPr>
@@ -6902,6 +7855,7 @@
             <w:r>
               <w:rPr>
                 <w:rFonts w:ascii="Courier New" w:hAnsi="Courier New"/>
+                <w:i/>
                 <w:color w:val="555555"/>
                 <w:sz w:val="16"/>
               </w:rPr>
@@ -6918,6 +7872,7 @@
             <w:r>
               <w:rPr>
                 <w:rFonts w:ascii="Courier New" w:hAnsi="Courier New"/>
+                <w:i/>
                 <w:color w:val="555555"/>
                 <w:sz w:val="16"/>
               </w:rPr>
@@ -6934,6 +7889,7 @@
             <w:r>
               <w:rPr>
                 <w:rFonts w:ascii="Courier New" w:hAnsi="Courier New"/>
+                <w:i/>
                 <w:color w:val="555555"/>
                 <w:sz w:val="16"/>
               </w:rPr>
@@ -6950,6 +7906,7 @@
             <w:r>
               <w:rPr>
                 <w:rFonts w:ascii="Courier New" w:hAnsi="Courier New"/>
+                <w:i/>
                 <w:color w:val="555555"/>
                 <w:sz w:val="16"/>
               </w:rPr>
@@ -6967,84 +7924,103 @@
     <w:p>
       <w:pPr>
         <w:pStyle w:val="Endure-ChapterBodyText"/>
+        <w:spacing w:before="100" w:after="100"/>
       </w:pPr>
       <w:r>
+        <w:rPr>
+          <w:sz w:val="20"/>
+        </w:rPr>
         <w:t>NemoClaw añade tres capas de protección que OpenClaw por sí solo no tiene:</w:t>
       </w:r>
     </w:p>
     <w:p>
       <w:pPr>
         <w:pStyle w:val="Endure-ChapterBodyText"/>
-        <w:spacing w:before="20" w:after="20"/>
+        <w:spacing w:before="40" w:after="40"/>
         <w:ind w:left="360" w:hanging="216"/>
       </w:pPr>
       <w:r>
         <w:rPr>
-          <w:sz w:val="18"/>
+          <w:sz w:val="20"/>
         </w:rPr>
         <w:t xml:space="preserve">1. </w:t>
       </w:r>
       <w:r>
         <w:rPr>
           <w:b/>
+          <w:sz w:val="20"/>
         </w:rPr>
         <w:t>Políticas L7 REST</w:t>
       </w:r>
       <w:r>
+        <w:rPr>
+          <w:sz w:val="20"/>
+        </w:rPr>
         <w:t xml:space="preserve">: puede bloquear rutas de API específicas (por ejemplo, prohibir que el agente llame a </w:t>
       </w:r>
       <w:r>
         <w:rPr>
           <w:rFonts w:ascii="Courier New" w:hAnsi="Courier New"/>
-          <w:sz w:val="17"/>
+          <w:sz w:val="16"/>
         </w:rPr>
         <w:t>files.delete</w:t>
       </w:r>
       <w:r>
+        <w:rPr>
+          <w:sz w:val="20"/>
+        </w:rPr>
         <w:t>)</w:t>
       </w:r>
     </w:p>
     <w:p>
       <w:pPr>
         <w:pStyle w:val="Endure-ChapterBodyText"/>
-        <w:spacing w:before="20" w:after="20"/>
+        <w:spacing w:before="40" w:after="40"/>
         <w:ind w:left="360" w:hanging="216"/>
       </w:pPr>
       <w:r>
         <w:rPr>
-          <w:sz w:val="18"/>
+          <w:sz w:val="20"/>
         </w:rPr>
         <w:t xml:space="preserve">2. </w:t>
       </w:r>
       <w:r>
         <w:rPr>
           <w:b/>
+          <w:sz w:val="20"/>
         </w:rPr>
         <w:t>Aislamiento del sistema de archivos</w:t>
       </w:r>
       <w:r>
+        <w:rPr>
+          <w:sz w:val="20"/>
+        </w:rPr>
         <w:t>: el agente solo puede leer/escribir en directorios explícitamente permitidos</w:t>
       </w:r>
     </w:p>
     <w:p>
       <w:pPr>
         <w:pStyle w:val="Endure-ChapterBodyText"/>
-        <w:spacing w:before="20" w:after="20"/>
+        <w:spacing w:before="40" w:after="40"/>
         <w:ind w:left="360" w:hanging="216"/>
       </w:pPr>
       <w:r>
         <w:rPr>
-          <w:sz w:val="18"/>
+          <w:sz w:val="20"/>
         </w:rPr>
         <w:t xml:space="preserve">3. </w:t>
       </w:r>
       <w:r>
         <w:rPr>
           <w:b/>
+          <w:sz w:val="20"/>
         </w:rPr>
         <w:t>Control de red</w:t>
       </w:r>
       <w:r>
+        <w:rPr>
+          <w:sz w:val="20"/>
+        </w:rPr>
         <w:t>: puede prohibir que el agente haga solicitudes hacia internet o hacia IPs privadas de la red corporativa</w:t>
       </w:r>
     </w:p>
@@ -7058,10 +8034,11 @@
         <w:pStyle w:val="Endure-Subhead"/>
         <w:keepNext/>
         <w:spacing w:before="160" w:after="60"/>
+        <w:outlineLvl w:val="2"/>
       </w:pPr>
       <w:r>
         <w:rPr>
-          <w:sz w:val="18"/>
+          <w:sz w:val="22"/>
         </w:rPr>
         <w:t>13.2.2 Instalación con un Solo Comando (JP 7.2)</w:t>
       </w:r>
@@ -7079,7 +8056,7 @@
         <w:tc>
           <w:tcPr>
             <w:tcW w:type="dxa" w:w="8152"/>
-            <w:shd w:val="clear" w:color="auto" w:fill="F2F2F2"/>
+            <w:shd w:val="clear" w:color="auto" w:fill="EAEAEA"/>
             <w:tcBorders>
               <w:left w:val="thick" w:sz="24" w:color="1A5A6A"/>
             </w:tcBorders>
@@ -7182,6 +8159,7 @@
             <w:r>
               <w:rPr>
                 <w:rFonts w:ascii="Courier New" w:hAnsi="Courier New"/>
+                <w:i/>
                 <w:color w:val="555555"/>
                 <w:sz w:val="16"/>
               </w:rPr>
@@ -7217,10 +8195,11 @@
         <w:pStyle w:val="Endure-Subhead"/>
         <w:keepNext/>
         <w:spacing w:before="160" w:after="60"/>
+        <w:outlineLvl w:val="2"/>
       </w:pPr>
       <w:r>
         <w:rPr>
-          <w:sz w:val="18"/>
+          <w:sz w:val="22"/>
         </w:rPr>
         <w:t>13.2.3 Verificación de la Instalación y Gestión Manual</w:t>
       </w:r>
@@ -7228,8 +8207,12 @@
     <w:p>
       <w:pPr>
         <w:pStyle w:val="Endure-FirstParagraphBodyText"/>
+        <w:spacing w:before="100" w:after="100"/>
       </w:pPr>
       <w:r>
+        <w:rPr>
+          <w:sz w:val="20"/>
+        </w:rPr>
         <w:t>Una vez instalado con el script oficial, gestione NemoClaw directamente mediante su CLI:</w:t>
       </w:r>
     </w:p>
@@ -7246,7 +8229,7 @@
         <w:tc>
           <w:tcPr>
             <w:tcW w:type="dxa" w:w="8152"/>
-            <w:shd w:val="clear" w:color="auto" w:fill="F2F2F2"/>
+            <w:shd w:val="clear" w:color="auto" w:fill="EAEAEA"/>
             <w:tcBorders>
               <w:left w:val="thick" w:sz="24" w:color="1A5A6A"/>
             </w:tcBorders>
@@ -7284,6 +8267,7 @@
             <w:r>
               <w:rPr>
                 <w:rFonts w:ascii="Courier New" w:hAnsi="Courier New"/>
+                <w:i/>
                 <w:color w:val="555555"/>
                 <w:sz w:val="16"/>
               </w:rPr>
@@ -7400,6 +8384,7 @@
             <w:r>
               <w:rPr>
                 <w:rFonts w:ascii="Courier New" w:hAnsi="Courier New"/>
+                <w:i/>
                 <w:color w:val="555555"/>
                 <w:sz w:val="16"/>
               </w:rPr>
@@ -7448,6 +8433,7 @@
             <w:r>
               <w:rPr>
                 <w:rFonts w:ascii="Courier New" w:hAnsi="Courier New"/>
+                <w:i/>
                 <w:color w:val="555555"/>
                 <w:sz w:val="16"/>
               </w:rPr>
@@ -7496,6 +8482,7 @@
             <w:r>
               <w:rPr>
                 <w:rFonts w:ascii="Courier New" w:hAnsi="Courier New"/>
+                <w:i/>
                 <w:color w:val="555555"/>
                 <w:sz w:val="16"/>
               </w:rPr>
@@ -7556,7 +8543,7 @@
             <w:r>
               <w:rPr>
                 <w:rFonts w:ascii="Courier New" w:hAnsi="Courier New"/>
-                <w:sz w:val="17"/>
+                <w:sz w:val="16"/>
               </w:rPr>
               <w:t>curl -fsSL nvidia.com/nemoclaw.sh | bash</w:t>
             </w:r>
@@ -7566,7 +8553,7 @@
             <w:r>
               <w:rPr>
                 <w:rFonts w:ascii="Courier New" w:hAnsi="Courier New"/>
-                <w:sz w:val="17"/>
+                <w:sz w:val="16"/>
               </w:rPr>
               <w:t>nemoclaw start</w:t>
             </w:r>
@@ -7587,10 +8574,11 @@
         <w:pStyle w:val="Endure-Subhead"/>
         <w:keepNext/>
         <w:spacing w:before="160" w:after="60"/>
+        <w:outlineLvl w:val="2"/>
       </w:pPr>
       <w:r>
         <w:rPr>
-          <w:sz w:val="18"/>
+          <w:sz w:val="22"/>
         </w:rPr>
         <w:t>13.2.4 Recuperación Después de un Reinicio</w:t>
       </w:r>
@@ -7598,8 +8586,12 @@
     <w:p>
       <w:pPr>
         <w:pStyle w:val="Endure-FirstParagraphBodyText"/>
+        <w:spacing w:before="100" w:after="100"/>
       </w:pPr>
       <w:r>
+        <w:rPr>
+          <w:sz w:val="20"/>
+        </w:rPr>
         <w:t>NemoClaw no persiste entre reinicios salvo que se configure explícitamente (no recomendado en esta guía). La secuencia de recuperación tras reinicio es:</w:t>
       </w:r>
     </w:p>
@@ -7616,7 +8608,7 @@
         <w:tc>
           <w:tcPr>
             <w:tcW w:type="dxa" w:w="8152"/>
-            <w:shd w:val="clear" w:color="auto" w:fill="F2F2F2"/>
+            <w:shd w:val="clear" w:color="auto" w:fill="EAEAEA"/>
             <w:tcBorders>
               <w:left w:val="thick" w:sz="24" w:color="1A5A6A"/>
             </w:tcBorders>
@@ -7783,6 +8775,7 @@
             <w:r>
               <w:rPr>
                 <w:rFonts w:ascii="Courier New" w:hAnsi="Courier New"/>
+                <w:i/>
                 <w:color w:val="555555"/>
                 <w:sz w:val="16"/>
               </w:rPr>
@@ -7831,6 +8824,7 @@
             <w:r>
               <w:rPr>
                 <w:rFonts w:ascii="Courier New" w:hAnsi="Courier New"/>
+                <w:i/>
                 <w:color w:val="555555"/>
                 <w:sz w:val="16"/>
               </w:rPr>
@@ -7939,7 +8933,7 @@
             <w:r>
               <w:rPr>
                 <w:rFonts w:ascii="Courier New" w:hAnsi="Courier New"/>
-                <w:sz w:val="17"/>
+                <w:sz w:val="16"/>
               </w:rPr>
               <w:t>start-nemoclaw='nemoclaw start'</w:t>
             </w:r>
@@ -7949,7 +8943,7 @@
             <w:r>
               <w:rPr>
                 <w:rFonts w:ascii="Courier New" w:hAnsi="Courier New"/>
-                <w:sz w:val="17"/>
+                <w:sz w:val="16"/>
               </w:rPr>
               <w:t>~/.bashrc</w:t>
             </w:r>
@@ -7970,10 +8964,11 @@
         <w:pStyle w:val="Endure-Subhead"/>
         <w:keepNext/>
         <w:spacing w:before="160" w:after="60"/>
+        <w:outlineLvl w:val="2"/>
       </w:pPr>
       <w:r>
         <w:rPr>
-          <w:sz w:val="18"/>
+          <w:sz w:val="22"/>
         </w:rPr>
         <w:t>13.2.5 Configurar el Proveedor de Inferencia Local</w:t>
       </w:r>
@@ -7981,8 +8976,12 @@
     <w:p>
       <w:pPr>
         <w:pStyle w:val="Endure-FirstParagraphBodyText"/>
+        <w:spacing w:before="100" w:after="100"/>
       </w:pPr>
       <w:r>
+        <w:rPr>
+          <w:sz w:val="20"/>
+        </w:rPr>
         <w:t>Para ejecutar NemoClaw en modo completamente offline y privado, apuntarlo al servidor vLLM o Ollama local:</w:t>
       </w:r>
     </w:p>
@@ -7999,7 +8998,7 @@
         <w:tc>
           <w:tcPr>
             <w:tcW w:type="dxa" w:w="8152"/>
-            <w:shd w:val="clear" w:color="auto" w:fill="F2F2F2"/>
+            <w:shd w:val="clear" w:color="auto" w:fill="EAEAEA"/>
             <w:tcBorders>
               <w:left w:val="thick" w:sz="24" w:color="1A5A6A"/>
             </w:tcBorders>
@@ -8037,6 +9036,7 @@
             <w:r>
               <w:rPr>
                 <w:rFonts w:ascii="Courier New" w:hAnsi="Courier New"/>
+                <w:i/>
                 <w:color w:val="555555"/>
                 <w:sz w:val="16"/>
               </w:rPr>
@@ -8053,6 +9053,7 @@
             <w:r>
               <w:rPr>
                 <w:rFonts w:ascii="Courier New" w:hAnsi="Courier New"/>
+                <w:i/>
                 <w:color w:val="555555"/>
                 <w:sz w:val="16"/>
               </w:rPr>
@@ -8069,6 +9070,7 @@
             <w:r>
               <w:rPr>
                 <w:rFonts w:ascii="Courier New" w:hAnsi="Courier New"/>
+                <w:i/>
                 <w:color w:val="555555"/>
                 <w:sz w:val="16"/>
               </w:rPr>
@@ -8085,6 +9087,7 @@
             <w:r>
               <w:rPr>
                 <w:rFonts w:ascii="Courier New" w:hAnsi="Courier New"/>
+                <w:i/>
                 <w:color w:val="555555"/>
                 <w:sz w:val="16"/>
               </w:rPr>
@@ -8133,6 +9136,7 @@
             <w:r>
               <w:rPr>
                 <w:rFonts w:ascii="Courier New" w:hAnsi="Courier New"/>
+                <w:i/>
                 <w:color w:val="555555"/>
                 <w:sz w:val="16"/>
               </w:rPr>
@@ -8149,6 +9153,7 @@
             <w:r>
               <w:rPr>
                 <w:rFonts w:ascii="Courier New" w:hAnsi="Courier New"/>
+                <w:i/>
                 <w:color w:val="555555"/>
                 <w:sz w:val="16"/>
               </w:rPr>
@@ -8165,6 +9170,7 @@
             <w:r>
               <w:rPr>
                 <w:rFonts w:ascii="Courier New" w:hAnsi="Courier New"/>
+                <w:i/>
                 <w:color w:val="555555"/>
                 <w:sz w:val="16"/>
               </w:rPr>
@@ -8181,6 +9187,7 @@
             <w:r>
               <w:rPr>
                 <w:rFonts w:ascii="Courier New" w:hAnsi="Courier New"/>
+                <w:i/>
                 <w:color w:val="555555"/>
                 <w:sz w:val="16"/>
               </w:rPr>
@@ -8229,6 +9236,7 @@
             <w:r>
               <w:rPr>
                 <w:rFonts w:ascii="Courier New" w:hAnsi="Courier New"/>
+                <w:i/>
                 <w:color w:val="555555"/>
                 <w:sz w:val="16"/>
               </w:rPr>
@@ -8333,68 +9341,88 @@
         <w:pStyle w:val="Endure-Subhead"/>
         <w:keepNext/>
         <w:spacing w:before="240" w:after="60"/>
+        <w:outlineLvl w:val="1"/>
       </w:pPr>
       <w:r>
+        <w:rPr>
+          <w:sz w:val="24"/>
+        </w:rPr>
         <w:t>13.3 Jetson Agent Skills — Habilidades Automatizadas para el Dispositivo</w:t>
       </w:r>
     </w:p>
     <w:p>
       <w:pPr>
         <w:pStyle w:val="Endure-FirstParagraphBodyText"/>
+        <w:spacing w:before="100" w:after="100"/>
       </w:pPr>
       <w:r>
+        <w:rPr>
+          <w:sz w:val="20"/>
+        </w:rPr>
         <w:t>Los Jetson Agent Skills son paquetes de instrucciones ejecutables por el agente que automatizan tareas específicas del hardware Jetson: optimización de memoria, benchmarking de modelos, configuración del BSP (Board Support Package), perfiles de ventilador y diagnósticos de hardware.</w:t>
       </w:r>
     </w:p>
     <w:p>
       <w:pPr>
         <w:pStyle w:val="Endure-ChapterBodyText"/>
+        <w:spacing w:before="100" w:after="100"/>
       </w:pPr>
       <w:r>
+        <w:rPr>
+          <w:sz w:val="20"/>
+        </w:rPr>
         <w:t>Existen dos repositorios principales:</w:t>
       </w:r>
     </w:p>
     <w:p>
       <w:pPr>
         <w:pStyle w:val="Endure-ChapterBodyText"/>
-        <w:spacing w:before="20" w:after="20"/>
+        <w:spacing w:before="40" w:after="40"/>
         <w:ind w:left="360" w:hanging="216"/>
       </w:pPr>
       <w:r>
         <w:rPr>
-          <w:sz w:val="18"/>
+          <w:sz w:val="20"/>
         </w:rPr>
         <w:t xml:space="preserve">• </w:t>
       </w:r>
       <w:r>
         <w:rPr>
           <w:b/>
+          <w:sz w:val="20"/>
         </w:rPr>
         <w:t>jetson-device-skills</w:t>
       </w:r>
       <w:r>
+        <w:rPr>
+          <w:sz w:val="20"/>
+        </w:rPr>
         <w:t>: Habilidades de software (memoria, benchmarking, diagnósticos)</w:t>
       </w:r>
     </w:p>
     <w:p>
       <w:pPr>
         <w:pStyle w:val="Endure-ChapterBodyText"/>
-        <w:spacing w:before="20" w:after="20"/>
+        <w:spacing w:before="40" w:after="40"/>
         <w:ind w:left="360" w:hanging="216"/>
       </w:pPr>
       <w:r>
         <w:rPr>
-          <w:sz w:val="18"/>
+          <w:sz w:val="20"/>
         </w:rPr>
         <w:t xml:space="preserve">• </w:t>
       </w:r>
       <w:r>
         <w:rPr>
           <w:b/>
+          <w:sz w:val="20"/>
         </w:rPr>
         <w:t>jetson-bsp-skills</w:t>
       </w:r>
       <w:r>
+        <w:rPr>
+          <w:sz w:val="20"/>
+        </w:rPr>
         <w:t>: Habilidades de hardware (BSP, carrier board, I/O, energía)</w:t>
       </w:r>
     </w:p>
@@ -8408,10 +9436,11 @@
         <w:pStyle w:val="Endure-Subhead"/>
         <w:keepNext/>
         <w:spacing w:before="160" w:after="60"/>
+        <w:outlineLvl w:val="2"/>
       </w:pPr>
       <w:r>
         <w:rPr>
-          <w:sz w:val="18"/>
+          <w:sz w:val="22"/>
         </w:rPr>
         <w:t>13.3.1 Jetson Device Skills — Instalación</w:t>
       </w:r>
@@ -8429,7 +9458,7 @@
         <w:tc>
           <w:tcPr>
             <w:tcW w:type="dxa" w:w="8152"/>
-            <w:shd w:val="clear" w:color="auto" w:fill="F2F2F2"/>
+            <w:shd w:val="clear" w:color="auto" w:fill="EAEAEA"/>
             <w:tcBorders>
               <w:left w:val="thick" w:sz="24" w:color="1A5A6A"/>
             </w:tcBorders>
@@ -8483,6 +9512,7 @@
             <w:r>
               <w:rPr>
                 <w:rFonts w:ascii="Courier New" w:hAnsi="Courier New"/>
+                <w:i/>
                 <w:color w:val="555555"/>
                 <w:sz w:val="16"/>
               </w:rPr>
@@ -8659,10 +9689,12 @@
     <w:p>
       <w:pPr>
         <w:pStyle w:val="Endure-ChapterBodyText"/>
+        <w:spacing w:before="100" w:after="100"/>
       </w:pPr>
       <w:r>
         <w:rPr>
           <w:b/>
+          <w:sz w:val="20"/>
         </w:rPr>
         <w:t>Categorías de skills disponibles:</w:t>
       </w:r>
@@ -8679,20 +9711,38 @@
         <w:gridCol w:w="2717"/>
       </w:tblGrid>
       <w:tr>
+        <w:trPr>
+          <w:trHeight w:val="453" w:hRule="atLeast"/>
+          <w:tblHeader/>
+        </w:trPr>
         <w:tc>
           <w:tcPr>
             <w:tcW w:type="dxa" w:w="2717"/>
             <w:shd w:val="clear" w:color="auto" w:fill="1A5A6A"/>
+            <w:tcBorders>
+              <w:top w:val="single" w:sz="12" w:color="FFFFFF"/>
+              <w:left w:val="single" w:sz="12" w:color="FFFFFF"/>
+              <w:bottom w:val="single" w:sz="12" w:color="FFFFFF"/>
+              <w:right w:val="single" w:sz="12" w:color="FFFFFF"/>
+            </w:tcBorders>
+            <w:vAlign w:val="center"/>
+            <w:tcMar>
+              <w:top w:w="60" w:type="dxa"/>
+              <w:left w:w="120" w:type="dxa"/>
+              <w:bottom w:w="60" w:type="dxa"/>
+              <w:right w:w="80" w:type="dxa"/>
+            </w:tcMar>
           </w:tcPr>
           <w:p>
             <w:pPr>
+              <w:spacing w:before="0" w:after="0"/>
               <w:jc w:val="center"/>
             </w:pPr>
             <w:r>
               <w:rPr>
                 <w:b/>
                 <w:color w:val="FFFFFF"/>
-                <w:sz w:val="17"/>
+                <w:sz w:val="16"/>
               </w:rPr>
               <w:t>Categoría</w:t>
             </w:r>
@@ -8702,16 +9752,30 @@
           <w:tcPr>
             <w:tcW w:type="dxa" w:w="2717"/>
             <w:shd w:val="clear" w:color="auto" w:fill="1A5A6A"/>
+            <w:tcBorders>
+              <w:top w:val="single" w:sz="12" w:color="FFFFFF"/>
+              <w:left w:val="single" w:sz="12" w:color="FFFFFF"/>
+              <w:bottom w:val="single" w:sz="12" w:color="FFFFFF"/>
+              <w:right w:val="single" w:sz="12" w:color="FFFFFF"/>
+            </w:tcBorders>
+            <w:vAlign w:val="center"/>
+            <w:tcMar>
+              <w:top w:w="60" w:type="dxa"/>
+              <w:left w:w="120" w:type="dxa"/>
+              <w:bottom w:w="60" w:type="dxa"/>
+              <w:right w:w="80" w:type="dxa"/>
+            </w:tcMar>
           </w:tcPr>
           <w:p>
             <w:pPr>
+              <w:spacing w:before="0" w:after="0"/>
               <w:jc w:val="center"/>
             </w:pPr>
             <w:r>
               <w:rPr>
                 <w:b/>
                 <w:color w:val="FFFFFF"/>
-                <w:sz w:val="17"/>
+                <w:sz w:val="16"/>
               </w:rPr>
               <w:t>Qué Automatiza</w:t>
             </w:r>
@@ -8721,16 +9785,30 @@
           <w:tcPr>
             <w:tcW w:type="dxa" w:w="2717"/>
             <w:shd w:val="clear" w:color="auto" w:fill="1A5A6A"/>
+            <w:tcBorders>
+              <w:top w:val="single" w:sz="12" w:color="FFFFFF"/>
+              <w:left w:val="single" w:sz="12" w:color="FFFFFF"/>
+              <w:bottom w:val="single" w:sz="12" w:color="FFFFFF"/>
+              <w:right w:val="single" w:sz="12" w:color="FFFFFF"/>
+            </w:tcBorders>
+            <w:vAlign w:val="center"/>
+            <w:tcMar>
+              <w:top w:w="60" w:type="dxa"/>
+              <w:left w:w="120" w:type="dxa"/>
+              <w:bottom w:w="60" w:type="dxa"/>
+              <w:right w:w="80" w:type="dxa"/>
+            </w:tcMar>
           </w:tcPr>
           <w:p>
             <w:pPr>
+              <w:spacing w:before="0" w:after="0"/>
               <w:jc w:val="center"/>
             </w:pPr>
             <w:r>
               <w:rPr>
                 <w:b/>
                 <w:color w:val="FFFFFF"/>
-                <w:sz w:val="17"/>
+                <w:sz w:val="16"/>
               </w:rPr>
               <w:t>Valor Práctico</w:t>
             </w:r>
@@ -8738,15 +9816,35 @@
         </w:tc>
       </w:tr>
       <w:tr>
+        <w:trPr>
+          <w:trHeight w:val="283" w:hRule="atLeast"/>
+        </w:trPr>
         <w:tc>
           <w:tcPr>
             <w:tcW w:type="dxa" w:w="2717"/>
-            <w:shd w:val="clear" w:color="auto" w:fill="F8F8F8"/>
+            <w:shd w:val="clear" w:color="auto" w:fill="EAEAEA"/>
+            <w:tcBorders>
+              <w:top w:val="single" w:sz="12" w:color="FFFFFF"/>
+              <w:left w:val="single" w:sz="12" w:color="FFFFFF"/>
+              <w:bottom w:val="single" w:sz="12" w:color="FFFFFF"/>
+              <w:right w:val="single" w:sz="12" w:color="FFFFFF"/>
+            </w:tcBorders>
+            <w:vAlign w:val="center"/>
+            <w:tcMar>
+              <w:top w:w="40" w:type="dxa"/>
+              <w:left w:w="120" w:type="dxa"/>
+              <w:bottom w:w="40" w:type="dxa"/>
+              <w:right w:w="80" w:type="dxa"/>
+            </w:tcMar>
           </w:tcPr>
           <w:p>
-            <w:r>
-              <w:rPr>
-                <w:sz w:val="17"/>
+            <w:pPr>
+              <w:spacing w:before="0" w:after="0"/>
+              <w:jc w:val="center"/>
+            </w:pPr>
+            <w:r>
+              <w:rPr>
+                <w:sz w:val="16"/>
               </w:rPr>
               <w:t>Memory Optimization</w:t>
             </w:r>
@@ -8755,12 +9853,29 @@
         <w:tc>
           <w:tcPr>
             <w:tcW w:type="dxa" w:w="2717"/>
-            <w:shd w:val="clear" w:color="auto" w:fill="F8F8F8"/>
+            <w:shd w:val="clear" w:color="auto" w:fill="EAEAEA"/>
+            <w:tcBorders>
+              <w:top w:val="single" w:sz="12" w:color="FFFFFF"/>
+              <w:left w:val="single" w:sz="12" w:color="FFFFFF"/>
+              <w:bottom w:val="single" w:sz="12" w:color="FFFFFF"/>
+              <w:right w:val="single" w:sz="12" w:color="FFFFFF"/>
+            </w:tcBorders>
+            <w:vAlign w:val="center"/>
+            <w:tcMar>
+              <w:top w:w="40" w:type="dxa"/>
+              <w:left w:w="120" w:type="dxa"/>
+              <w:bottom w:w="40" w:type="dxa"/>
+              <w:right w:w="80" w:type="dxa"/>
+            </w:tcMar>
           </w:tcPr>
           <w:p>
-            <w:r>
-              <w:rPr>
-                <w:sz w:val="17"/>
+            <w:pPr>
+              <w:spacing w:before="0" w:after="0"/>
+              <w:jc w:val="both"/>
+            </w:pPr>
+            <w:r>
+              <w:rPr>
+                <w:sz w:val="16"/>
               </w:rPr>
               <w:t>Ajusta reservas DRAM, configuraciones del kernel, procesos de usuario</w:t>
             </w:r>
@@ -8769,12 +9884,29 @@
         <w:tc>
           <w:tcPr>
             <w:tcW w:type="dxa" w:w="2717"/>
-            <w:shd w:val="clear" w:color="auto" w:fill="F8F8F8"/>
+            <w:shd w:val="clear" w:color="auto" w:fill="EAEAEA"/>
+            <w:tcBorders>
+              <w:top w:val="single" w:sz="12" w:color="FFFFFF"/>
+              <w:left w:val="single" w:sz="12" w:color="FFFFFF"/>
+              <w:bottom w:val="single" w:sz="12" w:color="FFFFFF"/>
+              <w:right w:val="single" w:sz="12" w:color="FFFFFF"/>
+            </w:tcBorders>
+            <w:vAlign w:val="center"/>
+            <w:tcMar>
+              <w:top w:w="40" w:type="dxa"/>
+              <w:left w:w="120" w:type="dxa"/>
+              <w:bottom w:w="40" w:type="dxa"/>
+              <w:right w:w="80" w:type="dxa"/>
+            </w:tcMar>
           </w:tcPr>
           <w:p>
-            <w:r>
-              <w:rPr>
-                <w:sz w:val="17"/>
+            <w:pPr>
+              <w:spacing w:before="0" w:after="0"/>
+              <w:jc w:val="both"/>
+            </w:pPr>
+            <w:r>
+              <w:rPr>
+                <w:sz w:val="16"/>
               </w:rPr>
               <w:t>Libera hasta 4-6 GB para LLMs grandes</w:t>
             </w:r>
@@ -8782,15 +9914,35 @@
         </w:tc>
       </w:tr>
       <w:tr>
+        <w:trPr>
+          <w:trHeight w:val="283" w:hRule="atLeast"/>
+        </w:trPr>
         <w:tc>
           <w:tcPr>
             <w:tcW w:type="dxa" w:w="2717"/>
-            <w:shd w:val="clear" w:color="auto" w:fill="FFFFFF"/>
+            <w:shd w:val="clear" w:color="auto" w:fill="EAEAEA"/>
+            <w:tcBorders>
+              <w:top w:val="single" w:sz="12" w:color="FFFFFF"/>
+              <w:left w:val="single" w:sz="12" w:color="FFFFFF"/>
+              <w:bottom w:val="single" w:sz="12" w:color="FFFFFF"/>
+              <w:right w:val="single" w:sz="12" w:color="FFFFFF"/>
+            </w:tcBorders>
+            <w:vAlign w:val="center"/>
+            <w:tcMar>
+              <w:top w:w="40" w:type="dxa"/>
+              <w:left w:w="120" w:type="dxa"/>
+              <w:bottom w:w="40" w:type="dxa"/>
+              <w:right w:w="80" w:type="dxa"/>
+            </w:tcMar>
           </w:tcPr>
           <w:p>
-            <w:r>
-              <w:rPr>
-                <w:sz w:val="17"/>
+            <w:pPr>
+              <w:spacing w:before="0" w:after="0"/>
+              <w:jc w:val="center"/>
+            </w:pPr>
+            <w:r>
+              <w:rPr>
+                <w:sz w:val="16"/>
               </w:rPr>
               <w:t>Model Benchmarking</w:t>
             </w:r>
@@ -8799,12 +9951,29 @@
         <w:tc>
           <w:tcPr>
             <w:tcW w:type="dxa" w:w="2717"/>
-            <w:shd w:val="clear" w:color="auto" w:fill="FFFFFF"/>
+            <w:shd w:val="clear" w:color="auto" w:fill="EAEAEA"/>
+            <w:tcBorders>
+              <w:top w:val="single" w:sz="12" w:color="FFFFFF"/>
+              <w:left w:val="single" w:sz="12" w:color="FFFFFF"/>
+              <w:bottom w:val="single" w:sz="12" w:color="FFFFFF"/>
+              <w:right w:val="single" w:sz="12" w:color="FFFFFF"/>
+            </w:tcBorders>
+            <w:vAlign w:val="center"/>
+            <w:tcMar>
+              <w:top w:w="40" w:type="dxa"/>
+              <w:left w:w="120" w:type="dxa"/>
+              <w:bottom w:w="40" w:type="dxa"/>
+              <w:right w:w="80" w:type="dxa"/>
+            </w:tcMar>
           </w:tcPr>
           <w:p>
-            <w:r>
-              <w:rPr>
-                <w:sz w:val="17"/>
+            <w:pPr>
+              <w:spacing w:before="0" w:after="0"/>
+              <w:jc w:val="both"/>
+            </w:pPr>
+            <w:r>
+              <w:rPr>
+                <w:sz w:val="16"/>
               </w:rPr>
               <w:t>Mide tokens/segundo y latencia entre modelos y motores</w:t>
             </w:r>
@@ -8813,12 +9982,29 @@
         <w:tc>
           <w:tcPr>
             <w:tcW w:type="dxa" w:w="2717"/>
-            <w:shd w:val="clear" w:color="auto" w:fill="FFFFFF"/>
+            <w:shd w:val="clear" w:color="auto" w:fill="EAEAEA"/>
+            <w:tcBorders>
+              <w:top w:val="single" w:sz="12" w:color="FFFFFF"/>
+              <w:left w:val="single" w:sz="12" w:color="FFFFFF"/>
+              <w:bottom w:val="single" w:sz="12" w:color="FFFFFF"/>
+              <w:right w:val="single" w:sz="12" w:color="FFFFFF"/>
+            </w:tcBorders>
+            <w:vAlign w:val="center"/>
+            <w:tcMar>
+              <w:top w:w="40" w:type="dxa"/>
+              <w:left w:w="120" w:type="dxa"/>
+              <w:bottom w:w="40" w:type="dxa"/>
+              <w:right w:w="80" w:type="dxa"/>
+            </w:tcMar>
           </w:tcPr>
           <w:p>
-            <w:r>
-              <w:rPr>
-                <w:sz w:val="17"/>
+            <w:pPr>
+              <w:spacing w:before="0" w:after="0"/>
+              <w:jc w:val="both"/>
+            </w:pPr>
+            <w:r>
+              <w:rPr>
+                <w:sz w:val="16"/>
               </w:rPr>
               <w:t>Elige el mejor modelo para su caso de uso sin prueba y error</w:t>
             </w:r>
@@ -8826,15 +10012,35 @@
         </w:tc>
       </w:tr>
       <w:tr>
+        <w:trPr>
+          <w:trHeight w:val="283" w:hRule="atLeast"/>
+        </w:trPr>
         <w:tc>
           <w:tcPr>
             <w:tcW w:type="dxa" w:w="2717"/>
-            <w:shd w:val="clear" w:color="auto" w:fill="F8F8F8"/>
+            <w:shd w:val="clear" w:color="auto" w:fill="EAEAEA"/>
+            <w:tcBorders>
+              <w:top w:val="single" w:sz="12" w:color="FFFFFF"/>
+              <w:left w:val="single" w:sz="12" w:color="FFFFFF"/>
+              <w:bottom w:val="single" w:sz="12" w:color="FFFFFF"/>
+              <w:right w:val="single" w:sz="12" w:color="FFFFFF"/>
+            </w:tcBorders>
+            <w:vAlign w:val="center"/>
+            <w:tcMar>
+              <w:top w:w="40" w:type="dxa"/>
+              <w:left w:w="120" w:type="dxa"/>
+              <w:bottom w:w="40" w:type="dxa"/>
+              <w:right w:w="80" w:type="dxa"/>
+            </w:tcMar>
           </w:tcPr>
           <w:p>
-            <w:r>
-              <w:rPr>
-                <w:sz w:val="17"/>
+            <w:pPr>
+              <w:spacing w:before="0" w:after="0"/>
+              <w:jc w:val="center"/>
+            </w:pPr>
+            <w:r>
+              <w:rPr>
+                <w:sz w:val="16"/>
               </w:rPr>
               <w:t>Linux Customization</w:t>
             </w:r>
@@ -8843,12 +10049,29 @@
         <w:tc>
           <w:tcPr>
             <w:tcW w:type="dxa" w:w="2717"/>
-            <w:shd w:val="clear" w:color="auto" w:fill="F8F8F8"/>
+            <w:shd w:val="clear" w:color="auto" w:fill="EAEAEA"/>
+            <w:tcBorders>
+              <w:top w:val="single" w:sz="12" w:color="FFFFFF"/>
+              <w:left w:val="single" w:sz="12" w:color="FFFFFF"/>
+              <w:bottom w:val="single" w:sz="12" w:color="FFFFFF"/>
+              <w:right w:val="single" w:sz="12" w:color="FFFFFF"/>
+            </w:tcBorders>
+            <w:vAlign w:val="center"/>
+            <w:tcMar>
+              <w:top w:w="40" w:type="dxa"/>
+              <w:left w:w="120" w:type="dxa"/>
+              <w:bottom w:w="40" w:type="dxa"/>
+              <w:right w:w="80" w:type="dxa"/>
+            </w:tcMar>
           </w:tcPr>
           <w:p>
-            <w:r>
-              <w:rPr>
-                <w:sz w:val="17"/>
+            <w:pPr>
+              <w:spacing w:before="0" w:after="0"/>
+              <w:jc w:val="both"/>
+            </w:pPr>
+            <w:r>
+              <w:rPr>
+                <w:sz w:val="16"/>
               </w:rPr>
               <w:t>Configuración BSP, I/O, velocidades de reloj, perfil de ventilador</w:t>
             </w:r>
@@ -8857,12 +10080,29 @@
         <w:tc>
           <w:tcPr>
             <w:tcW w:type="dxa" w:w="2717"/>
-            <w:shd w:val="clear" w:color="auto" w:fill="F8F8F8"/>
+            <w:shd w:val="clear" w:color="auto" w:fill="EAEAEA"/>
+            <w:tcBorders>
+              <w:top w:val="single" w:sz="12" w:color="FFFFFF"/>
+              <w:left w:val="single" w:sz="12" w:color="FFFFFF"/>
+              <w:bottom w:val="single" w:sz="12" w:color="FFFFFF"/>
+              <w:right w:val="single" w:sz="12" w:color="FFFFFF"/>
+            </w:tcBorders>
+            <w:vAlign w:val="center"/>
+            <w:tcMar>
+              <w:top w:w="40" w:type="dxa"/>
+              <w:left w:w="120" w:type="dxa"/>
+              <w:bottom w:w="40" w:type="dxa"/>
+              <w:right w:w="80" w:type="dxa"/>
+            </w:tcMar>
           </w:tcPr>
           <w:p>
-            <w:r>
-              <w:rPr>
-                <w:sz w:val="17"/>
+            <w:pPr>
+              <w:spacing w:before="0" w:after="0"/>
+              <w:jc w:val="both"/>
+            </w:pPr>
+            <w:r>
+              <w:rPr>
+                <w:sz w:val="16"/>
               </w:rPr>
               <w:t>Preparación para despliegue en producción</w:t>
             </w:r>
@@ -8870,15 +10110,35 @@
         </w:tc>
       </w:tr>
       <w:tr>
+        <w:trPr>
+          <w:trHeight w:val="283" w:hRule="atLeast"/>
+        </w:trPr>
         <w:tc>
           <w:tcPr>
             <w:tcW w:type="dxa" w:w="2717"/>
-            <w:shd w:val="clear" w:color="auto" w:fill="FFFFFF"/>
+            <w:shd w:val="clear" w:color="auto" w:fill="EAEAEA"/>
+            <w:tcBorders>
+              <w:top w:val="single" w:sz="12" w:color="FFFFFF"/>
+              <w:left w:val="single" w:sz="12" w:color="FFFFFF"/>
+              <w:bottom w:val="single" w:sz="12" w:color="FFFFFF"/>
+              <w:right w:val="single" w:sz="12" w:color="FFFFFF"/>
+            </w:tcBorders>
+            <w:vAlign w:val="center"/>
+            <w:tcMar>
+              <w:top w:w="40" w:type="dxa"/>
+              <w:left w:w="120" w:type="dxa"/>
+              <w:bottom w:w="40" w:type="dxa"/>
+              <w:right w:w="80" w:type="dxa"/>
+            </w:tcMar>
           </w:tcPr>
           <w:p>
-            <w:r>
-              <w:rPr>
-                <w:sz w:val="17"/>
+            <w:pPr>
+              <w:spacing w:before="0" w:after="0"/>
+              <w:jc w:val="center"/>
+            </w:pPr>
+            <w:r>
+              <w:rPr>
+                <w:sz w:val="16"/>
               </w:rPr>
               <w:t>Package Recommendations</w:t>
             </w:r>
@@ -8887,12 +10147,29 @@
         <w:tc>
           <w:tcPr>
             <w:tcW w:type="dxa" w:w="2717"/>
-            <w:shd w:val="clear" w:color="auto" w:fill="FFFFFF"/>
+            <w:shd w:val="clear" w:color="auto" w:fill="EAEAEA"/>
+            <w:tcBorders>
+              <w:top w:val="single" w:sz="12" w:color="FFFFFF"/>
+              <w:left w:val="single" w:sz="12" w:color="FFFFFF"/>
+              <w:bottom w:val="single" w:sz="12" w:color="FFFFFF"/>
+              <w:right w:val="single" w:sz="12" w:color="FFFFFF"/>
+            </w:tcBorders>
+            <w:vAlign w:val="center"/>
+            <w:tcMar>
+              <w:top w:w="40" w:type="dxa"/>
+              <w:left w:w="120" w:type="dxa"/>
+              <w:bottom w:w="40" w:type="dxa"/>
+              <w:right w:w="80" w:type="dxa"/>
+            </w:tcMar>
           </w:tcPr>
           <w:p>
-            <w:r>
-              <w:rPr>
-                <w:sz w:val="17"/>
+            <w:pPr>
+              <w:spacing w:before="0" w:after="0"/>
+              <w:jc w:val="both"/>
+            </w:pPr>
+            <w:r>
+              <w:rPr>
+                <w:sz w:val="16"/>
               </w:rPr>
               <w:t>Sugiere el contenedor óptimo para la carga de trabajo</w:t>
             </w:r>
@@ -8901,12 +10178,29 @@
         <w:tc>
           <w:tcPr>
             <w:tcW w:type="dxa" w:w="2717"/>
-            <w:shd w:val="clear" w:color="auto" w:fill="FFFFFF"/>
+            <w:shd w:val="clear" w:color="auto" w:fill="EAEAEA"/>
+            <w:tcBorders>
+              <w:top w:val="single" w:sz="12" w:color="FFFFFF"/>
+              <w:left w:val="single" w:sz="12" w:color="FFFFFF"/>
+              <w:bottom w:val="single" w:sz="12" w:color="FFFFFF"/>
+              <w:right w:val="single" w:sz="12" w:color="FFFFFF"/>
+            </w:tcBorders>
+            <w:vAlign w:val="center"/>
+            <w:tcMar>
+              <w:top w:w="40" w:type="dxa"/>
+              <w:left w:w="120" w:type="dxa"/>
+              <w:bottom w:w="40" w:type="dxa"/>
+              <w:right w:w="80" w:type="dxa"/>
+            </w:tcMar>
           </w:tcPr>
           <w:p>
-            <w:r>
-              <w:rPr>
-                <w:sz w:val="17"/>
+            <w:pPr>
+              <w:spacing w:before="0" w:after="0"/>
+              <w:jc w:val="both"/>
+            </w:pPr>
+            <w:r>
+              <w:rPr>
+                <w:sz w:val="16"/>
               </w:rPr>
               <w:t>Ahorra horas de investigación de compatibilidad</w:t>
             </w:r>
@@ -8914,15 +10208,35 @@
         </w:tc>
       </w:tr>
       <w:tr>
+        <w:trPr>
+          <w:trHeight w:val="283" w:hRule="atLeast"/>
+        </w:trPr>
         <w:tc>
           <w:tcPr>
             <w:tcW w:type="dxa" w:w="2717"/>
-            <w:shd w:val="clear" w:color="auto" w:fill="F8F8F8"/>
+            <w:shd w:val="clear" w:color="auto" w:fill="EAEAEA"/>
+            <w:tcBorders>
+              <w:top w:val="single" w:sz="12" w:color="FFFFFF"/>
+              <w:left w:val="single" w:sz="12" w:color="FFFFFF"/>
+              <w:bottom w:val="single" w:sz="12" w:color="FFFFFF"/>
+              <w:right w:val="single" w:sz="12" w:color="FFFFFF"/>
+            </w:tcBorders>
+            <w:vAlign w:val="center"/>
+            <w:tcMar>
+              <w:top w:w="40" w:type="dxa"/>
+              <w:left w:w="120" w:type="dxa"/>
+              <w:bottom w:w="40" w:type="dxa"/>
+              <w:right w:w="80" w:type="dxa"/>
+            </w:tcMar>
           </w:tcPr>
           <w:p>
-            <w:r>
-              <w:rPr>
-                <w:sz w:val="17"/>
+            <w:pPr>
+              <w:spacing w:before="0" w:after="0"/>
+              <w:jc w:val="center"/>
+            </w:pPr>
+            <w:r>
+              <w:rPr>
+                <w:sz w:val="16"/>
               </w:rPr>
               <w:t>Diagnostics</w:t>
             </w:r>
@@ -8931,12 +10245,29 @@
         <w:tc>
           <w:tcPr>
             <w:tcW w:type="dxa" w:w="2717"/>
-            <w:shd w:val="clear" w:color="auto" w:fill="F8F8F8"/>
+            <w:shd w:val="clear" w:color="auto" w:fill="EAEAEA"/>
+            <w:tcBorders>
+              <w:top w:val="single" w:sz="12" w:color="FFFFFF"/>
+              <w:left w:val="single" w:sz="12" w:color="FFFFFF"/>
+              <w:bottom w:val="single" w:sz="12" w:color="FFFFFF"/>
+              <w:right w:val="single" w:sz="12" w:color="FFFFFF"/>
+            </w:tcBorders>
+            <w:vAlign w:val="center"/>
+            <w:tcMar>
+              <w:top w:w="40" w:type="dxa"/>
+              <w:left w:w="120" w:type="dxa"/>
+              <w:bottom w:w="40" w:type="dxa"/>
+              <w:right w:w="80" w:type="dxa"/>
+            </w:tcMar>
           </w:tcPr>
           <w:p>
-            <w:r>
-              <w:rPr>
-                <w:sz w:val="17"/>
+            <w:pPr>
+              <w:spacing w:before="0" w:after="0"/>
+              <w:jc w:val="both"/>
+            </w:pPr>
+            <w:r>
+              <w:rPr>
+                <w:sz w:val="16"/>
               </w:rPr>
               <w:t>Verificaciones de salud de GPU, térmica y memoria</w:t>
             </w:r>
@@ -8945,12 +10276,29 @@
         <w:tc>
           <w:tcPr>
             <w:tcW w:type="dxa" w:w="2717"/>
-            <w:shd w:val="clear" w:color="auto" w:fill="F8F8F8"/>
+            <w:shd w:val="clear" w:color="auto" w:fill="EAEAEA"/>
+            <w:tcBorders>
+              <w:top w:val="single" w:sz="12" w:color="FFFFFF"/>
+              <w:left w:val="single" w:sz="12" w:color="FFFFFF"/>
+              <w:bottom w:val="single" w:sz="12" w:color="FFFFFF"/>
+              <w:right w:val="single" w:sz="12" w:color="FFFFFF"/>
+            </w:tcBorders>
+            <w:vAlign w:val="center"/>
+            <w:tcMar>
+              <w:top w:w="40" w:type="dxa"/>
+              <w:left w:w="120" w:type="dxa"/>
+              <w:bottom w:w="40" w:type="dxa"/>
+              <w:right w:w="80" w:type="dxa"/>
+            </w:tcMar>
           </w:tcPr>
           <w:p>
-            <w:r>
-              <w:rPr>
-                <w:sz w:val="17"/>
+            <w:pPr>
+              <w:spacing w:before="0" w:after="0"/>
+              <w:jc w:val="both"/>
+            </w:pPr>
+            <w:r>
+              <w:rPr>
+                <w:sz w:val="16"/>
               </w:rPr>
               <w:t>Depuración rápida de problemas de rendimiento</w:t>
             </w:r>
@@ -8968,10 +10316,11 @@
         <w:pStyle w:val="Endure-Subhead"/>
         <w:keepNext/>
         <w:spacing w:before="160" w:after="60"/>
+        <w:outlineLvl w:val="2"/>
       </w:pPr>
       <w:r>
         <w:rPr>
-          <w:sz w:val="18"/>
+          <w:sz w:val="22"/>
         </w:rPr>
         <w:t>13.3.2 Skill de Optimización de Memoria</w:t>
       </w:r>
@@ -8979,8 +10328,12 @@
     <w:p>
       <w:pPr>
         <w:pStyle w:val="Endure-FirstParagraphBodyText"/>
+        <w:spacing w:before="100" w:after="100"/>
       </w:pPr>
       <w:r>
+        <w:rPr>
+          <w:sz w:val="20"/>
+        </w:rPr>
         <w:t>El skill de optimización de memoria analiza el estado actual del sistema y sugiere (y opcionalmente aplica) configuraciones que liberan RAM para los modelos LLM:</w:t>
       </w:r>
     </w:p>
@@ -8997,7 +10350,7 @@
         <w:tc>
           <w:tcPr>
             <w:tcW w:type="dxa" w:w="8152"/>
-            <w:shd w:val="clear" w:color="auto" w:fill="F2F2F2"/>
+            <w:shd w:val="clear" w:color="auto" w:fill="EAEAEA"/>
             <w:tcBorders>
               <w:left w:val="thick" w:sz="24" w:color="1A5A6A"/>
             </w:tcBorders>
@@ -9035,6 +10388,7 @@
             <w:r>
               <w:rPr>
                 <w:rFonts w:ascii="Courier New" w:hAnsi="Courier New"/>
+                <w:i/>
                 <w:color w:val="555555"/>
                 <w:sz w:val="16"/>
               </w:rPr>
@@ -9197,6 +10551,7 @@
             <w:r>
               <w:rPr>
                 <w:rFonts w:ascii="Courier New" w:hAnsi="Courier New"/>
+                <w:i/>
                 <w:color w:val="555555"/>
                 <w:sz w:val="16"/>
               </w:rPr>
@@ -9213,6 +10568,7 @@
             <w:r>
               <w:rPr>
                 <w:rFonts w:ascii="Courier New" w:hAnsi="Courier New"/>
+                <w:i/>
                 <w:color w:val="555555"/>
                 <w:sz w:val="16"/>
               </w:rPr>
@@ -9229,6 +10585,7 @@
             <w:r>
               <w:rPr>
                 <w:rFonts w:ascii="Courier New" w:hAnsi="Courier New"/>
+                <w:i/>
                 <w:color w:val="555555"/>
                 <w:sz w:val="16"/>
               </w:rPr>
@@ -9245,6 +10602,7 @@
             <w:r>
               <w:rPr>
                 <w:rFonts w:ascii="Courier New" w:hAnsi="Courier New"/>
+                <w:i/>
                 <w:color w:val="555555"/>
                 <w:sz w:val="16"/>
               </w:rPr>
@@ -9342,6 +10700,7 @@
             <w:r>
               <w:rPr>
                 <w:rFonts w:ascii="Courier New" w:hAnsi="Courier New"/>
+                <w:i/>
                 <w:color w:val="555555"/>
                 <w:sz w:val="16"/>
               </w:rPr>
@@ -9361,10 +10720,11 @@
         <w:pStyle w:val="Endure-Subhead"/>
         <w:keepNext/>
         <w:spacing w:before="160" w:after="60"/>
+        <w:outlineLvl w:val="2"/>
       </w:pPr>
       <w:r>
         <w:rPr>
-          <w:sz w:val="18"/>
+          <w:sz w:val="22"/>
         </w:rPr>
         <w:t>13.3.3 Skill de Benchmarking de Modelos</w:t>
       </w:r>
@@ -9372,8 +10732,12 @@
     <w:p>
       <w:pPr>
         <w:pStyle w:val="Endure-FirstParagraphBodyText"/>
+        <w:spacing w:before="100" w:after="100"/>
       </w:pPr>
       <w:r>
+        <w:rPr>
+          <w:sz w:val="20"/>
+        </w:rPr>
         <w:t>Este skill mide el rendimiento de diferentes modelos y motores de inferencia y genera un reporte comparativo:</w:t>
       </w:r>
     </w:p>
@@ -9390,7 +10754,7 @@
         <w:tc>
           <w:tcPr>
             <w:tcW w:type="dxa" w:w="8152"/>
-            <w:shd w:val="clear" w:color="auto" w:fill="F2F2F2"/>
+            <w:shd w:val="clear" w:color="auto" w:fill="EAEAEA"/>
             <w:tcBorders>
               <w:left w:val="thick" w:sz="24" w:color="1A5A6A"/>
             </w:tcBorders>
@@ -9491,6 +10855,7 @@
             <w:r>
               <w:rPr>
                 <w:rFonts w:ascii="Courier New" w:hAnsi="Courier New"/>
+                <w:i/>
                 <w:color w:val="555555"/>
                 <w:sz w:val="16"/>
               </w:rPr>
@@ -9507,6 +10872,7 @@
             <w:r>
               <w:rPr>
                 <w:rFonts w:ascii="Courier New" w:hAnsi="Courier New"/>
+                <w:i/>
                 <w:color w:val="555555"/>
                 <w:sz w:val="16"/>
               </w:rPr>
@@ -9523,6 +10889,7 @@
             <w:r>
               <w:rPr>
                 <w:rFonts w:ascii="Courier New" w:hAnsi="Courier New"/>
+                <w:i/>
                 <w:color w:val="555555"/>
                 <w:sz w:val="16"/>
               </w:rPr>
@@ -9539,6 +10906,7 @@
             <w:r>
               <w:rPr>
                 <w:rFonts w:ascii="Courier New" w:hAnsi="Courier New"/>
+                <w:i/>
                 <w:color w:val="555555"/>
                 <w:sz w:val="16"/>
               </w:rPr>
@@ -9809,10 +11177,11 @@
         <w:pStyle w:val="Endure-Subhead"/>
         <w:keepNext/>
         <w:spacing w:before="160" w:after="60"/>
+        <w:outlineLvl w:val="2"/>
       </w:pPr>
       <w:r>
         <w:rPr>
-          <w:sz w:val="18"/>
+          <w:sz w:val="22"/>
         </w:rPr>
         <w:t>13.3.4 Jetson BSP Skills — Configuración del Board Support Package</w:t>
       </w:r>
@@ -9820,8 +11189,12 @@
     <w:p>
       <w:pPr>
         <w:pStyle w:val="Endure-FirstParagraphBodyText"/>
+        <w:spacing w:before="100" w:after="100"/>
       </w:pPr>
       <w:r>
+        <w:rPr>
+          <w:sz w:val="20"/>
+        </w:rPr>
         <w:t>Los BSP Skills automatizan tareas de configuración a nivel de hardware que normalmente requerirían editar manualmente archivos de configuración del kernel o del gestor de energía:</w:t>
       </w:r>
     </w:p>
@@ -9838,7 +11211,7 @@
         <w:tc>
           <w:tcPr>
             <w:tcW w:type="dxa" w:w="8152"/>
-            <w:shd w:val="clear" w:color="auto" w:fill="F2F2F2"/>
+            <w:shd w:val="clear" w:color="auto" w:fill="EAEAEA"/>
             <w:tcBorders>
               <w:left w:val="thick" w:sz="24" w:color="1A5A6A"/>
             </w:tcBorders>
@@ -9892,6 +11265,7 @@
             <w:r>
               <w:rPr>
                 <w:rFonts w:ascii="Courier New" w:hAnsi="Courier New"/>
+                <w:i/>
                 <w:color w:val="555555"/>
                 <w:sz w:val="16"/>
               </w:rPr>
@@ -10020,10 +11394,12 @@
     <w:p>
       <w:pPr>
         <w:pStyle w:val="Endure-ChapterBodyText"/>
+        <w:spacing w:before="100" w:after="100"/>
       </w:pPr>
       <w:r>
         <w:rPr>
           <w:b/>
+          <w:sz w:val="20"/>
         </w:rPr>
         <w:t>Tareas que automatizan los BSP Skills:</w:t>
       </w:r>
@@ -10041,7 +11417,7 @@
         <w:tc>
           <w:tcPr>
             <w:tcW w:type="dxa" w:w="8152"/>
-            <w:shd w:val="clear" w:color="auto" w:fill="F2F2F2"/>
+            <w:shd w:val="clear" w:color="auto" w:fill="EAEAEA"/>
             <w:tcBorders>
               <w:left w:val="thick" w:sz="24" w:color="1A5A6A"/>
             </w:tcBorders>
@@ -10320,6 +11696,7 @@
             <w:r>
               <w:rPr>
                 <w:rFonts w:ascii="Courier New" w:hAnsi="Courier New"/>
+                <w:i/>
                 <w:color w:val="555555"/>
                 <w:sz w:val="16"/>
               </w:rPr>
@@ -10391,16 +11768,24 @@
         <w:pStyle w:val="Endure-Subhead"/>
         <w:keepNext/>
         <w:spacing w:before="240" w:after="60"/>
+        <w:outlineLvl w:val="1"/>
       </w:pPr>
       <w:r>
+        <w:rPr>
+          <w:sz w:val="24"/>
+        </w:rPr>
         <w:t>13.4 Open WebUI — Interfaz Gráfica para Todos los Motores</w:t>
       </w:r>
     </w:p>
     <w:p>
       <w:pPr>
         <w:pStyle w:val="Endure-FirstParagraphBodyText"/>
+        <w:spacing w:before="100" w:after="100"/>
       </w:pPr>
       <w:r>
+        <w:rPr>
+          <w:sz w:val="20"/>
+        </w:rPr>
         <w:t>Open WebUI proporciona una interfaz web estilo ChatGPT que conecta con cualquier motor de inferencia compatible con la API de OpenAI. Es la opción más accesible para usuarios que prefieren una interfaz gráfica en lugar de la terminal o WhatsApp.</w:t>
       </w:r>
     </w:p>
@@ -10409,10 +11794,11 @@
         <w:pStyle w:val="Endure-Subhead"/>
         <w:keepNext/>
         <w:spacing w:before="160" w:after="60"/>
+        <w:outlineLvl w:val="2"/>
       </w:pPr>
       <w:r>
         <w:rPr>
-          <w:sz w:val="18"/>
+          <w:sz w:val="22"/>
         </w:rPr>
         <w:t>13.4.1 Instalación de Open WebUI</w:t>
       </w:r>
@@ -10430,7 +11816,7 @@
         <w:tc>
           <w:tcPr>
             <w:tcW w:type="dxa" w:w="8152"/>
-            <w:shd w:val="clear" w:color="auto" w:fill="F2F2F2"/>
+            <w:shd w:val="clear" w:color="auto" w:fill="EAEAEA"/>
             <w:tcBorders>
               <w:left w:val="thick" w:sz="24" w:color="1A5A6A"/>
             </w:tcBorders>
@@ -10501,6 +11887,7 @@
             <w:r>
               <w:rPr>
                 <w:rFonts w:ascii="Courier New" w:hAnsi="Courier New"/>
+                <w:i/>
                 <w:color w:val="555555"/>
                 <w:sz w:val="16"/>
               </w:rPr>
@@ -10517,6 +11904,7 @@
             <w:r>
               <w:rPr>
                 <w:rFonts w:ascii="Courier New" w:hAnsi="Courier New"/>
+                <w:i/>
                 <w:color w:val="555555"/>
                 <w:sz w:val="16"/>
               </w:rPr>
@@ -10533,6 +11921,7 @@
             <w:r>
               <w:rPr>
                 <w:rFonts w:ascii="Courier New" w:hAnsi="Courier New"/>
+                <w:i/>
                 <w:color w:val="555555"/>
                 <w:sz w:val="16"/>
               </w:rPr>
@@ -10549,6 +11938,7 @@
             <w:r>
               <w:rPr>
                 <w:rFonts w:ascii="Courier New" w:hAnsi="Courier New"/>
+                <w:i/>
                 <w:color w:val="555555"/>
                 <w:sz w:val="16"/>
               </w:rPr>
@@ -10565,6 +11955,7 @@
             <w:r>
               <w:rPr>
                 <w:rFonts w:ascii="Courier New" w:hAnsi="Courier New"/>
+                <w:i/>
                 <w:color w:val="555555"/>
                 <w:sz w:val="16"/>
               </w:rPr>
@@ -10581,6 +11972,7 @@
             <w:r>
               <w:rPr>
                 <w:rFonts w:ascii="Courier New" w:hAnsi="Courier New"/>
+                <w:i/>
                 <w:color w:val="555555"/>
                 <w:sz w:val="16"/>
               </w:rPr>
@@ -10597,6 +11989,7 @@
             <w:r>
               <w:rPr>
                 <w:rFonts w:ascii="Courier New" w:hAnsi="Courier New"/>
+                <w:i/>
                 <w:color w:val="555555"/>
                 <w:sz w:val="16"/>
               </w:rPr>
@@ -10754,7 +12147,7 @@
         <w:tc>
           <w:tcPr>
             <w:tcW w:type="dxa" w:w="8152"/>
-            <w:shd w:val="clear" w:color="auto" w:fill="F2F2F2"/>
+            <w:shd w:val="clear" w:color="auto" w:fill="EAEAEA"/>
             <w:tcBorders>
               <w:left w:val="thick" w:sz="24" w:color="1A5A6A"/>
             </w:tcBorders>
@@ -10826,8 +12219,12 @@
     <w:p>
       <w:pPr>
         <w:pStyle w:val="Endure-ChapterBodyText"/>
+        <w:spacing w:before="100" w:after="100"/>
       </w:pPr>
       <w:r>
+        <w:rPr>
+          <w:sz w:val="20"/>
+        </w:rPr>
         <w:t>Acceda desde el navegador en su red local:</w:t>
       </w:r>
     </w:p>
@@ -10844,7 +12241,7 @@
         <w:tc>
           <w:tcPr>
             <w:tcW w:type="dxa" w:w="8152"/>
-            <w:shd w:val="clear" w:color="auto" w:fill="F2F2F2"/>
+            <w:shd w:val="clear" w:color="auto" w:fill="EAEAEA"/>
             <w:tcBorders>
               <w:left w:val="thick" w:sz="24" w:color="1A5A6A"/>
             </w:tcBorders>
@@ -10865,6 +12262,7 @@
             <w:r>
               <w:rPr>
                 <w:rFonts w:ascii="Courier New" w:hAnsi="Courier New"/>
+                <w:i/>
                 <w:color w:val="555555"/>
                 <w:sz w:val="16"/>
               </w:rPr>
@@ -10882,18 +12280,25 @@
     <w:p>
       <w:pPr>
         <w:pStyle w:val="Endure-ChapterBodyText"/>
+        <w:spacing w:before="100" w:after="100"/>
       </w:pPr>
       <w:r>
+        <w:rPr>
+          <w:sz w:val="20"/>
+        </w:rPr>
         <w:t xml:space="preserve">En la primera visita, Open WebUI le pedirá crear una cuenta de administrador local (sin conexión a internet — los datos se guardan en el volumen Docker </w:t>
       </w:r>
       <w:r>
         <w:rPr>
           <w:rFonts w:ascii="Courier New" w:hAnsi="Courier New"/>
-          <w:sz w:val="17"/>
+          <w:sz w:val="16"/>
         </w:rPr>
         <w:t>open-webui</w:t>
       </w:r>
       <w:r>
+        <w:rPr>
+          <w:sz w:val="20"/>
+        </w:rPr>
         <w:t>).</w:t>
       </w:r>
     </w:p>
@@ -10943,7 +12348,7 @@
             <w:r>
               <w:rPr>
                 <w:rFonts w:ascii="Courier New" w:hAnsi="Courier New"/>
-                <w:sz w:val="17"/>
+                <w:sz w:val="16"/>
               </w:rPr>
               <w:t>-p 3000:8080</w:t>
             </w:r>
@@ -10964,10 +12369,11 @@
         <w:pStyle w:val="Endure-Subhead"/>
         <w:keepNext/>
         <w:spacing w:before="160" w:after="60"/>
+        <w:outlineLvl w:val="2"/>
       </w:pPr>
       <w:r>
         <w:rPr>
-          <w:sz w:val="18"/>
+          <w:sz w:val="22"/>
         </w:rPr>
         <w:t>13.4.2 Conectar Open WebUI a Múltiples Motores de Inferencia</w:t>
       </w:r>
@@ -10975,8 +12381,12 @@
     <w:p>
       <w:pPr>
         <w:pStyle w:val="Endure-FirstParagraphBodyText"/>
+        <w:spacing w:before="100" w:after="100"/>
       </w:pPr>
       <w:r>
+        <w:rPr>
+          <w:sz w:val="20"/>
+        </w:rPr>
         <w:t>Open WebUI puede conectarse simultáneamente a Ollama y a cualquier endpoint compatible con la API de OpenAI (vLLM, llama.cpp):</w:t>
       </w:r>
     </w:p>
@@ -10993,7 +12403,7 @@
         <w:tc>
           <w:tcPr>
             <w:tcW w:type="dxa" w:w="8152"/>
-            <w:shd w:val="clear" w:color="auto" w:fill="F2F2F2"/>
+            <w:shd w:val="clear" w:color="auto" w:fill="EAEAEA"/>
             <w:tcBorders>
               <w:left w:val="thick" w:sz="24" w:color="1A5A6A"/>
             </w:tcBorders>
@@ -11094,6 +12504,7 @@
             <w:r>
               <w:rPr>
                 <w:rFonts w:ascii="Courier New" w:hAnsi="Courier New"/>
+                <w:i/>
                 <w:color w:val="555555"/>
                 <w:sz w:val="16"/>
               </w:rPr>
@@ -11110,6 +12521,7 @@
             <w:r>
               <w:rPr>
                 <w:rFonts w:ascii="Courier New" w:hAnsi="Courier New"/>
+                <w:i/>
                 <w:color w:val="555555"/>
                 <w:sz w:val="16"/>
               </w:rPr>
@@ -11126,6 +12538,7 @@
             <w:r>
               <w:rPr>
                 <w:rFonts w:ascii="Courier New" w:hAnsi="Courier New"/>
+                <w:i/>
                 <w:color w:val="555555"/>
                 <w:sz w:val="16"/>
               </w:rPr>
@@ -11142,6 +12555,7 @@
             <w:r>
               <w:rPr>
                 <w:rFonts w:ascii="Courier New" w:hAnsi="Courier New"/>
+                <w:i/>
                 <w:color w:val="555555"/>
                 <w:sz w:val="16"/>
               </w:rPr>
@@ -11158,6 +12572,7 @@
             <w:r>
               <w:rPr>
                 <w:rFonts w:ascii="Courier New" w:hAnsi="Courier New"/>
+                <w:i/>
                 <w:color w:val="555555"/>
                 <w:sz w:val="16"/>
               </w:rPr>
@@ -11174,6 +12589,7 @@
             <w:r>
               <w:rPr>
                 <w:rFonts w:ascii="Courier New" w:hAnsi="Courier New"/>
+                <w:i/>
                 <w:color w:val="555555"/>
                 <w:sz w:val="16"/>
               </w:rPr>
@@ -11190,6 +12606,7 @@
             <w:r>
               <w:rPr>
                 <w:rFonts w:ascii="Courier New" w:hAnsi="Courier New"/>
+                <w:i/>
                 <w:color w:val="555555"/>
                 <w:sz w:val="16"/>
               </w:rPr>
@@ -11206,6 +12623,7 @@
             <w:r>
               <w:rPr>
                 <w:rFonts w:ascii="Courier New" w:hAnsi="Courier New"/>
+                <w:i/>
                 <w:color w:val="555555"/>
                 <w:sz w:val="16"/>
               </w:rPr>
@@ -11222,6 +12640,7 @@
             <w:r>
               <w:rPr>
                 <w:rFonts w:ascii="Courier New" w:hAnsi="Courier New"/>
+                <w:i/>
                 <w:color w:val="555555"/>
                 <w:sz w:val="16"/>
               </w:rPr>
@@ -11239,56 +12658,69 @@
     <w:p>
       <w:pPr>
         <w:pStyle w:val="Endure-ChapterBodyText"/>
+        <w:spacing w:before="100" w:after="100"/>
       </w:pPr>
       <w:r>
+        <w:rPr>
+          <w:sz w:val="20"/>
+        </w:rPr>
         <w:t>Alternativamente, desde la interfaz gráfica:</w:t>
       </w:r>
     </w:p>
     <w:p>
       <w:pPr>
         <w:pStyle w:val="Endure-ChapterBodyText"/>
-        <w:spacing w:before="20" w:after="20"/>
+        <w:spacing w:before="40" w:after="40"/>
         <w:ind w:left="360" w:hanging="216"/>
       </w:pPr>
       <w:r>
         <w:rPr>
-          <w:sz w:val="18"/>
+          <w:sz w:val="20"/>
         </w:rPr>
         <w:t xml:space="preserve">• </w:t>
       </w:r>
       <w:r>
+        <w:rPr>
+          <w:sz w:val="20"/>
+        </w:rPr>
         <w:t>Configuración (icono de engranaje) → Connections → OpenAI API</w:t>
       </w:r>
     </w:p>
     <w:p>
       <w:pPr>
         <w:pStyle w:val="Endure-ChapterBodyText"/>
-        <w:spacing w:before="20" w:after="20"/>
+        <w:spacing w:before="40" w:after="40"/>
         <w:ind w:left="360" w:hanging="216"/>
       </w:pPr>
       <w:r>
         <w:rPr>
-          <w:sz w:val="18"/>
+          <w:sz w:val="20"/>
         </w:rPr>
         <w:t xml:space="preserve">• </w:t>
       </w:r>
       <w:r>
+        <w:rPr>
+          <w:sz w:val="20"/>
+        </w:rPr>
         <w:t xml:space="preserve">Agregar URL: </w:t>
       </w:r>
       <w:r>
         <w:rPr>
           <w:rFonts w:ascii="Courier New" w:hAnsi="Courier New"/>
-          <w:sz w:val="17"/>
+          <w:sz w:val="16"/>
         </w:rPr>
         <w:t>http://localhost:8000/v1</w:t>
       </w:r>
       <w:r>
+        <w:rPr>
+          <w:sz w:val="20"/>
+        </w:rPr>
         <w:t xml:space="preserve"> (vLLM) con API Key: </w:t>
       </w:r>
       <w:r>
         <w:rPr>
           <w:rFonts w:ascii="Courier New" w:hAnsi="Courier New"/>
-          <w:sz w:val="17"/>
+          <w:sz w:val="16"/>
         </w:rPr>
         <w:t>vllm-local</w:t>
       </w:r>
@@ -11296,26 +12728,32 @@
     <w:p>
       <w:pPr>
         <w:pStyle w:val="Endure-ChapterBodyText"/>
-        <w:spacing w:before="20" w:after="20"/>
+        <w:spacing w:before="40" w:after="40"/>
         <w:ind w:left="360" w:hanging="216"/>
       </w:pPr>
       <w:r>
         <w:rPr>
-          <w:sz w:val="18"/>
+          <w:sz w:val="20"/>
         </w:rPr>
         <w:t xml:space="preserve">• </w:t>
       </w:r>
       <w:r>
+        <w:rPr>
+          <w:sz w:val="20"/>
+        </w:rPr>
         <w:t xml:space="preserve">Agregar URL: </w:t>
       </w:r>
       <w:r>
         <w:rPr>
           <w:rFonts w:ascii="Courier New" w:hAnsi="Courier New"/>
-          <w:sz w:val="17"/>
+          <w:sz w:val="16"/>
         </w:rPr>
         <w:t>http://localhost:8080/v1</w:t>
       </w:r>
       <w:r>
+        <w:rPr>
+          <w:sz w:val="20"/>
+        </w:rPr>
         <w:t xml:space="preserve"> (llama.cpp) con API Key: cualquier texto</w:t>
       </w:r>
     </w:p>
@@ -11329,10 +12767,11 @@
         <w:pStyle w:val="Endure-Subhead"/>
         <w:keepNext/>
         <w:spacing w:before="160" w:after="60"/>
+        <w:outlineLvl w:val="2"/>
       </w:pPr>
       <w:r>
         <w:rPr>
-          <w:sz w:val="18"/>
+          <w:sz w:val="22"/>
         </w:rPr>
         <w:t>13.4.3 Configuración para Open WebUI como Interfaz de OpenClaw</w:t>
       </w:r>
@@ -11340,8 +12779,12 @@
     <w:p>
       <w:pPr>
         <w:pStyle w:val="Endure-FirstParagraphBodyText"/>
+        <w:spacing w:before="100" w:after="100"/>
       </w:pPr>
       <w:r>
+        <w:rPr>
+          <w:sz w:val="20"/>
+        </w:rPr>
         <w:t>Open WebUI también puede usarse como interfaz de chat para el gateway OpenClaw, apuntando al endpoint local de vLLM que OpenClaw utiliza:</w:t>
       </w:r>
     </w:p>
@@ -11358,7 +12801,7 @@
         <w:tc>
           <w:tcPr>
             <w:tcW w:type="dxa" w:w="8152"/>
-            <w:shd w:val="clear" w:color="auto" w:fill="F2F2F2"/>
+            <w:shd w:val="clear" w:color="auto" w:fill="EAEAEA"/>
             <w:tcBorders>
               <w:left w:val="thick" w:sz="24" w:color="1A5A6A"/>
             </w:tcBorders>
@@ -11461,6 +12904,7 @@
             <w:r>
               <w:rPr>
                 <w:rFonts w:ascii="Courier New" w:hAnsi="Courier New"/>
+                <w:i/>
                 <w:color w:val="555555"/>
                 <w:sz w:val="16"/>
               </w:rPr>
@@ -11546,10 +12990,11 @@
         <w:pStyle w:val="Endure-Subhead"/>
         <w:keepNext/>
         <w:spacing w:before="160" w:after="60"/>
+        <w:outlineLvl w:val="2"/>
       </w:pPr>
       <w:r>
         <w:rPr>
-          <w:sz w:val="18"/>
+          <w:sz w:val="22"/>
         </w:rPr>
         <w:t>13.4.4 Mapa de Puertos del Stack Agéntico Completo</w:t>
       </w:r>
@@ -11557,8 +13002,12 @@
     <w:p>
       <w:pPr>
         <w:pStyle w:val="Endure-FirstParagraphBodyText"/>
+        <w:spacing w:before="100" w:after="100"/>
       </w:pPr>
       <w:r>
+        <w:rPr>
+          <w:sz w:val="20"/>
+        </w:rPr>
         <w:t>Una vez instalados todos los componentes, el Jetson expone los siguientes puertos:</w:t>
       </w:r>
     </w:p>
@@ -11575,20 +13024,38 @@
         <w:gridCol w:w="2038"/>
       </w:tblGrid>
       <w:tr>
+        <w:trPr>
+          <w:trHeight w:val="453" w:hRule="atLeast"/>
+          <w:tblHeader/>
+        </w:trPr>
         <w:tc>
           <w:tcPr>
             <w:tcW w:type="dxa" w:w="2038"/>
             <w:shd w:val="clear" w:color="auto" w:fill="1A5A6A"/>
+            <w:tcBorders>
+              <w:top w:val="single" w:sz="12" w:color="FFFFFF"/>
+              <w:left w:val="single" w:sz="12" w:color="FFFFFF"/>
+              <w:bottom w:val="single" w:sz="12" w:color="FFFFFF"/>
+              <w:right w:val="single" w:sz="12" w:color="FFFFFF"/>
+            </w:tcBorders>
+            <w:vAlign w:val="center"/>
+            <w:tcMar>
+              <w:top w:w="60" w:type="dxa"/>
+              <w:left w:w="120" w:type="dxa"/>
+              <w:bottom w:w="60" w:type="dxa"/>
+              <w:right w:w="80" w:type="dxa"/>
+            </w:tcMar>
           </w:tcPr>
           <w:p>
             <w:pPr>
+              <w:spacing w:before="0" w:after="0"/>
               <w:jc w:val="center"/>
             </w:pPr>
             <w:r>
               <w:rPr>
                 <w:b/>
                 <w:color w:val="FFFFFF"/>
-                <w:sz w:val="17"/>
+                <w:sz w:val="16"/>
               </w:rPr>
               <w:t>Puerto</w:t>
             </w:r>
@@ -11598,16 +13065,30 @@
           <w:tcPr>
             <w:tcW w:type="dxa" w:w="2038"/>
             <w:shd w:val="clear" w:color="auto" w:fill="1A5A6A"/>
+            <w:tcBorders>
+              <w:top w:val="single" w:sz="12" w:color="FFFFFF"/>
+              <w:left w:val="single" w:sz="12" w:color="FFFFFF"/>
+              <w:bottom w:val="single" w:sz="12" w:color="FFFFFF"/>
+              <w:right w:val="single" w:sz="12" w:color="FFFFFF"/>
+            </w:tcBorders>
+            <w:vAlign w:val="center"/>
+            <w:tcMar>
+              <w:top w:w="60" w:type="dxa"/>
+              <w:left w:w="120" w:type="dxa"/>
+              <w:bottom w:w="60" w:type="dxa"/>
+              <w:right w:w="80" w:type="dxa"/>
+            </w:tcMar>
           </w:tcPr>
           <w:p>
             <w:pPr>
+              <w:spacing w:before="0" w:after="0"/>
               <w:jc w:val="center"/>
             </w:pPr>
             <w:r>
               <w:rPr>
                 <w:b/>
                 <w:color w:val="FFFFFF"/>
-                <w:sz w:val="17"/>
+                <w:sz w:val="16"/>
               </w:rPr>
               <w:t>Servicio</w:t>
             </w:r>
@@ -11617,16 +13098,30 @@
           <w:tcPr>
             <w:tcW w:type="dxa" w:w="2038"/>
             <w:shd w:val="clear" w:color="auto" w:fill="1A5A6A"/>
+            <w:tcBorders>
+              <w:top w:val="single" w:sz="12" w:color="FFFFFF"/>
+              <w:left w:val="single" w:sz="12" w:color="FFFFFF"/>
+              <w:bottom w:val="single" w:sz="12" w:color="FFFFFF"/>
+              <w:right w:val="single" w:sz="12" w:color="FFFFFF"/>
+            </w:tcBorders>
+            <w:vAlign w:val="center"/>
+            <w:tcMar>
+              <w:top w:w="60" w:type="dxa"/>
+              <w:left w:w="120" w:type="dxa"/>
+              <w:bottom w:w="60" w:type="dxa"/>
+              <w:right w:w="80" w:type="dxa"/>
+            </w:tcMar>
           </w:tcPr>
           <w:p>
             <w:pPr>
+              <w:spacing w:before="0" w:after="0"/>
               <w:jc w:val="center"/>
             </w:pPr>
             <w:r>
               <w:rPr>
                 <w:b/>
                 <w:color w:val="FFFFFF"/>
-                <w:sz w:val="17"/>
+                <w:sz w:val="16"/>
               </w:rPr>
               <w:t>Descripción</w:t>
             </w:r>
@@ -11636,16 +13131,30 @@
           <w:tcPr>
             <w:tcW w:type="dxa" w:w="2038"/>
             <w:shd w:val="clear" w:color="auto" w:fill="1A5A6A"/>
+            <w:tcBorders>
+              <w:top w:val="single" w:sz="12" w:color="FFFFFF"/>
+              <w:left w:val="single" w:sz="12" w:color="FFFFFF"/>
+              <w:bottom w:val="single" w:sz="12" w:color="FFFFFF"/>
+              <w:right w:val="single" w:sz="12" w:color="FFFFFF"/>
+            </w:tcBorders>
+            <w:vAlign w:val="center"/>
+            <w:tcMar>
+              <w:top w:w="60" w:type="dxa"/>
+              <w:left w:w="120" w:type="dxa"/>
+              <w:bottom w:w="60" w:type="dxa"/>
+              <w:right w:w="80" w:type="dxa"/>
+            </w:tcMar>
           </w:tcPr>
           <w:p>
             <w:pPr>
+              <w:spacing w:before="0" w:after="0"/>
               <w:jc w:val="center"/>
             </w:pPr>
             <w:r>
               <w:rPr>
                 <w:b/>
                 <w:color w:val="FFFFFF"/>
-                <w:sz w:val="17"/>
+                <w:sz w:val="16"/>
               </w:rPr>
               <w:t>Acceso desde Red Local</w:t>
             </w:r>
@@ -11653,15 +13162,35 @@
         </w:tc>
       </w:tr>
       <w:tr>
+        <w:trPr>
+          <w:trHeight w:val="283" w:hRule="atLeast"/>
+        </w:trPr>
         <w:tc>
           <w:tcPr>
             <w:tcW w:type="dxa" w:w="2038"/>
-            <w:shd w:val="clear" w:color="auto" w:fill="F8F8F8"/>
+            <w:shd w:val="clear" w:color="auto" w:fill="EAEAEA"/>
+            <w:tcBorders>
+              <w:top w:val="single" w:sz="12" w:color="FFFFFF"/>
+              <w:left w:val="single" w:sz="12" w:color="FFFFFF"/>
+              <w:bottom w:val="single" w:sz="12" w:color="FFFFFF"/>
+              <w:right w:val="single" w:sz="12" w:color="FFFFFF"/>
+            </w:tcBorders>
+            <w:vAlign w:val="center"/>
+            <w:tcMar>
+              <w:top w:w="40" w:type="dxa"/>
+              <w:left w:w="120" w:type="dxa"/>
+              <w:bottom w:w="40" w:type="dxa"/>
+              <w:right w:w="80" w:type="dxa"/>
+            </w:tcMar>
           </w:tcPr>
           <w:p>
-            <w:r>
-              <w:rPr>
-                <w:sz w:val="17"/>
+            <w:pPr>
+              <w:spacing w:before="0" w:after="0"/>
+              <w:jc w:val="center"/>
+            </w:pPr>
+            <w:r>
+              <w:rPr>
+                <w:sz w:val="16"/>
               </w:rPr>
               <w:t>11434</w:t>
             </w:r>
@@ -11670,12 +13199,29 @@
         <w:tc>
           <w:tcPr>
             <w:tcW w:type="dxa" w:w="2038"/>
-            <w:shd w:val="clear" w:color="auto" w:fill="F8F8F8"/>
+            <w:shd w:val="clear" w:color="auto" w:fill="EAEAEA"/>
+            <w:tcBorders>
+              <w:top w:val="single" w:sz="12" w:color="FFFFFF"/>
+              <w:left w:val="single" w:sz="12" w:color="FFFFFF"/>
+              <w:bottom w:val="single" w:sz="12" w:color="FFFFFF"/>
+              <w:right w:val="single" w:sz="12" w:color="FFFFFF"/>
+            </w:tcBorders>
+            <w:vAlign w:val="center"/>
+            <w:tcMar>
+              <w:top w:w="40" w:type="dxa"/>
+              <w:left w:w="120" w:type="dxa"/>
+              <w:bottom w:w="40" w:type="dxa"/>
+              <w:right w:w="80" w:type="dxa"/>
+            </w:tcMar>
           </w:tcPr>
           <w:p>
-            <w:r>
-              <w:rPr>
-                <w:sz w:val="17"/>
+            <w:pPr>
+              <w:spacing w:before="0" w:after="0"/>
+              <w:jc w:val="center"/>
+            </w:pPr>
+            <w:r>
+              <w:rPr>
+                <w:sz w:val="16"/>
               </w:rPr>
               <w:t>Ollama API</w:t>
             </w:r>
@@ -11684,12 +13230,29 @@
         <w:tc>
           <w:tcPr>
             <w:tcW w:type="dxa" w:w="2038"/>
-            <w:shd w:val="clear" w:color="auto" w:fill="F8F8F8"/>
+            <w:shd w:val="clear" w:color="auto" w:fill="EAEAEA"/>
+            <w:tcBorders>
+              <w:top w:val="single" w:sz="12" w:color="FFFFFF"/>
+              <w:left w:val="single" w:sz="12" w:color="FFFFFF"/>
+              <w:bottom w:val="single" w:sz="12" w:color="FFFFFF"/>
+              <w:right w:val="single" w:sz="12" w:color="FFFFFF"/>
+            </w:tcBorders>
+            <w:vAlign w:val="center"/>
+            <w:tcMar>
+              <w:top w:w="40" w:type="dxa"/>
+              <w:left w:w="120" w:type="dxa"/>
+              <w:bottom w:w="40" w:type="dxa"/>
+              <w:right w:w="80" w:type="dxa"/>
+            </w:tcMar>
           </w:tcPr>
           <w:p>
-            <w:r>
-              <w:rPr>
-                <w:sz w:val="17"/>
+            <w:pPr>
+              <w:spacing w:before="0" w:after="0"/>
+              <w:jc w:val="center"/>
+            </w:pPr>
+            <w:r>
+              <w:rPr>
+                <w:sz w:val="16"/>
               </w:rPr>
               <w:t>Motor de inferencia Ollama</w:t>
             </w:r>
@@ -11698,12 +13261,29 @@
         <w:tc>
           <w:tcPr>
             <w:tcW w:type="dxa" w:w="2038"/>
-            <w:shd w:val="clear" w:color="auto" w:fill="F8F8F8"/>
+            <w:shd w:val="clear" w:color="auto" w:fill="EAEAEA"/>
+            <w:tcBorders>
+              <w:top w:val="single" w:sz="12" w:color="FFFFFF"/>
+              <w:left w:val="single" w:sz="12" w:color="FFFFFF"/>
+              <w:bottom w:val="single" w:sz="12" w:color="FFFFFF"/>
+              <w:right w:val="single" w:sz="12" w:color="FFFFFF"/>
+            </w:tcBorders>
+            <w:vAlign w:val="center"/>
+            <w:tcMar>
+              <w:top w:w="40" w:type="dxa"/>
+              <w:left w:w="120" w:type="dxa"/>
+              <w:bottom w:w="40" w:type="dxa"/>
+              <w:right w:w="80" w:type="dxa"/>
+            </w:tcMar>
           </w:tcPr>
           <w:p>
-            <w:r>
-              <w:rPr>
-                <w:sz w:val="17"/>
+            <w:pPr>
+              <w:spacing w:before="0" w:after="0"/>
+              <w:jc w:val="center"/>
+            </w:pPr>
+            <w:r>
+              <w:rPr>
+                <w:sz w:val="16"/>
               </w:rPr>
               <w:t>Sí (http://IP:11434)</w:t>
             </w:r>
@@ -11711,15 +13291,35 @@
         </w:tc>
       </w:tr>
       <w:tr>
+        <w:trPr>
+          <w:trHeight w:val="283" w:hRule="atLeast"/>
+        </w:trPr>
         <w:tc>
           <w:tcPr>
             <w:tcW w:type="dxa" w:w="2038"/>
-            <w:shd w:val="clear" w:color="auto" w:fill="FFFFFF"/>
+            <w:shd w:val="clear" w:color="auto" w:fill="EAEAEA"/>
+            <w:tcBorders>
+              <w:top w:val="single" w:sz="12" w:color="FFFFFF"/>
+              <w:left w:val="single" w:sz="12" w:color="FFFFFF"/>
+              <w:bottom w:val="single" w:sz="12" w:color="FFFFFF"/>
+              <w:right w:val="single" w:sz="12" w:color="FFFFFF"/>
+            </w:tcBorders>
+            <w:vAlign w:val="center"/>
+            <w:tcMar>
+              <w:top w:w="40" w:type="dxa"/>
+              <w:left w:w="120" w:type="dxa"/>
+              <w:bottom w:w="40" w:type="dxa"/>
+              <w:right w:w="80" w:type="dxa"/>
+            </w:tcMar>
           </w:tcPr>
           <w:p>
-            <w:r>
-              <w:rPr>
-                <w:sz w:val="17"/>
+            <w:pPr>
+              <w:spacing w:before="0" w:after="0"/>
+              <w:jc w:val="center"/>
+            </w:pPr>
+            <w:r>
+              <w:rPr>
+                <w:sz w:val="16"/>
               </w:rPr>
               <w:t>8000</w:t>
             </w:r>
@@ -11728,12 +13328,29 @@
         <w:tc>
           <w:tcPr>
             <w:tcW w:type="dxa" w:w="2038"/>
-            <w:shd w:val="clear" w:color="auto" w:fill="FFFFFF"/>
+            <w:shd w:val="clear" w:color="auto" w:fill="EAEAEA"/>
+            <w:tcBorders>
+              <w:top w:val="single" w:sz="12" w:color="FFFFFF"/>
+              <w:left w:val="single" w:sz="12" w:color="FFFFFF"/>
+              <w:bottom w:val="single" w:sz="12" w:color="FFFFFF"/>
+              <w:right w:val="single" w:sz="12" w:color="FFFFFF"/>
+            </w:tcBorders>
+            <w:vAlign w:val="center"/>
+            <w:tcMar>
+              <w:top w:w="40" w:type="dxa"/>
+              <w:left w:w="120" w:type="dxa"/>
+              <w:bottom w:w="40" w:type="dxa"/>
+              <w:right w:w="80" w:type="dxa"/>
+            </w:tcMar>
           </w:tcPr>
           <w:p>
-            <w:r>
-              <w:rPr>
-                <w:sz w:val="17"/>
+            <w:pPr>
+              <w:spacing w:before="0" w:after="0"/>
+              <w:jc w:val="center"/>
+            </w:pPr>
+            <w:r>
+              <w:rPr>
+                <w:sz w:val="16"/>
               </w:rPr>
               <w:t>vLLM API</w:t>
             </w:r>
@@ -11742,12 +13359,29 @@
         <w:tc>
           <w:tcPr>
             <w:tcW w:type="dxa" w:w="2038"/>
-            <w:shd w:val="clear" w:color="auto" w:fill="FFFFFF"/>
+            <w:shd w:val="clear" w:color="auto" w:fill="EAEAEA"/>
+            <w:tcBorders>
+              <w:top w:val="single" w:sz="12" w:color="FFFFFF"/>
+              <w:left w:val="single" w:sz="12" w:color="FFFFFF"/>
+              <w:bottom w:val="single" w:sz="12" w:color="FFFFFF"/>
+              <w:right w:val="single" w:sz="12" w:color="FFFFFF"/>
+            </w:tcBorders>
+            <w:vAlign w:val="center"/>
+            <w:tcMar>
+              <w:top w:w="40" w:type="dxa"/>
+              <w:left w:w="120" w:type="dxa"/>
+              <w:bottom w:w="40" w:type="dxa"/>
+              <w:right w:w="80" w:type="dxa"/>
+            </w:tcMar>
           </w:tcPr>
           <w:p>
-            <w:r>
-              <w:rPr>
-                <w:sz w:val="17"/>
+            <w:pPr>
+              <w:spacing w:before="0" w:after="0"/>
+              <w:jc w:val="center"/>
+            </w:pPr>
+            <w:r>
+              <w:rPr>
+                <w:sz w:val="16"/>
               </w:rPr>
               <w:t>Motor de inferencia vLLM (SBSA)</w:t>
             </w:r>
@@ -11756,12 +13390,29 @@
         <w:tc>
           <w:tcPr>
             <w:tcW w:type="dxa" w:w="2038"/>
-            <w:shd w:val="clear" w:color="auto" w:fill="FFFFFF"/>
+            <w:shd w:val="clear" w:color="auto" w:fill="EAEAEA"/>
+            <w:tcBorders>
+              <w:top w:val="single" w:sz="12" w:color="FFFFFF"/>
+              <w:left w:val="single" w:sz="12" w:color="FFFFFF"/>
+              <w:bottom w:val="single" w:sz="12" w:color="FFFFFF"/>
+              <w:right w:val="single" w:sz="12" w:color="FFFFFF"/>
+            </w:tcBorders>
+            <w:vAlign w:val="center"/>
+            <w:tcMar>
+              <w:top w:w="40" w:type="dxa"/>
+              <w:left w:w="120" w:type="dxa"/>
+              <w:bottom w:w="40" w:type="dxa"/>
+              <w:right w:w="80" w:type="dxa"/>
+            </w:tcMar>
           </w:tcPr>
           <w:p>
-            <w:r>
-              <w:rPr>
-                <w:sz w:val="17"/>
+            <w:pPr>
+              <w:spacing w:before="0" w:after="0"/>
+              <w:jc w:val="center"/>
+            </w:pPr>
+            <w:r>
+              <w:rPr>
+                <w:sz w:val="16"/>
               </w:rPr>
               <w:t>Sí (http://IP:8000/v1)</w:t>
             </w:r>
@@ -11769,15 +13420,35 @@
         </w:tc>
       </w:tr>
       <w:tr>
+        <w:trPr>
+          <w:trHeight w:val="283" w:hRule="atLeast"/>
+        </w:trPr>
         <w:tc>
           <w:tcPr>
             <w:tcW w:type="dxa" w:w="2038"/>
-            <w:shd w:val="clear" w:color="auto" w:fill="F8F8F8"/>
+            <w:shd w:val="clear" w:color="auto" w:fill="EAEAEA"/>
+            <w:tcBorders>
+              <w:top w:val="single" w:sz="12" w:color="FFFFFF"/>
+              <w:left w:val="single" w:sz="12" w:color="FFFFFF"/>
+              <w:bottom w:val="single" w:sz="12" w:color="FFFFFF"/>
+              <w:right w:val="single" w:sz="12" w:color="FFFFFF"/>
+            </w:tcBorders>
+            <w:vAlign w:val="center"/>
+            <w:tcMar>
+              <w:top w:w="40" w:type="dxa"/>
+              <w:left w:w="120" w:type="dxa"/>
+              <w:bottom w:w="40" w:type="dxa"/>
+              <w:right w:w="80" w:type="dxa"/>
+            </w:tcMar>
           </w:tcPr>
           <w:p>
-            <w:r>
-              <w:rPr>
-                <w:sz w:val="17"/>
+            <w:pPr>
+              <w:spacing w:before="0" w:after="0"/>
+              <w:jc w:val="center"/>
+            </w:pPr>
+            <w:r>
+              <w:rPr>
+                <w:sz w:val="16"/>
               </w:rPr>
               <w:t>8080</w:t>
             </w:r>
@@ -11786,12 +13457,29 @@
         <w:tc>
           <w:tcPr>
             <w:tcW w:type="dxa" w:w="2038"/>
-            <w:shd w:val="clear" w:color="auto" w:fill="F8F8F8"/>
+            <w:shd w:val="clear" w:color="auto" w:fill="EAEAEA"/>
+            <w:tcBorders>
+              <w:top w:val="single" w:sz="12" w:color="FFFFFF"/>
+              <w:left w:val="single" w:sz="12" w:color="FFFFFF"/>
+              <w:bottom w:val="single" w:sz="12" w:color="FFFFFF"/>
+              <w:right w:val="single" w:sz="12" w:color="FFFFFF"/>
+            </w:tcBorders>
+            <w:vAlign w:val="center"/>
+            <w:tcMar>
+              <w:top w:w="40" w:type="dxa"/>
+              <w:left w:w="120" w:type="dxa"/>
+              <w:bottom w:w="40" w:type="dxa"/>
+              <w:right w:w="80" w:type="dxa"/>
+            </w:tcMar>
           </w:tcPr>
           <w:p>
-            <w:r>
-              <w:rPr>
-                <w:sz w:val="17"/>
+            <w:pPr>
+              <w:spacing w:before="0" w:after="0"/>
+              <w:jc w:val="center"/>
+            </w:pPr>
+            <w:r>
+              <w:rPr>
+                <w:sz w:val="16"/>
               </w:rPr>
               <w:t>llama.cpp server</w:t>
             </w:r>
@@ -11800,12 +13488,29 @@
         <w:tc>
           <w:tcPr>
             <w:tcW w:type="dxa" w:w="2038"/>
-            <w:shd w:val="clear" w:color="auto" w:fill="F8F8F8"/>
+            <w:shd w:val="clear" w:color="auto" w:fill="EAEAEA"/>
+            <w:tcBorders>
+              <w:top w:val="single" w:sz="12" w:color="FFFFFF"/>
+              <w:left w:val="single" w:sz="12" w:color="FFFFFF"/>
+              <w:bottom w:val="single" w:sz="12" w:color="FFFFFF"/>
+              <w:right w:val="single" w:sz="12" w:color="FFFFFF"/>
+            </w:tcBorders>
+            <w:vAlign w:val="center"/>
+            <w:tcMar>
+              <w:top w:w="40" w:type="dxa"/>
+              <w:left w:w="120" w:type="dxa"/>
+              <w:bottom w:w="40" w:type="dxa"/>
+              <w:right w:w="80" w:type="dxa"/>
+            </w:tcMar>
           </w:tcPr>
           <w:p>
-            <w:r>
-              <w:rPr>
-                <w:sz w:val="17"/>
+            <w:pPr>
+              <w:spacing w:before="0" w:after="0"/>
+              <w:jc w:val="center"/>
+            </w:pPr>
+            <w:r>
+              <w:rPr>
+                <w:sz w:val="16"/>
               </w:rPr>
               <w:t>Motor de inferencia llama.cpp</w:t>
             </w:r>
@@ -11814,12 +13519,29 @@
         <w:tc>
           <w:tcPr>
             <w:tcW w:type="dxa" w:w="2038"/>
-            <w:shd w:val="clear" w:color="auto" w:fill="F8F8F8"/>
+            <w:shd w:val="clear" w:color="auto" w:fill="EAEAEA"/>
+            <w:tcBorders>
+              <w:top w:val="single" w:sz="12" w:color="FFFFFF"/>
+              <w:left w:val="single" w:sz="12" w:color="FFFFFF"/>
+              <w:bottom w:val="single" w:sz="12" w:color="FFFFFF"/>
+              <w:right w:val="single" w:sz="12" w:color="FFFFFF"/>
+            </w:tcBorders>
+            <w:vAlign w:val="center"/>
+            <w:tcMar>
+              <w:top w:w="40" w:type="dxa"/>
+              <w:left w:w="120" w:type="dxa"/>
+              <w:bottom w:w="40" w:type="dxa"/>
+              <w:right w:w="80" w:type="dxa"/>
+            </w:tcMar>
           </w:tcPr>
           <w:p>
-            <w:r>
-              <w:rPr>
-                <w:sz w:val="17"/>
+            <w:pPr>
+              <w:spacing w:before="0" w:after="0"/>
+              <w:jc w:val="center"/>
+            </w:pPr>
+            <w:r>
+              <w:rPr>
+                <w:sz w:val="16"/>
               </w:rPr>
               <w:t>Sí (http://IP:8080/v1)</w:t>
             </w:r>
@@ -11827,15 +13549,35 @@
         </w:tc>
       </w:tr>
       <w:tr>
+        <w:trPr>
+          <w:trHeight w:val="283" w:hRule="atLeast"/>
+        </w:trPr>
         <w:tc>
           <w:tcPr>
             <w:tcW w:type="dxa" w:w="2038"/>
-            <w:shd w:val="clear" w:color="auto" w:fill="FFFFFF"/>
+            <w:shd w:val="clear" w:color="auto" w:fill="EAEAEA"/>
+            <w:tcBorders>
+              <w:top w:val="single" w:sz="12" w:color="FFFFFF"/>
+              <w:left w:val="single" w:sz="12" w:color="FFFFFF"/>
+              <w:bottom w:val="single" w:sz="12" w:color="FFFFFF"/>
+              <w:right w:val="single" w:sz="12" w:color="FFFFFF"/>
+            </w:tcBorders>
+            <w:vAlign w:val="center"/>
+            <w:tcMar>
+              <w:top w:w="40" w:type="dxa"/>
+              <w:left w:w="120" w:type="dxa"/>
+              <w:bottom w:w="40" w:type="dxa"/>
+              <w:right w:w="80" w:type="dxa"/>
+            </w:tcMar>
           </w:tcPr>
           <w:p>
-            <w:r>
-              <w:rPr>
-                <w:sz w:val="17"/>
+            <w:pPr>
+              <w:spacing w:before="0" w:after="0"/>
+              <w:jc w:val="center"/>
+            </w:pPr>
+            <w:r>
+              <w:rPr>
+                <w:sz w:val="16"/>
               </w:rPr>
               <w:t>18789</w:t>
             </w:r>
@@ -11844,12 +13586,29 @@
         <w:tc>
           <w:tcPr>
             <w:tcW w:type="dxa" w:w="2038"/>
-            <w:shd w:val="clear" w:color="auto" w:fill="FFFFFF"/>
+            <w:shd w:val="clear" w:color="auto" w:fill="EAEAEA"/>
+            <w:tcBorders>
+              <w:top w:val="single" w:sz="12" w:color="FFFFFF"/>
+              <w:left w:val="single" w:sz="12" w:color="FFFFFF"/>
+              <w:bottom w:val="single" w:sz="12" w:color="FFFFFF"/>
+              <w:right w:val="single" w:sz="12" w:color="FFFFFF"/>
+            </w:tcBorders>
+            <w:vAlign w:val="center"/>
+            <w:tcMar>
+              <w:top w:w="40" w:type="dxa"/>
+              <w:left w:w="120" w:type="dxa"/>
+              <w:bottom w:w="40" w:type="dxa"/>
+              <w:right w:w="80" w:type="dxa"/>
+            </w:tcMar>
           </w:tcPr>
           <w:p>
-            <w:r>
-              <w:rPr>
-                <w:sz w:val="17"/>
+            <w:pPr>
+              <w:spacing w:before="0" w:after="0"/>
+              <w:jc w:val="center"/>
+            </w:pPr>
+            <w:r>
+              <w:rPr>
+                <w:sz w:val="16"/>
               </w:rPr>
               <w:t>OpenClaw Gateway</w:t>
             </w:r>
@@ -11858,12 +13617,29 @@
         <w:tc>
           <w:tcPr>
             <w:tcW w:type="dxa" w:w="2038"/>
-            <w:shd w:val="clear" w:color="auto" w:fill="FFFFFF"/>
+            <w:shd w:val="clear" w:color="auto" w:fill="EAEAEA"/>
+            <w:tcBorders>
+              <w:top w:val="single" w:sz="12" w:color="FFFFFF"/>
+              <w:left w:val="single" w:sz="12" w:color="FFFFFF"/>
+              <w:bottom w:val="single" w:sz="12" w:color="FFFFFF"/>
+              <w:right w:val="single" w:sz="12" w:color="FFFFFF"/>
+            </w:tcBorders>
+            <w:vAlign w:val="center"/>
+            <w:tcMar>
+              <w:top w:w="40" w:type="dxa"/>
+              <w:left w:w="120" w:type="dxa"/>
+              <w:bottom w:w="40" w:type="dxa"/>
+              <w:right w:w="80" w:type="dxa"/>
+            </w:tcMar>
           </w:tcPr>
           <w:p>
-            <w:r>
-              <w:rPr>
-                <w:sz w:val="17"/>
+            <w:pPr>
+              <w:spacing w:before="0" w:after="0"/>
+              <w:jc w:val="center"/>
+            </w:pPr>
+            <w:r>
+              <w:rPr>
+                <w:sz w:val="16"/>
               </w:rPr>
               <w:t>Gateway agéntico (solo loopback)</w:t>
             </w:r>
@@ -11872,12 +13648,29 @@
         <w:tc>
           <w:tcPr>
             <w:tcW w:type="dxa" w:w="2038"/>
-            <w:shd w:val="clear" w:color="auto" w:fill="FFFFFF"/>
+            <w:shd w:val="clear" w:color="auto" w:fill="EAEAEA"/>
+            <w:tcBorders>
+              <w:top w:val="single" w:sz="12" w:color="FFFFFF"/>
+              <w:left w:val="single" w:sz="12" w:color="FFFFFF"/>
+              <w:bottom w:val="single" w:sz="12" w:color="FFFFFF"/>
+              <w:right w:val="single" w:sz="12" w:color="FFFFFF"/>
+            </w:tcBorders>
+            <w:vAlign w:val="center"/>
+            <w:tcMar>
+              <w:top w:w="40" w:type="dxa"/>
+              <w:left w:w="120" w:type="dxa"/>
+              <w:bottom w:w="40" w:type="dxa"/>
+              <w:right w:w="80" w:type="dxa"/>
+            </w:tcMar>
           </w:tcPr>
           <w:p>
-            <w:r>
-              <w:rPr>
-                <w:sz w:val="17"/>
+            <w:pPr>
+              <w:spacing w:before="0" w:after="0"/>
+              <w:jc w:val="center"/>
+            </w:pPr>
+            <w:r>
+              <w:rPr>
+                <w:sz w:val="16"/>
               </w:rPr>
               <w:t>Solo via túnel SSH</w:t>
             </w:r>
@@ -11885,15 +13678,35 @@
         </w:tc>
       </w:tr>
       <w:tr>
+        <w:trPr>
+          <w:trHeight w:val="283" w:hRule="atLeast"/>
+        </w:trPr>
         <w:tc>
           <w:tcPr>
             <w:tcW w:type="dxa" w:w="2038"/>
-            <w:shd w:val="clear" w:color="auto" w:fill="F8F8F8"/>
+            <w:shd w:val="clear" w:color="auto" w:fill="EAEAEA"/>
+            <w:tcBorders>
+              <w:top w:val="single" w:sz="12" w:color="FFFFFF"/>
+              <w:left w:val="single" w:sz="12" w:color="FFFFFF"/>
+              <w:bottom w:val="single" w:sz="12" w:color="FFFFFF"/>
+              <w:right w:val="single" w:sz="12" w:color="FFFFFF"/>
+            </w:tcBorders>
+            <w:vAlign w:val="center"/>
+            <w:tcMar>
+              <w:top w:w="40" w:type="dxa"/>
+              <w:left w:w="120" w:type="dxa"/>
+              <w:bottom w:w="40" w:type="dxa"/>
+              <w:right w:w="80" w:type="dxa"/>
+            </w:tcMar>
           </w:tcPr>
           <w:p>
-            <w:r>
-              <w:rPr>
-                <w:sz w:val="17"/>
+            <w:pPr>
+              <w:spacing w:before="0" w:after="0"/>
+              <w:jc w:val="center"/>
+            </w:pPr>
+            <w:r>
+              <w:rPr>
+                <w:sz w:val="16"/>
               </w:rPr>
               <w:t>3000</w:t>
             </w:r>
@@ -11902,12 +13715,29 @@
         <w:tc>
           <w:tcPr>
             <w:tcW w:type="dxa" w:w="2038"/>
-            <w:shd w:val="clear" w:color="auto" w:fill="F8F8F8"/>
+            <w:shd w:val="clear" w:color="auto" w:fill="EAEAEA"/>
+            <w:tcBorders>
+              <w:top w:val="single" w:sz="12" w:color="FFFFFF"/>
+              <w:left w:val="single" w:sz="12" w:color="FFFFFF"/>
+              <w:bottom w:val="single" w:sz="12" w:color="FFFFFF"/>
+              <w:right w:val="single" w:sz="12" w:color="FFFFFF"/>
+            </w:tcBorders>
+            <w:vAlign w:val="center"/>
+            <w:tcMar>
+              <w:top w:w="40" w:type="dxa"/>
+              <w:left w:w="120" w:type="dxa"/>
+              <w:bottom w:w="40" w:type="dxa"/>
+              <w:right w:w="80" w:type="dxa"/>
+            </w:tcMar>
           </w:tcPr>
           <w:p>
-            <w:r>
-              <w:rPr>
-                <w:sz w:val="17"/>
+            <w:pPr>
+              <w:spacing w:before="0" w:after="0"/>
+              <w:jc w:val="center"/>
+            </w:pPr>
+            <w:r>
+              <w:rPr>
+                <w:sz w:val="16"/>
               </w:rPr>
               <w:t>Open WebUI</w:t>
             </w:r>
@@ -11916,12 +13746,29 @@
         <w:tc>
           <w:tcPr>
             <w:tcW w:type="dxa" w:w="2038"/>
-            <w:shd w:val="clear" w:color="auto" w:fill="F8F8F8"/>
+            <w:shd w:val="clear" w:color="auto" w:fill="EAEAEA"/>
+            <w:tcBorders>
+              <w:top w:val="single" w:sz="12" w:color="FFFFFF"/>
+              <w:left w:val="single" w:sz="12" w:color="FFFFFF"/>
+              <w:bottom w:val="single" w:sz="12" w:color="FFFFFF"/>
+              <w:right w:val="single" w:sz="12" w:color="FFFFFF"/>
+            </w:tcBorders>
+            <w:vAlign w:val="center"/>
+            <w:tcMar>
+              <w:top w:w="40" w:type="dxa"/>
+              <w:left w:w="120" w:type="dxa"/>
+              <w:bottom w:w="40" w:type="dxa"/>
+              <w:right w:w="80" w:type="dxa"/>
+            </w:tcMar>
           </w:tcPr>
           <w:p>
-            <w:r>
-              <w:rPr>
-                <w:sz w:val="17"/>
+            <w:pPr>
+              <w:spacing w:before="0" w:after="0"/>
+              <w:jc w:val="center"/>
+            </w:pPr>
+            <w:r>
+              <w:rPr>
+                <w:sz w:val="16"/>
               </w:rPr>
               <w:t>Interfaz gráfica web</w:t>
             </w:r>
@@ -11930,12 +13777,29 @@
         <w:tc>
           <w:tcPr>
             <w:tcW w:type="dxa" w:w="2038"/>
-            <w:shd w:val="clear" w:color="auto" w:fill="F8F8F8"/>
+            <w:shd w:val="clear" w:color="auto" w:fill="EAEAEA"/>
+            <w:tcBorders>
+              <w:top w:val="single" w:sz="12" w:color="FFFFFF"/>
+              <w:left w:val="single" w:sz="12" w:color="FFFFFF"/>
+              <w:bottom w:val="single" w:sz="12" w:color="FFFFFF"/>
+              <w:right w:val="single" w:sz="12" w:color="FFFFFF"/>
+            </w:tcBorders>
+            <w:vAlign w:val="center"/>
+            <w:tcMar>
+              <w:top w:w="40" w:type="dxa"/>
+              <w:left w:w="120" w:type="dxa"/>
+              <w:bottom w:w="40" w:type="dxa"/>
+              <w:right w:w="80" w:type="dxa"/>
+            </w:tcMar>
           </w:tcPr>
           <w:p>
-            <w:r>
-              <w:rPr>
-                <w:sz w:val="17"/>
+            <w:pPr>
+              <w:spacing w:before="0" w:after="0"/>
+              <w:jc w:val="center"/>
+            </w:pPr>
+            <w:r>
+              <w:rPr>
+                <w:sz w:val="16"/>
               </w:rPr>
               <w:t>Sí (http://IP:3000)</w:t>
             </w:r>
@@ -11994,7 +13858,7 @@
             <w:r>
               <w:rPr>
                 <w:rFonts w:ascii="Courier New" w:hAnsi="Courier New"/>
-                <w:sz w:val="17"/>
+                <w:sz w:val="16"/>
               </w:rPr>
               <w:t>127.0.0.1</w:t>
             </w:r>
@@ -12015,16 +13879,24 @@
         <w:pStyle w:val="Endure-Subhead"/>
         <w:keepNext/>
         <w:spacing w:before="240" w:after="60"/>
+        <w:outlineLvl w:val="1"/>
       </w:pPr>
       <w:r>
+        <w:rPr>
+          <w:sz w:val="24"/>
+        </w:rPr>
         <w:t>13.5 Verificación del Stack Completo</w:t>
       </w:r>
     </w:p>
     <w:p>
       <w:pPr>
         <w:pStyle w:val="Endure-FirstParagraphBodyText"/>
+        <w:spacing w:before="100" w:after="100"/>
       </w:pPr>
       <w:r>
+        <w:rPr>
+          <w:sz w:val="20"/>
+        </w:rPr>
         <w:t>Ejecute este script de verificación para confirmar que todos los componentes están operativos:</w:t>
       </w:r>
     </w:p>
@@ -12041,7 +13913,7 @@
         <w:tc>
           <w:tcPr>
             <w:tcW w:type="dxa" w:w="8152"/>
-            <w:shd w:val="clear" w:color="auto" w:fill="F2F2F2"/>
+            <w:shd w:val="clear" w:color="auto" w:fill="EAEAEA"/>
             <w:tcBorders>
               <w:left w:val="thick" w:sz="24" w:color="1A5A6A"/>
             </w:tcBorders>
@@ -12191,6 +14063,7 @@
             <w:r>
               <w:rPr>
                 <w:rFonts w:ascii="Courier New" w:hAnsi="Courier New"/>
+                <w:i/>
                 <w:color w:val="555555"/>
                 <w:sz w:val="16"/>
               </w:rPr>
@@ -12207,6 +14080,7 @@
             <w:r>
               <w:rPr>
                 <w:rFonts w:ascii="Courier New" w:hAnsi="Courier New"/>
+                <w:i/>
                 <w:color w:val="555555"/>
                 <w:sz w:val="16"/>
               </w:rPr>
@@ -12223,6 +14097,7 @@
             <w:r>
               <w:rPr>
                 <w:rFonts w:ascii="Courier New" w:hAnsi="Courier New"/>
+                <w:i/>
                 <w:color w:val="555555"/>
                 <w:sz w:val="16"/>
               </w:rPr>
@@ -12239,6 +14114,7 @@
             <w:r>
               <w:rPr>
                 <w:rFonts w:ascii="Courier New" w:hAnsi="Courier New"/>
+                <w:i/>
                 <w:color w:val="555555"/>
                 <w:sz w:val="16"/>
               </w:rPr>
@@ -12303,6 +14179,7 @@
             <w:r>
               <w:rPr>
                 <w:rFonts w:ascii="Courier New" w:hAnsi="Courier New"/>
+                <w:i/>
                 <w:color w:val="555555"/>
                 <w:sz w:val="16"/>
               </w:rPr>
@@ -12335,6 +14212,7 @@
             <w:r>
               <w:rPr>
                 <w:rFonts w:ascii="Courier New" w:hAnsi="Courier New"/>
+                <w:i/>
                 <w:color w:val="555555"/>
                 <w:sz w:val="16"/>
               </w:rPr>
@@ -12351,6 +14229,7 @@
             <w:r>
               <w:rPr>
                 <w:rFonts w:ascii="Courier New" w:hAnsi="Courier New"/>
+                <w:i/>
                 <w:color w:val="555555"/>
                 <w:sz w:val="16"/>
               </w:rPr>
@@ -12382,6 +14261,7 @@
             <w:r>
               <w:rPr>
                 <w:rFonts w:ascii="Courier New" w:hAnsi="Courier New"/>
+                <w:i/>
                 <w:color w:val="555555"/>
                 <w:sz w:val="16"/>
               </w:rPr>
@@ -12398,6 +14278,7 @@
             <w:r>
               <w:rPr>
                 <w:rFonts w:ascii="Courier New" w:hAnsi="Courier New"/>
+                <w:i/>
                 <w:color w:val="555555"/>
                 <w:sz w:val="16"/>
               </w:rPr>
@@ -12414,6 +14295,7 @@
             <w:r>
               <w:rPr>
                 <w:rFonts w:ascii="Courier New" w:hAnsi="Courier New"/>
+                <w:i/>
                 <w:color w:val="555555"/>
                 <w:sz w:val="16"/>
               </w:rPr>
@@ -12509,6 +14391,7 @@
             <w:r>
               <w:rPr>
                 <w:rFonts w:ascii="Courier New" w:hAnsi="Courier New"/>
+                <w:i/>
                 <w:color w:val="555555"/>
                 <w:sz w:val="16"/>
               </w:rPr>
@@ -12541,6 +14424,7 @@
             <w:r>
               <w:rPr>
                 <w:rFonts w:ascii="Courier New" w:hAnsi="Courier New"/>
+                <w:i/>
                 <w:color w:val="555555"/>
                 <w:sz w:val="16"/>
               </w:rPr>
@@ -12589,6 +14473,7 @@
             <w:r>
               <w:rPr>
                 <w:rFonts w:ascii="Courier New" w:hAnsi="Courier New"/>
+                <w:i/>
                 <w:color w:val="555555"/>
                 <w:sz w:val="16"/>
               </w:rPr>
@@ -12684,6 +14569,7 @@
             <w:r>
               <w:rPr>
                 <w:rFonts w:ascii="Courier New" w:hAnsi="Courier New"/>
+                <w:i/>
                 <w:color w:val="555555"/>
                 <w:sz w:val="16"/>
               </w:rPr>
@@ -12716,6 +14602,7 @@
             <w:r>
               <w:rPr>
                 <w:rFonts w:ascii="Courier New" w:hAnsi="Courier New"/>
+                <w:i/>
                 <w:color w:val="555555"/>
                 <w:sz w:val="16"/>
               </w:rPr>
@@ -12764,6 +14651,7 @@
             <w:r>
               <w:rPr>
                 <w:rFonts w:ascii="Courier New" w:hAnsi="Courier New"/>
+                <w:i/>
                 <w:color w:val="555555"/>
                 <w:sz w:val="16"/>
               </w:rPr>
@@ -12859,6 +14747,7 @@
             <w:r>
               <w:rPr>
                 <w:rFonts w:ascii="Courier New" w:hAnsi="Courier New"/>
+                <w:i/>
                 <w:color w:val="555555"/>
                 <w:sz w:val="16"/>
               </w:rPr>
@@ -12938,6 +14827,7 @@
             <w:r>
               <w:rPr>
                 <w:rFonts w:ascii="Courier New" w:hAnsi="Courier New"/>
+                <w:i/>
                 <w:color w:val="555555"/>
                 <w:sz w:val="16"/>
               </w:rPr>
@@ -12986,6 +14876,7 @@
             <w:r>
               <w:rPr>
                 <w:rFonts w:ascii="Courier New" w:hAnsi="Courier New"/>
+                <w:i/>
                 <w:color w:val="555555"/>
                 <w:sz w:val="16"/>
               </w:rPr>
@@ -13002,6 +14893,7 @@
             <w:r>
               <w:rPr>
                 <w:rFonts w:ascii="Courier New" w:hAnsi="Courier New"/>
+                <w:i/>
                 <w:color w:val="555555"/>
                 <w:sz w:val="16"/>
               </w:rPr>
@@ -13076,7 +14968,7 @@
         <w:tc>
           <w:tcPr>
             <w:tcW w:type="dxa" w:w="8152"/>
-            <w:shd w:val="clear" w:color="auto" w:fill="F2F2F2"/>
+            <w:shd w:val="clear" w:color="auto" w:fill="EAEAEA"/>
             <w:tcBorders>
               <w:left w:val="thick" w:sz="24" w:color="1A5A6A"/>
             </w:tcBorders>
@@ -13130,6 +15022,7 @@
             <w:r>
               <w:rPr>
                 <w:rFonts w:ascii="Courier New" w:hAnsi="Courier New"/>
+                <w:i/>
                 <w:color w:val="555555"/>
                 <w:sz w:val="16"/>
               </w:rPr>
@@ -13157,7 +15050,7 @@
         <w:tc>
           <w:tcPr>
             <w:tcW w:type="dxa" w:w="8152"/>
-            <w:shd w:val="clear" w:color="auto" w:fill="F2F2F2"/>
+            <w:shd w:val="clear" w:color="auto" w:fill="EAEAEA"/>
             <w:tcBorders>
               <w:left w:val="thick" w:sz="24" w:color="1A5A6A"/>
             </w:tcBorders>
@@ -13219,6 +15112,38 @@
               <w:t>#</w:t>
             </w:r>
           </w:p>
+        </w:tc>
+      </w:tr>
+    </w:tbl>
+    <w:p>
+      <w:pPr>
+        <w:spacing w:before="0" w:after="40"/>
+      </w:pPr>
+    </w:p>
+    <w:tbl>
+      <w:tblPr>
+        <w:tblW w:type="auto" w:w="0"/>
+        <w:tblLook w:firstColumn="1" w:firstRow="1" w:lastColumn="0" w:lastRow="0" w:noHBand="0" w:noVBand="1" w:val="04A0"/>
+        <w:tblW w:w="5000" w:type="pct"/>
+      </w:tblPr>
+      <w:tblGrid>
+        <w:gridCol w:w="8152"/>
+      </w:tblGrid>
+      <w:tr>
+        <w:tc>
+          <w:tcPr>
+            <w:tcW w:type="dxa" w:w="8152"/>
+            <w:shd w:val="clear" w:color="auto" w:fill="EAEAEA"/>
+            <w:tcBorders>
+              <w:left w:val="thick" w:sz="24" w:color="1A5A6A"/>
+            </w:tcBorders>
+            <w:tcMar>
+              <w:top w:w="100" w:type="dxa"/>
+              <w:left w:w="180" w:type="dxa"/>
+              <w:bottom w:w="100" w:type="dxa"/>
+              <w:right w:w="140" w:type="dxa"/>
+            </w:tcMar>
+          </w:tcPr>
           <w:p>
             <w:pPr>
               <w:spacing w:before="0" w:after="0"/>
@@ -13304,6 +15229,38 @@
               <w:t>#</w:t>
             </w:r>
           </w:p>
+        </w:tc>
+      </w:tr>
+    </w:tbl>
+    <w:p>
+      <w:pPr>
+        <w:spacing w:before="0" w:after="40"/>
+      </w:pPr>
+    </w:p>
+    <w:tbl>
+      <w:tblPr>
+        <w:tblW w:type="auto" w:w="0"/>
+        <w:tblLook w:firstColumn="1" w:firstRow="1" w:lastColumn="0" w:lastRow="0" w:noHBand="0" w:noVBand="1" w:val="04A0"/>
+        <w:tblW w:w="5000" w:type="pct"/>
+      </w:tblPr>
+      <w:tblGrid>
+        <w:gridCol w:w="8152"/>
+      </w:tblGrid>
+      <w:tr>
+        <w:tc>
+          <w:tcPr>
+            <w:tcW w:type="dxa" w:w="8152"/>
+            <w:shd w:val="clear" w:color="auto" w:fill="EAEAEA"/>
+            <w:tcBorders>
+              <w:left w:val="thick" w:sz="24" w:color="1A5A6A"/>
+            </w:tcBorders>
+            <w:tcMar>
+              <w:top w:w="100" w:type="dxa"/>
+              <w:left w:w="180" w:type="dxa"/>
+              <w:bottom w:w="100" w:type="dxa"/>
+              <w:right w:w="140" w:type="dxa"/>
+            </w:tcMar>
+          </w:tcPr>
           <w:p>
             <w:pPr>
               <w:spacing w:before="0" w:after="0"/>
@@ -13355,6 +15312,38 @@
               <w:t>#</w:t>
             </w:r>
           </w:p>
+        </w:tc>
+      </w:tr>
+    </w:tbl>
+    <w:p>
+      <w:pPr>
+        <w:spacing w:before="0" w:after="40"/>
+      </w:pPr>
+    </w:p>
+    <w:tbl>
+      <w:tblPr>
+        <w:tblW w:type="auto" w:w="0"/>
+        <w:tblLook w:firstColumn="1" w:firstRow="1" w:lastColumn="0" w:lastRow="0" w:noHBand="0" w:noVBand="1" w:val="04A0"/>
+        <w:tblW w:w="5000" w:type="pct"/>
+      </w:tblPr>
+      <w:tblGrid>
+        <w:gridCol w:w="8152"/>
+      </w:tblGrid>
+      <w:tr>
+        <w:tc>
+          <w:tcPr>
+            <w:tcW w:type="dxa" w:w="8152"/>
+            <w:shd w:val="clear" w:color="auto" w:fill="EAEAEA"/>
+            <w:tcBorders>
+              <w:left w:val="thick" w:sz="24" w:color="1A5A6A"/>
+            </w:tcBorders>
+            <w:tcMar>
+              <w:top w:w="100" w:type="dxa"/>
+              <w:left w:w="180" w:type="dxa"/>
+              <w:bottom w:w="100" w:type="dxa"/>
+              <w:right w:w="140" w:type="dxa"/>
+            </w:tcMar>
+          </w:tcPr>
           <w:p>
             <w:pPr>
               <w:spacing w:before="0" w:after="0"/>
@@ -13406,6 +15395,38 @@
               <w:t>#</w:t>
             </w:r>
           </w:p>
+        </w:tc>
+      </w:tr>
+    </w:tbl>
+    <w:p>
+      <w:pPr>
+        <w:spacing w:before="0" w:after="40"/>
+      </w:pPr>
+    </w:p>
+    <w:tbl>
+      <w:tblPr>
+        <w:tblW w:type="auto" w:w="0"/>
+        <w:tblLook w:firstColumn="1" w:firstRow="1" w:lastColumn="0" w:lastRow="0" w:noHBand="0" w:noVBand="1" w:val="04A0"/>
+        <w:tblW w:w="5000" w:type="pct"/>
+      </w:tblPr>
+      <w:tblGrid>
+        <w:gridCol w:w="8152"/>
+      </w:tblGrid>
+      <w:tr>
+        <w:tc>
+          <w:tcPr>
+            <w:tcW w:type="dxa" w:w="8152"/>
+            <w:shd w:val="clear" w:color="auto" w:fill="EAEAEA"/>
+            <w:tcBorders>
+              <w:left w:val="thick" w:sz="24" w:color="1A5A6A"/>
+            </w:tcBorders>
+            <w:tcMar>
+              <w:top w:w="100" w:type="dxa"/>
+              <w:left w:w="180" w:type="dxa"/>
+              <w:bottom w:w="100" w:type="dxa"/>
+              <w:right w:w="140" w:type="dxa"/>
+            </w:tcMar>
+          </w:tcPr>
           <w:p>
             <w:pPr>
               <w:spacing w:before="0" w:after="0"/>
@@ -13457,6 +15478,38 @@
               <w:t>#</w:t>
             </w:r>
           </w:p>
+        </w:tc>
+      </w:tr>
+    </w:tbl>
+    <w:p>
+      <w:pPr>
+        <w:spacing w:before="0" w:after="40"/>
+      </w:pPr>
+    </w:p>
+    <w:tbl>
+      <w:tblPr>
+        <w:tblW w:type="auto" w:w="0"/>
+        <w:tblLook w:firstColumn="1" w:firstRow="1" w:lastColumn="0" w:lastRow="0" w:noHBand="0" w:noVBand="1" w:val="04A0"/>
+        <w:tblW w:w="5000" w:type="pct"/>
+      </w:tblPr>
+      <w:tblGrid>
+        <w:gridCol w:w="8152"/>
+      </w:tblGrid>
+      <w:tr>
+        <w:tc>
+          <w:tcPr>
+            <w:tcW w:type="dxa" w:w="8152"/>
+            <w:shd w:val="clear" w:color="auto" w:fill="EAEAEA"/>
+            <w:tcBorders>
+              <w:left w:val="thick" w:sz="24" w:color="1A5A6A"/>
+            </w:tcBorders>
+            <w:tcMar>
+              <w:top w:w="100" w:type="dxa"/>
+              <w:left w:w="180" w:type="dxa"/>
+              <w:bottom w:w="100" w:type="dxa"/>
+              <w:right w:w="140" w:type="dxa"/>
+            </w:tcMar>
+          </w:tcPr>
           <w:p>
             <w:pPr>
               <w:spacing w:before="0" w:after="0"/>
@@ -13538,8 +15591,12 @@
         <w:pStyle w:val="Endure-Subhead"/>
         <w:keepNext/>
         <w:spacing w:before="240" w:after="60"/>
+        <w:outlineLvl w:val="1"/>
       </w:pPr>
       <w:r>
+        <w:rPr>
+          <w:sz w:val="24"/>
+        </w:rPr>
         <w:t>13.6 Solución de Problemas Comunes</w:t>
       </w:r>
     </w:p>
@@ -13548,10 +15605,11 @@
         <w:pStyle w:val="Endure-Subhead"/>
         <w:keepNext/>
         <w:spacing w:before="160" w:after="60"/>
+        <w:outlineLvl w:val="2"/>
       </w:pPr>
       <w:r>
         <w:rPr>
-          <w:sz w:val="18"/>
+          <w:sz w:val="22"/>
         </w:rPr>
         <w:t>OpenClaw: `Error: model not found`</w:t>
       </w:r>
@@ -13559,14 +15617,19 @@
     <w:p>
       <w:pPr>
         <w:pStyle w:val="Endure-FirstParagraphBodyText"/>
+        <w:spacing w:before="100" w:after="100"/>
       </w:pPr>
       <w:r>
         <w:rPr>
           <w:b/>
+          <w:sz w:val="20"/>
         </w:rPr>
         <w:t>Causa:</w:t>
       </w:r>
       <w:r>
+        <w:rPr>
+          <w:sz w:val="20"/>
+        </w:rPr>
         <w:t xml:space="preserve"> El modelo no está cargado en vLLM o el endpoint no está respondiendo.</w:t>
       </w:r>
     </w:p>
@@ -13583,7 +15646,7 @@
         <w:tc>
           <w:tcPr>
             <w:tcW w:type="dxa" w:w="8152"/>
-            <w:shd w:val="clear" w:color="auto" w:fill="F2F2F2"/>
+            <w:shd w:val="clear" w:color="auto" w:fill="EAEAEA"/>
             <w:tcBorders>
               <w:left w:val="thick" w:sz="24" w:color="1A5A6A"/>
             </w:tcBorders>
@@ -13669,6 +15732,7 @@
             <w:r>
               <w:rPr>
                 <w:rFonts w:ascii="Courier New" w:hAnsi="Courier New"/>
+                <w:i/>
                 <w:color w:val="555555"/>
                 <w:sz w:val="16"/>
               </w:rPr>
@@ -13717,6 +15781,7 @@
             <w:r>
               <w:rPr>
                 <w:rFonts w:ascii="Courier New" w:hAnsi="Courier New"/>
+                <w:i/>
                 <w:color w:val="555555"/>
                 <w:sz w:val="16"/>
               </w:rPr>
@@ -13736,10 +15801,11 @@
         <w:pStyle w:val="Endure-Subhead"/>
         <w:keepNext/>
         <w:spacing w:before="160" w:after="60"/>
+        <w:outlineLvl w:val="2"/>
       </w:pPr>
       <w:r>
         <w:rPr>
-          <w:sz w:val="18"/>
+          <w:sz w:val="22"/>
         </w:rPr>
         <w:t>OpenClaw: `Permission denied` al abrir el Web UI</w:t>
       </w:r>
@@ -13747,14 +15813,19 @@
     <w:p>
       <w:pPr>
         <w:pStyle w:val="Endure-FirstParagraphBodyText"/>
+        <w:spacing w:before="100" w:after="100"/>
       </w:pPr>
       <w:r>
         <w:rPr>
           <w:b/>
+          <w:sz w:val="20"/>
         </w:rPr>
         <w:t>Causa:</w:t>
       </w:r>
       <w:r>
+        <w:rPr>
+          <w:sz w:val="20"/>
+        </w:rPr>
         <w:t xml:space="preserve"> El túnel SSH está siendo ejecutado desde el Jetson en lugar de desde Windows.</w:t>
       </w:r>
     </w:p>
@@ -13771,7 +15842,7 @@
         <w:tc>
           <w:tcPr>
             <w:tcW w:type="dxa" w:w="8152"/>
-            <w:shd w:val="clear" w:color="auto" w:fill="F2F2F2"/>
+            <w:shd w:val="clear" w:color="auto" w:fill="EAEAEA"/>
             <w:tcBorders>
               <w:left w:val="thick" w:sz="24" w:color="1A5A6A"/>
             </w:tcBorders>
@@ -13809,6 +15880,7 @@
             <w:r>
               <w:rPr>
                 <w:rFonts w:ascii="Courier New" w:hAnsi="Courier New"/>
+                <w:i/>
                 <w:color w:val="555555"/>
                 <w:sz w:val="16"/>
               </w:rPr>
@@ -13857,6 +15929,7 @@
             <w:r>
               <w:rPr>
                 <w:rFonts w:ascii="Courier New" w:hAnsi="Courier New"/>
+                <w:i/>
                 <w:color w:val="555555"/>
                 <w:sz w:val="16"/>
               </w:rPr>
@@ -13876,10 +15949,11 @@
         <w:pStyle w:val="Endure-Subhead"/>
         <w:keepNext/>
         <w:spacing w:before="160" w:after="60"/>
+        <w:outlineLvl w:val="2"/>
       </w:pPr>
       <w:r>
         <w:rPr>
-          <w:sz w:val="18"/>
+          <w:sz w:val="22"/>
         </w:rPr>
         <w:t>WhatsApp: Los mensajes no generan respuesta del agente</w:t>
       </w:r>
@@ -13887,44 +15961,58 @@
     <w:p>
       <w:pPr>
         <w:pStyle w:val="Endure-FirstParagraphBodyText"/>
+        <w:spacing w:before="100" w:after="100"/>
       </w:pPr>
       <w:r>
         <w:rPr>
           <w:b/>
+          <w:sz w:val="20"/>
         </w:rPr>
         <w:t>Causa más común:</w:t>
       </w:r>
       <w:r>
+        <w:rPr>
+          <w:sz w:val="20"/>
+        </w:rPr>
         <w:t xml:space="preserve"> El perfil de herramientas está en </w:t>
       </w:r>
       <w:r>
         <w:rPr>
           <w:rFonts w:ascii="Courier New" w:hAnsi="Courier New"/>
-          <w:sz w:val="17"/>
+          <w:sz w:val="16"/>
         </w:rPr>
         <w:t>"default"</w:t>
       </w:r>
       <w:r>
+        <w:rPr>
+          <w:sz w:val="20"/>
+        </w:rPr>
         <w:t xml:space="preserve"> o </w:t>
       </w:r>
       <w:r>
         <w:rPr>
           <w:rFonts w:ascii="Courier New" w:hAnsi="Courier New"/>
-          <w:sz w:val="17"/>
+          <w:sz w:val="16"/>
         </w:rPr>
         <w:t>"coding"</w:t>
       </w:r>
       <w:r>
+        <w:rPr>
+          <w:sz w:val="20"/>
+        </w:rPr>
         <w:t xml:space="preserve"> en lugar de </w:t>
       </w:r>
       <w:r>
         <w:rPr>
           <w:rFonts w:ascii="Courier New" w:hAnsi="Courier New"/>
-          <w:sz w:val="17"/>
+          <w:sz w:val="16"/>
         </w:rPr>
         <w:t>"full"</w:t>
       </w:r>
       <w:r>
+        <w:rPr>
+          <w:sz w:val="20"/>
+        </w:rPr>
         <w:t>.</w:t>
       </w:r>
     </w:p>
@@ -13941,7 +16029,7 @@
         <w:tc>
           <w:tcPr>
             <w:tcW w:type="dxa" w:w="8152"/>
-            <w:shd w:val="clear" w:color="auto" w:fill="F2F2F2"/>
+            <w:shd w:val="clear" w:color="auto" w:fill="EAEAEA"/>
             <w:tcBorders>
               <w:left w:val="thick" w:sz="24" w:color="1A5A6A"/>
             </w:tcBorders>
@@ -13979,7 +16067,7 @@
             <w:r>
               <w:rPr>
                 <w:rFonts w:ascii="Courier New" w:hAnsi="Courier New"/>
-                <w:color w:val="555555"/>
+                <w:color w:val="1A1A1A"/>
                 <w:sz w:val="16"/>
               </w:rPr>
               <w:t>grep '"profile"' ~/.openclaw/openclaw.json</w:t>
@@ -14027,6 +16115,7 @@
             <w:r>
               <w:rPr>
                 <w:rFonts w:ascii="Courier New" w:hAnsi="Courier New"/>
+                <w:i/>
                 <w:color w:val="555555"/>
                 <w:sz w:val="16"/>
               </w:rPr>
@@ -14043,6 +16132,7 @@
             <w:r>
               <w:rPr>
                 <w:rFonts w:ascii="Courier New" w:hAnsi="Courier New"/>
+                <w:i/>
                 <w:color w:val="555555"/>
                 <w:sz w:val="16"/>
               </w:rPr>
@@ -14062,10 +16152,11 @@
         <w:pStyle w:val="Endure-Subhead"/>
         <w:keepNext/>
         <w:spacing w:before="160" w:after="60"/>
+        <w:outlineLvl w:val="2"/>
       </w:pPr>
       <w:r>
         <w:rPr>
-          <w:sz w:val="18"/>
+          <w:sz w:val="22"/>
         </w:rPr>
         <w:t>Open WebUI: Puerto 3000 no accesible desde Windows</w:t>
       </w:r>
@@ -14083,7 +16174,7 @@
         <w:tc>
           <w:tcPr>
             <w:tcW w:type="dxa" w:w="8152"/>
-            <w:shd w:val="clear" w:color="auto" w:fill="F2F2F2"/>
+            <w:shd w:val="clear" w:color="auto" w:fill="EAEAEA"/>
             <w:tcBorders>
               <w:left w:val="thick" w:sz="24" w:color="1A5A6A"/>
             </w:tcBorders>
@@ -14238,10 +16329,11 @@
         <w:pStyle w:val="Endure-Subhead"/>
         <w:keepNext/>
         <w:spacing w:before="160" w:after="60"/>
+        <w:outlineLvl w:val="2"/>
       </w:pPr>
       <w:r>
         <w:rPr>
-          <w:sz w:val="18"/>
+          <w:sz w:val="22"/>
         </w:rPr>
         <w:t>NemoClaw: Proxy no arranca después del reinicio</w:t>
       </w:r>
@@ -14259,7 +16351,7 @@
         <w:tc>
           <w:tcPr>
             <w:tcW w:type="dxa" w:w="8152"/>
-            <w:shd w:val="clear" w:color="auto" w:fill="F2F2F2"/>
+            <w:shd w:val="clear" w:color="auto" w:fill="EAEAEA"/>
             <w:tcBorders>
               <w:left w:val="thick" w:sz="24" w:color="1A5A6A"/>
             </w:tcBorders>
@@ -14409,6 +16501,7 @@
             <w:r>
               <w:rPr>
                 <w:rFonts w:ascii="Courier New" w:hAnsi="Courier New"/>
+                <w:i/>
                 <w:color w:val="555555"/>
                 <w:sz w:val="16"/>
               </w:rPr>
@@ -14457,6 +16550,7 @@
             <w:r>
               <w:rPr>
                 <w:rFonts w:ascii="Courier New" w:hAnsi="Courier New"/>
+                <w:i/>
                 <w:color w:val="555555"/>
                 <w:sz w:val="16"/>
               </w:rPr>
@@ -14476,124 +16570,154 @@
         <w:pStyle w:val="Endure-Subhead"/>
         <w:keepNext/>
         <w:spacing w:before="240" w:after="60"/>
+        <w:outlineLvl w:val="1"/>
       </w:pPr>
       <w:r>
+        <w:rPr>
+          <w:sz w:val="24"/>
+        </w:rPr>
         <w:t>Resumen del Capítulo</w:t>
       </w:r>
     </w:p>
     <w:p>
       <w:pPr>
         <w:pStyle w:val="Endure-FirstParagraphBodyText"/>
+        <w:spacing w:before="100" w:after="100"/>
       </w:pPr>
       <w:r>
+        <w:rPr>
+          <w:sz w:val="20"/>
+        </w:rPr>
         <w:t>En este capítulo configuramos el stack agéntico completo que convierte el Jetson AGX Orin 64GB en un asistente de IA autónomo, accesible desde WhatsApp, el navegador y la terminal:</w:t>
       </w:r>
     </w:p>
     <w:p>
       <w:pPr>
         <w:pStyle w:val="Endure-ChapterBodyText"/>
-        <w:spacing w:before="20" w:after="20"/>
+        <w:spacing w:before="40" w:after="40"/>
         <w:ind w:left="360" w:hanging="216"/>
       </w:pPr>
       <w:r>
         <w:rPr>
-          <w:sz w:val="18"/>
+          <w:sz w:val="20"/>
         </w:rPr>
         <w:t xml:space="preserve">• </w:t>
       </w:r>
       <w:r>
         <w:rPr>
           <w:b/>
+          <w:sz w:val="20"/>
         </w:rPr>
         <w:t>OpenClaw</w:t>
       </w:r>
       <w:r>
+        <w:rPr>
+          <w:sz w:val="20"/>
+        </w:rPr>
         <w:t xml:space="preserve"> (puerto 18789) actúa como el agente central, conectando el modelo de lenguaje con el mundo exterior. La clave de la configuración es </w:t>
       </w:r>
       <w:r>
         <w:rPr>
           <w:rFonts w:ascii="Courier New" w:hAnsi="Courier New"/>
-          <w:sz w:val="17"/>
+          <w:sz w:val="16"/>
         </w:rPr>
         <w:t>"profile": "full"</w:t>
       </w:r>
       <w:r>
+        <w:rPr>
+          <w:sz w:val="20"/>
+        </w:rPr>
         <w:t xml:space="preserve"> y el ID correcto del modelo sin prefijo </w:t>
       </w:r>
       <w:r>
         <w:rPr>
           <w:rFonts w:ascii="Courier New" w:hAnsi="Courier New"/>
-          <w:sz w:val="17"/>
+          <w:sz w:val="16"/>
         </w:rPr>
         <w:t>vllm/</w:t>
       </w:r>
       <w:r>
+        <w:rPr>
+          <w:sz w:val="20"/>
+        </w:rPr>
         <w:t>.</w:t>
       </w:r>
     </w:p>
     <w:p>
       <w:pPr>
         <w:pStyle w:val="Endure-ChapterBodyText"/>
-        <w:spacing w:before="20" w:after="20"/>
+        <w:spacing w:before="40" w:after="40"/>
         <w:ind w:left="360" w:hanging="216"/>
       </w:pPr>
       <w:r>
         <w:rPr>
-          <w:sz w:val="18"/>
+          <w:sz w:val="20"/>
         </w:rPr>
         <w:t xml:space="preserve">• </w:t>
       </w:r>
       <w:r>
         <w:rPr>
           <w:b/>
+          <w:sz w:val="20"/>
         </w:rPr>
         <w:t>NemoClaw</w:t>
       </w:r>
       <w:r>
+        <w:rPr>
+          <w:sz w:val="20"/>
+        </w:rPr>
         <w:t xml:space="preserve"> agrega políticas de seguridad L7 entre el navegador y OpenClaw. Con JP 7.2, la instalación se reduce a un solo comando.</w:t>
       </w:r>
     </w:p>
     <w:p>
       <w:pPr>
         <w:pStyle w:val="Endure-ChapterBodyText"/>
-        <w:spacing w:before="20" w:after="20"/>
+        <w:spacing w:before="40" w:after="40"/>
         <w:ind w:left="360" w:hanging="216"/>
       </w:pPr>
       <w:r>
         <w:rPr>
-          <w:sz w:val="18"/>
+          <w:sz w:val="20"/>
         </w:rPr>
         <w:t xml:space="preserve">• </w:t>
       </w:r>
       <w:r>
         <w:rPr>
           <w:b/>
+          <w:sz w:val="20"/>
         </w:rPr>
         <w:t>Jetson Agent Skills</w:t>
       </w:r>
       <w:r>
+        <w:rPr>
+          <w:sz w:val="20"/>
+        </w:rPr>
         <w:t xml:space="preserve"> (device-skills + bsp-skills) permiten al agente ejecutar tareas de hardware del Jetson directamente desde una interfaz de chat.</w:t>
       </w:r>
     </w:p>
     <w:p>
       <w:pPr>
         <w:pStyle w:val="Endure-ChapterBodyText"/>
-        <w:spacing w:before="20" w:after="20"/>
+        <w:spacing w:before="40" w:after="40"/>
         <w:ind w:left="360" w:hanging="216"/>
       </w:pPr>
       <w:r>
         <w:rPr>
-          <w:sz w:val="18"/>
+          <w:sz w:val="20"/>
         </w:rPr>
         <w:t xml:space="preserve">• </w:t>
       </w:r>
       <w:r>
         <w:rPr>
           <w:b/>
+          <w:sz w:val="20"/>
         </w:rPr>
         <w:t>Open WebUI</w:t>
       </w:r>
       <w:r>
+        <w:rPr>
+          <w:sz w:val="20"/>
+        </w:rPr>
         <w:t xml:space="preserve"> (puerto 3000) proporciona una interfaz gráfica para interactuar con todos los motores de inferencia simultáneamente.</w:t>
       </w:r>
     </w:p>
@@ -14605,8 +16729,12 @@
     <w:p>
       <w:pPr>
         <w:pStyle w:val="Endure-ChapterBodyText"/>
+        <w:spacing w:before="100" w:after="100"/>
       </w:pPr>
       <w:r>
+        <w:rPr>
+          <w:sz w:val="20"/>
+        </w:rPr>
         <w:t>El siguiente capítulo (Capítulo 14) cubre el benchmarking detallado de los 10 modelos más importantes para el Jetson AGX Orin 64GB, con metodología de medición y guías de selección para cada caso de uso.</w:t>
       </w:r>
     </w:p>

--- a/book/docx-por-capitulo/capitulo-11-stack-agentico.docx
+++ b/book/docx-por-capitulo/capitulo-11-stack-agentico.docx
@@ -26,7 +26,7 @@
       <w:pPr>
         <w:pStyle w:val="Endure-Subhead"/>
         <w:keepNext/>
-        <w:spacing w:before="240" w:after="60"/>
+        <w:spacing w:before="240" w:after="60" w:line="240" w:lineRule="auto"/>
         <w:outlineLvl w:val="1"/>
       </w:pPr>
       <w:r>
@@ -39,7 +39,7 @@
     <w:p>
       <w:pPr>
         <w:pStyle w:val="Endure-FirstParagraphBodyText"/>
-        <w:spacing w:before="100" w:after="100"/>
+        <w:spacing w:before="100" w:after="100" w:line="240" w:lineRule="auto"/>
       </w:pPr>
       <w:r>
         <w:rPr>
@@ -64,7 +64,7 @@
     <w:p>
       <w:pPr>
         <w:pStyle w:val="Endure-ChapterBodyText"/>
-        <w:spacing w:before="100" w:after="100"/>
+        <w:spacing w:before="100" w:after="100" w:line="240" w:lineRule="auto"/>
       </w:pPr>
       <w:r>
         <w:rPr>
@@ -76,7 +76,7 @@
     <w:p>
       <w:pPr>
         <w:pStyle w:val="Endure-ChapterBodyText"/>
-        <w:spacing w:before="40" w:after="40"/>
+        <w:spacing w:before="40" w:after="40" w:line="240" w:lineRule="auto"/>
         <w:ind w:left="360" w:hanging="216"/>
       </w:pPr>
       <w:r>
@@ -102,7 +102,7 @@
     <w:p>
       <w:pPr>
         <w:pStyle w:val="Endure-ChapterBodyText"/>
-        <w:spacing w:before="40" w:after="40"/>
+        <w:spacing w:before="40" w:after="40" w:line="240" w:lineRule="auto"/>
         <w:ind w:left="360" w:hanging="216"/>
       </w:pPr>
       <w:r>
@@ -128,7 +128,7 @@
     <w:p>
       <w:pPr>
         <w:pStyle w:val="Endure-ChapterBodyText"/>
-        <w:spacing w:before="40" w:after="40"/>
+        <w:spacing w:before="40" w:after="40" w:line="240" w:lineRule="auto"/>
         <w:ind w:left="360" w:hanging="216"/>
       </w:pPr>
       <w:r>
@@ -154,7 +154,7 @@
     <w:p>
       <w:pPr>
         <w:pStyle w:val="Endure-ChapterBodyText"/>
-        <w:spacing w:before="40" w:after="40"/>
+        <w:spacing w:before="40" w:after="40" w:line="240" w:lineRule="auto"/>
         <w:ind w:left="360" w:hanging="216"/>
       </w:pPr>
       <w:r>
@@ -238,34 +238,34 @@
       <w:pPr>
         <w:pStyle w:val="Endure-Subhead"/>
         <w:keepNext/>
-        <w:spacing w:before="240" w:after="60"/>
+        <w:spacing w:before="240" w:after="60" w:line="240" w:lineRule="auto"/>
         <w:outlineLvl w:val="1"/>
       </w:pPr>
       <w:r>
         <w:rPr>
           <w:sz w:val="24"/>
         </w:rPr>
-        <w:t>13.1 OpenClaw — El Agente Central</w:t>
+        <w:t>11.1 OpenClaw — El Agente Central</w:t>
       </w:r>
     </w:p>
     <w:p>
       <w:pPr>
         <w:pStyle w:val="Endure-Subhead"/>
         <w:keepNext/>
-        <w:spacing w:before="160" w:after="60"/>
+        <w:spacing w:before="160" w:after="60" w:line="240" w:lineRule="auto"/>
         <w:outlineLvl w:val="2"/>
       </w:pPr>
       <w:r>
         <w:rPr>
           <w:sz w:val="22"/>
         </w:rPr>
-        <w:t>13.1.1 Arquitectura de OpenClaw en JetPack 7.2</w:t>
+        <w:t>11.1.1 Arquitectura de OpenClaw en JetPack 7.2</w:t>
       </w:r>
     </w:p>
     <w:p>
       <w:pPr>
         <w:pStyle w:val="Endure-FirstParagraphBodyText"/>
-        <w:spacing w:before="100" w:after="100"/>
+        <w:spacing w:before="100" w:after="100" w:line="240" w:lineRule="auto"/>
       </w:pPr>
       <w:r>
         <w:rPr>
@@ -631,7 +631,7 @@
     <w:p>
       <w:pPr>
         <w:pStyle w:val="Endure-ChapterBodyText"/>
-        <w:spacing w:before="100" w:after="100"/>
+        <w:spacing w:before="100" w:after="100" w:line="240" w:lineRule="auto"/>
       </w:pPr>
       <w:r>
         <w:rPr>
@@ -670,20 +670,20 @@
       <w:pPr>
         <w:pStyle w:val="Endure-Subhead"/>
         <w:keepNext/>
-        <w:spacing w:before="160" w:after="60"/>
+        <w:spacing w:before="160" w:after="60" w:line="240" w:lineRule="auto"/>
         <w:outlineLvl w:val="2"/>
       </w:pPr>
       <w:r>
         <w:rPr>
           <w:sz w:val="22"/>
         </w:rPr>
-        <w:t>13.1.2 Prerrequisitos para OpenClaw</w:t>
+        <w:t>11.1.2 Prerrequisitos para OpenClaw</w:t>
       </w:r>
     </w:p>
     <w:p>
       <w:pPr>
         <w:pStyle w:val="Endure-FirstParagraphBodyText"/>
-        <w:spacing w:before="100" w:after="100"/>
+        <w:spacing w:before="100" w:after="100" w:line="240" w:lineRule="auto"/>
       </w:pPr>
       <w:r>
         <w:rPr>
@@ -1054,20 +1054,20 @@
       <w:pPr>
         <w:pStyle w:val="Endure-Subhead"/>
         <w:keepNext/>
-        <w:spacing w:before="160" w:after="60"/>
+        <w:spacing w:before="160" w:after="60" w:line="240" w:lineRule="auto"/>
         <w:outlineLvl w:val="2"/>
       </w:pPr>
       <w:r>
         <w:rPr>
           <w:sz w:val="22"/>
         </w:rPr>
-        <w:t>13.1.3 Instalación de OpenClaw</w:t>
+        <w:t>11.1.3 Instalación de OpenClaw</w:t>
       </w:r>
     </w:p>
     <w:p>
       <w:pPr>
         <w:pStyle w:val="Endure-FirstParagraphBodyText"/>
-        <w:spacing w:before="100" w:after="100"/>
+        <w:spacing w:before="100" w:after="100" w:line="240" w:lineRule="auto"/>
       </w:pPr>
       <w:r>
         <w:rPr>
@@ -1533,7 +1533,7 @@
     <w:p>
       <w:pPr>
         <w:pStyle w:val="Endure-ChapterBodyText"/>
-        <w:spacing w:before="100" w:after="100"/>
+        <w:spacing w:before="100" w:after="100" w:line="240" w:lineRule="auto"/>
       </w:pPr>
       <w:r>
         <w:rPr>
@@ -1679,20 +1679,20 @@
       <w:pPr>
         <w:pStyle w:val="Endure-Subhead"/>
         <w:keepNext/>
-        <w:spacing w:before="160" w:after="60"/>
+        <w:spacing w:before="160" w:after="60" w:line="240" w:lineRule="auto"/>
         <w:outlineLvl w:val="2"/>
       </w:pPr>
       <w:r>
         <w:rPr>
           <w:sz w:val="22"/>
         </w:rPr>
-        <w:t>13.1.4 Configuración de Producción de OpenClaw</w:t>
+        <w:t>11.1.4 Configuración de Producción de OpenClaw</w:t>
       </w:r>
     </w:p>
     <w:p>
       <w:pPr>
         <w:pStyle w:val="Endure-FirstParagraphBodyText"/>
-        <w:spacing w:before="100" w:after="100"/>
+        <w:spacing w:before="100" w:after="100" w:line="240" w:lineRule="auto"/>
       </w:pPr>
       <w:r>
         <w:rPr>
@@ -1717,7 +1717,7 @@
     <w:p>
       <w:pPr>
         <w:pStyle w:val="Endure-ChapterBodyText"/>
-        <w:spacing w:before="100" w:after="100"/>
+        <w:spacing w:before="100" w:after="100" w:line="240" w:lineRule="auto"/>
       </w:pPr>
       <w:r>
         <w:rPr>
@@ -1891,7 +1891,7 @@
     <w:p>
       <w:pPr>
         <w:pStyle w:val="Endure-ChapterBodyText"/>
-        <w:spacing w:before="100" w:after="100"/>
+        <w:spacing w:before="100" w:after="100" w:line="240" w:lineRule="auto"/>
       </w:pPr>
       <w:r>
         <w:rPr>
@@ -4185,7 +4185,7 @@
     <w:p>
       <w:pPr>
         <w:pStyle w:val="Endure-ChapterBodyText"/>
-        <w:spacing w:before="100" w:after="100"/>
+        <w:spacing w:before="100" w:after="100" w:line="240" w:lineRule="auto"/>
       </w:pPr>
       <w:r>
         <w:rPr>
@@ -4232,7 +4232,7 @@
           </w:tcPr>
           <w:p>
             <w:pPr>
-              <w:spacing w:before="0" w:after="0"/>
+              <w:spacing w:before="0" w:after="0" w:line="240" w:lineRule="auto"/>
               <w:jc w:val="center"/>
             </w:pPr>
             <w:r>
@@ -4265,7 +4265,7 @@
           </w:tcPr>
           <w:p>
             <w:pPr>
-              <w:spacing w:before="0" w:after="0"/>
+              <w:spacing w:before="0" w:after="0" w:line="240" w:lineRule="auto"/>
               <w:jc w:val="center"/>
             </w:pPr>
             <w:r>
@@ -4298,7 +4298,7 @@
           </w:tcPr>
           <w:p>
             <w:pPr>
-              <w:spacing w:before="0" w:after="0"/>
+              <w:spacing w:before="0" w:after="0" w:line="240" w:lineRule="auto"/>
               <w:jc w:val="center"/>
             </w:pPr>
             <w:r>
@@ -4331,7 +4331,7 @@
           </w:tcPr>
           <w:p>
             <w:pPr>
-              <w:spacing w:before="0" w:after="0"/>
+              <w:spacing w:before="0" w:after="0" w:line="240" w:lineRule="auto"/>
               <w:jc w:val="center"/>
             </w:pPr>
             <w:r>
@@ -4369,7 +4369,7 @@
           </w:tcPr>
           <w:p>
             <w:pPr>
-              <w:spacing w:before="0" w:after="0"/>
+              <w:spacing w:before="0" w:after="0" w:line="240" w:lineRule="auto"/>
               <w:jc w:val="center"/>
             </w:pPr>
             <w:r>
@@ -4400,7 +4400,7 @@
           </w:tcPr>
           <w:p>
             <w:pPr>
-              <w:spacing w:before="0" w:after="0"/>
+              <w:spacing w:before="0" w:after="0" w:line="240" w:lineRule="auto"/>
               <w:jc w:val="center"/>
             </w:pPr>
             <w:r>
@@ -4431,7 +4431,7 @@
           </w:tcPr>
           <w:p>
             <w:pPr>
-              <w:spacing w:before="0" w:after="0"/>
+              <w:spacing w:before="0" w:after="0" w:line="240" w:lineRule="auto"/>
               <w:jc w:val="center"/>
             </w:pPr>
             <w:r>
@@ -4462,7 +4462,7 @@
           </w:tcPr>
           <w:p>
             <w:pPr>
-              <w:spacing w:before="0" w:after="0"/>
+              <w:spacing w:before="0" w:after="0" w:line="240" w:lineRule="auto"/>
               <w:jc w:val="both"/>
             </w:pPr>
             <w:r>
@@ -4498,7 +4498,7 @@
           </w:tcPr>
           <w:p>
             <w:pPr>
-              <w:spacing w:before="0" w:after="0"/>
+              <w:spacing w:before="0" w:after="0" w:line="240" w:lineRule="auto"/>
               <w:jc w:val="center"/>
             </w:pPr>
             <w:r>
@@ -4529,7 +4529,7 @@
           </w:tcPr>
           <w:p>
             <w:pPr>
-              <w:spacing w:before="0" w:after="0"/>
+              <w:spacing w:before="0" w:after="0" w:line="240" w:lineRule="auto"/>
               <w:jc w:val="center"/>
             </w:pPr>
             <w:r>
@@ -4560,7 +4560,7 @@
           </w:tcPr>
           <w:p>
             <w:pPr>
-              <w:spacing w:before="0" w:after="0"/>
+              <w:spacing w:before="0" w:after="0" w:line="240" w:lineRule="auto"/>
               <w:jc w:val="center"/>
             </w:pPr>
             <w:r>
@@ -4591,7 +4591,7 @@
           </w:tcPr>
           <w:p>
             <w:pPr>
-              <w:spacing w:before="0" w:after="0"/>
+              <w:spacing w:before="0" w:after="0" w:line="240" w:lineRule="auto"/>
               <w:jc w:val="both"/>
             </w:pPr>
             <w:r>
@@ -4627,7 +4627,7 @@
           </w:tcPr>
           <w:p>
             <w:pPr>
-              <w:spacing w:before="0" w:after="0"/>
+              <w:spacing w:before="0" w:after="0" w:line="240" w:lineRule="auto"/>
               <w:jc w:val="center"/>
             </w:pPr>
             <w:r>
@@ -4658,7 +4658,7 @@
           </w:tcPr>
           <w:p>
             <w:pPr>
-              <w:spacing w:before="0" w:after="0"/>
+              <w:spacing w:before="0" w:after="0" w:line="240" w:lineRule="auto"/>
               <w:jc w:val="center"/>
             </w:pPr>
             <w:r>
@@ -4689,7 +4689,7 @@
           </w:tcPr>
           <w:p>
             <w:pPr>
-              <w:spacing w:before="0" w:after="0"/>
+              <w:spacing w:before="0" w:after="0" w:line="240" w:lineRule="auto"/>
               <w:jc w:val="center"/>
             </w:pPr>
             <w:r>
@@ -4720,7 +4720,7 @@
           </w:tcPr>
           <w:p>
             <w:pPr>
-              <w:spacing w:before="0" w:after="0"/>
+              <w:spacing w:before="0" w:after="0" w:line="240" w:lineRule="auto"/>
               <w:jc w:val="both"/>
             </w:pPr>
             <w:r>
@@ -4756,7 +4756,7 @@
           </w:tcPr>
           <w:p>
             <w:pPr>
-              <w:spacing w:before="0" w:after="0"/>
+              <w:spacing w:before="0" w:after="0" w:line="240" w:lineRule="auto"/>
               <w:jc w:val="both"/>
             </w:pPr>
             <w:r>
@@ -4787,7 +4787,7 @@
           </w:tcPr>
           <w:p>
             <w:pPr>
-              <w:spacing w:before="0" w:after="0"/>
+              <w:spacing w:before="0" w:after="0" w:line="240" w:lineRule="auto"/>
               <w:jc w:val="center"/>
             </w:pPr>
             <w:r>
@@ -4818,7 +4818,7 @@
           </w:tcPr>
           <w:p>
             <w:pPr>
-              <w:spacing w:before="0" w:after="0"/>
+              <w:spacing w:before="0" w:after="0" w:line="240" w:lineRule="auto"/>
               <w:jc w:val="center"/>
             </w:pPr>
             <w:r>
@@ -4849,7 +4849,7 @@
           </w:tcPr>
           <w:p>
             <w:pPr>
-              <w:spacing w:before="0" w:after="0"/>
+              <w:spacing w:before="0" w:after="0" w:line="240" w:lineRule="auto"/>
               <w:jc w:val="both"/>
             </w:pPr>
             <w:r>
@@ -4885,7 +4885,7 @@
           </w:tcPr>
           <w:p>
             <w:pPr>
-              <w:spacing w:before="0" w:after="0"/>
+              <w:spacing w:before="0" w:after="0" w:line="240" w:lineRule="auto"/>
               <w:jc w:val="center"/>
             </w:pPr>
             <w:r>
@@ -4916,7 +4916,7 @@
           </w:tcPr>
           <w:p>
             <w:pPr>
-              <w:spacing w:before="0" w:after="0"/>
+              <w:spacing w:before="0" w:after="0" w:line="240" w:lineRule="auto"/>
               <w:jc w:val="center"/>
             </w:pPr>
             <w:r>
@@ -4947,7 +4947,7 @@
           </w:tcPr>
           <w:p>
             <w:pPr>
-              <w:spacing w:before="0" w:after="0"/>
+              <w:spacing w:before="0" w:after="0" w:line="240" w:lineRule="auto"/>
               <w:jc w:val="center"/>
             </w:pPr>
             <w:r>
@@ -4978,7 +4978,7 @@
           </w:tcPr>
           <w:p>
             <w:pPr>
-              <w:spacing w:before="0" w:after="0"/>
+              <w:spacing w:before="0" w:after="0" w:line="240" w:lineRule="auto"/>
               <w:jc w:val="center"/>
             </w:pPr>
             <w:r>
@@ -5014,7 +5014,7 @@
           </w:tcPr>
           <w:p>
             <w:pPr>
-              <w:spacing w:before="0" w:after="0"/>
+              <w:spacing w:before="0" w:after="0" w:line="240" w:lineRule="auto"/>
               <w:jc w:val="both"/>
             </w:pPr>
             <w:r>
@@ -5045,7 +5045,7 @@
           </w:tcPr>
           <w:p>
             <w:pPr>
-              <w:spacing w:before="0" w:after="0"/>
+              <w:spacing w:before="0" w:after="0" w:line="240" w:lineRule="auto"/>
               <w:jc w:val="center"/>
             </w:pPr>
             <w:r>
@@ -5076,7 +5076,7 @@
           </w:tcPr>
           <w:p>
             <w:pPr>
-              <w:spacing w:before="0" w:after="0"/>
+              <w:spacing w:before="0" w:after="0" w:line="240" w:lineRule="auto"/>
               <w:jc w:val="center"/>
             </w:pPr>
             <w:r>
@@ -5107,7 +5107,7 @@
           </w:tcPr>
           <w:p>
             <w:pPr>
-              <w:spacing w:before="0" w:after="0"/>
+              <w:spacing w:before="0" w:after="0" w:line="240" w:lineRule="auto"/>
               <w:jc w:val="both"/>
             </w:pPr>
             <w:r>
@@ -5143,7 +5143,7 @@
           </w:tcPr>
           <w:p>
             <w:pPr>
-              <w:spacing w:before="0" w:after="0"/>
+              <w:spacing w:before="0" w:after="0" w:line="240" w:lineRule="auto"/>
               <w:jc w:val="both"/>
             </w:pPr>
             <w:r>
@@ -5174,7 +5174,7 @@
           </w:tcPr>
           <w:p>
             <w:pPr>
-              <w:spacing w:before="0" w:after="0"/>
+              <w:spacing w:before="0" w:after="0" w:line="240" w:lineRule="auto"/>
               <w:jc w:val="center"/>
             </w:pPr>
             <w:r>
@@ -5205,7 +5205,7 @@
           </w:tcPr>
           <w:p>
             <w:pPr>
-              <w:spacing w:before="0" w:after="0"/>
+              <w:spacing w:before="0" w:after="0" w:line="240" w:lineRule="auto"/>
               <w:jc w:val="center"/>
             </w:pPr>
             <w:r>
@@ -5236,7 +5236,7 @@
           </w:tcPr>
           <w:p>
             <w:pPr>
-              <w:spacing w:before="0" w:after="0"/>
+              <w:spacing w:before="0" w:after="0" w:line="240" w:lineRule="auto"/>
               <w:jc w:val="both"/>
             </w:pPr>
             <w:r>
@@ -5272,7 +5272,7 @@
           </w:tcPr>
           <w:p>
             <w:pPr>
-              <w:spacing w:before="0" w:after="0"/>
+              <w:spacing w:before="0" w:after="0" w:line="240" w:lineRule="auto"/>
               <w:jc w:val="both"/>
             </w:pPr>
             <w:r>
@@ -5303,7 +5303,7 @@
           </w:tcPr>
           <w:p>
             <w:pPr>
-              <w:spacing w:before="0" w:after="0"/>
+              <w:spacing w:before="0" w:after="0" w:line="240" w:lineRule="auto"/>
               <w:jc w:val="center"/>
             </w:pPr>
             <w:r>
@@ -5334,7 +5334,7 @@
           </w:tcPr>
           <w:p>
             <w:pPr>
-              <w:spacing w:before="0" w:after="0"/>
+              <w:spacing w:before="0" w:after="0" w:line="240" w:lineRule="auto"/>
               <w:jc w:val="center"/>
             </w:pPr>
             <w:r>
@@ -5365,7 +5365,7 @@
           </w:tcPr>
           <w:p>
             <w:pPr>
-              <w:spacing w:before="0" w:after="0"/>
+              <w:spacing w:before="0" w:after="0" w:line="240" w:lineRule="auto"/>
               <w:jc w:val="both"/>
             </w:pPr>
             <w:r>
@@ -5387,20 +5387,20 @@
       <w:pPr>
         <w:pStyle w:val="Endure-Subhead"/>
         <w:keepNext/>
-        <w:spacing w:before="160" w:after="60"/>
+        <w:spacing w:before="160" w:after="60" w:line="240" w:lineRule="auto"/>
         <w:outlineLvl w:val="2"/>
       </w:pPr>
       <w:r>
         <w:rPr>
           <w:sz w:val="22"/>
         </w:rPr>
-        <w:t>13.1.5 Web UI de OpenClaw desde Windows</w:t>
+        <w:t>11.1.5 Web UI de OpenClaw desde Windows</w:t>
       </w:r>
     </w:p>
     <w:p>
       <w:pPr>
         <w:pStyle w:val="Endure-FirstParagraphBodyText"/>
-        <w:spacing w:before="100" w:after="100"/>
+        <w:spacing w:before="100" w:after="100" w:line="240" w:lineRule="auto"/>
       </w:pPr>
       <w:r>
         <w:rPr>
@@ -5569,7 +5569,7 @@
     <w:p>
       <w:pPr>
         <w:pStyle w:val="Endure-ChapterBodyText"/>
-        <w:spacing w:before="100" w:after="100"/>
+        <w:spacing w:before="100" w:after="100" w:line="240" w:lineRule="auto"/>
       </w:pPr>
       <w:r>
         <w:rPr>
@@ -5630,7 +5630,7 @@
     <w:p>
       <w:pPr>
         <w:pStyle w:val="Endure-ChapterBodyText"/>
-        <w:spacing w:before="100" w:after="100"/>
+        <w:spacing w:before="100" w:after="100" w:line="240" w:lineRule="auto"/>
       </w:pPr>
       <w:r>
         <w:rPr>
@@ -5725,7 +5725,7 @@
     <w:p>
       <w:pPr>
         <w:pStyle w:val="Endure-ChapterBodyText"/>
-        <w:spacing w:before="100" w:after="100"/>
+        <w:spacing w:before="100" w:after="100" w:line="240" w:lineRule="auto"/>
       </w:pPr>
       <w:r>
         <w:rPr>
@@ -5738,7 +5738,7 @@
     <w:p>
       <w:pPr>
         <w:pStyle w:val="Endure-ChapterBodyText"/>
-        <w:spacing w:before="100" w:after="100"/>
+        <w:spacing w:before="100" w:after="100" w:line="240" w:lineRule="auto"/>
       </w:pPr>
       <w:r>
         <w:rPr>
@@ -5799,7 +5799,7 @@
     <w:p>
       <w:pPr>
         <w:pStyle w:val="Endure-ChapterBodyText"/>
-        <w:spacing w:before="100" w:after="100"/>
+        <w:spacing w:before="100" w:after="100" w:line="240" w:lineRule="auto"/>
       </w:pPr>
       <w:r>
         <w:rPr>
@@ -5812,20 +5812,20 @@
       <w:pPr>
         <w:pStyle w:val="Endure-Subhead"/>
         <w:keepNext/>
-        <w:spacing w:before="160" w:after="60"/>
+        <w:spacing w:before="160" w:after="60" w:line="240" w:lineRule="auto"/>
         <w:outlineLvl w:val="2"/>
       </w:pPr>
       <w:r>
         <w:rPr>
           <w:sz w:val="22"/>
         </w:rPr>
-        <w:t>13.1.6 Canal WhatsApp — Configuración Inicial</w:t>
+        <w:t>11.1.6 Canal WhatsApp — Configuración Inicial</w:t>
       </w:r>
     </w:p>
     <w:p>
       <w:pPr>
         <w:pStyle w:val="Endure-FirstParagraphBodyText"/>
-        <w:spacing w:before="100" w:after="100"/>
+        <w:spacing w:before="100" w:after="100" w:line="240" w:lineRule="auto"/>
       </w:pPr>
       <w:r>
         <w:rPr>
@@ -6386,7 +6386,7 @@
     <w:p>
       <w:pPr>
         <w:pStyle w:val="Endure-ChapterBodyText"/>
-        <w:spacing w:before="100" w:after="100"/>
+        <w:spacing w:before="100" w:after="100" w:line="240" w:lineRule="auto"/>
       </w:pPr>
       <w:r>
         <w:rPr>
@@ -6497,7 +6497,7 @@
     <w:p>
       <w:pPr>
         <w:pStyle w:val="Endure-ChapterBodyText"/>
-        <w:spacing w:before="100" w:after="100"/>
+        <w:spacing w:before="100" w:after="100" w:line="240" w:lineRule="auto"/>
       </w:pPr>
       <w:r>
         <w:rPr>
@@ -6643,14 +6643,14 @@
       <w:pPr>
         <w:pStyle w:val="Endure-Subhead"/>
         <w:keepNext/>
-        <w:spacing w:before="160" w:after="60"/>
+        <w:spacing w:before="160" w:after="60" w:line="240" w:lineRule="auto"/>
         <w:outlineLvl w:val="2"/>
       </w:pPr>
       <w:r>
         <w:rPr>
           <w:sz w:val="22"/>
         </w:rPr>
-        <w:t>13.1.7 Gestión del Gateway en el Día a Día</w:t>
+        <w:t>11.1.7 Gestión del Gateway en el Día a Día</w:t>
       </w:r>
     </w:p>
     <w:tbl>
@@ -7133,20 +7133,20 @@
       <w:pPr>
         <w:pStyle w:val="Endure-Subhead"/>
         <w:keepNext/>
-        <w:spacing w:before="160" w:after="60"/>
+        <w:spacing w:before="160" w:after="60" w:line="240" w:lineRule="auto"/>
         <w:outlineLvl w:val="2"/>
       </w:pPr>
       <w:r>
         <w:rPr>
           <w:sz w:val="22"/>
         </w:rPr>
-        <w:t>13.1.8 Skills de OpenClaw</w:t>
+        <w:t>11.1.8 Skills de OpenClaw</w:t>
       </w:r>
     </w:p>
     <w:p>
       <w:pPr>
         <w:pStyle w:val="Endure-FirstParagraphBodyText"/>
-        <w:spacing w:before="100" w:after="100"/>
+        <w:spacing w:before="100" w:after="100" w:line="240" w:lineRule="auto"/>
       </w:pPr>
       <w:r>
         <w:rPr>
@@ -7464,20 +7464,20 @@
       <w:pPr>
         <w:pStyle w:val="Endure-Subhead"/>
         <w:keepNext/>
-        <w:spacing w:before="240" w:after="60"/>
+        <w:spacing w:before="240" w:after="60" w:line="240" w:lineRule="auto"/>
         <w:outlineLvl w:val="1"/>
       </w:pPr>
       <w:r>
         <w:rPr>
           <w:sz w:val="24"/>
         </w:rPr>
-        <w:t>13.2 NemoClaw — Capa de Seguridad sobre OpenClaw</w:t>
+        <w:t>11.2 NemoClaw — Capa de Seguridad sobre OpenClaw</w:t>
       </w:r>
     </w:p>
     <w:p>
       <w:pPr>
         <w:pStyle w:val="Endure-FirstParagraphBodyText"/>
-        <w:spacing w:before="100" w:after="100"/>
+        <w:spacing w:before="100" w:after="100" w:line="240" w:lineRule="auto"/>
       </w:pPr>
       <w:r>
         <w:rPr>
@@ -7490,14 +7490,14 @@
       <w:pPr>
         <w:pStyle w:val="Endure-Subhead"/>
         <w:keepNext/>
-        <w:spacing w:before="160" w:after="60"/>
+        <w:spacing w:before="160" w:after="60" w:line="240" w:lineRule="auto"/>
         <w:outlineLvl w:val="2"/>
       </w:pPr>
       <w:r>
         <w:rPr>
           <w:sz w:val="22"/>
         </w:rPr>
-        <w:t>13.2.1 Arquitectura de NemoClaw</w:t>
+        <w:t>11.2.1 Arquitectura de NemoClaw</w:t>
       </w:r>
     </w:p>
     <w:tbl>
@@ -7924,7 +7924,7 @@
     <w:p>
       <w:pPr>
         <w:pStyle w:val="Endure-ChapterBodyText"/>
-        <w:spacing w:before="100" w:after="100"/>
+        <w:spacing w:before="100" w:after="100" w:line="240" w:lineRule="auto"/>
       </w:pPr>
       <w:r>
         <w:rPr>
@@ -7936,7 +7936,7 @@
     <w:p>
       <w:pPr>
         <w:pStyle w:val="Endure-ChapterBodyText"/>
-        <w:spacing w:before="40" w:after="40"/>
+        <w:spacing w:before="40" w:after="40" w:line="240" w:lineRule="auto"/>
         <w:ind w:left="360" w:hanging="216"/>
       </w:pPr>
       <w:r>
@@ -7975,7 +7975,7 @@
     <w:p>
       <w:pPr>
         <w:pStyle w:val="Endure-ChapterBodyText"/>
-        <w:spacing w:before="40" w:after="40"/>
+        <w:spacing w:before="40" w:after="40" w:line="240" w:lineRule="auto"/>
         <w:ind w:left="360" w:hanging="216"/>
       </w:pPr>
       <w:r>
@@ -8001,7 +8001,7 @@
     <w:p>
       <w:pPr>
         <w:pStyle w:val="Endure-ChapterBodyText"/>
-        <w:spacing w:before="40" w:after="40"/>
+        <w:spacing w:before="40" w:after="40" w:line="240" w:lineRule="auto"/>
         <w:ind w:left="360" w:hanging="216"/>
       </w:pPr>
       <w:r>
@@ -8033,14 +8033,14 @@
       <w:pPr>
         <w:pStyle w:val="Endure-Subhead"/>
         <w:keepNext/>
-        <w:spacing w:before="160" w:after="60"/>
+        <w:spacing w:before="160" w:after="60" w:line="240" w:lineRule="auto"/>
         <w:outlineLvl w:val="2"/>
       </w:pPr>
       <w:r>
         <w:rPr>
           <w:sz w:val="22"/>
         </w:rPr>
-        <w:t>13.2.2 Instalación con un Solo Comando (JP 7.2)</w:t>
+        <w:t>11.2.2 Instalación con un Solo Comando (JP 7.2)</w:t>
       </w:r>
     </w:p>
     <w:tbl>
@@ -8194,20 +8194,20 @@
       <w:pPr>
         <w:pStyle w:val="Endure-Subhead"/>
         <w:keepNext/>
-        <w:spacing w:before="160" w:after="60"/>
+        <w:spacing w:before="160" w:after="60" w:line="240" w:lineRule="auto"/>
         <w:outlineLvl w:val="2"/>
       </w:pPr>
       <w:r>
         <w:rPr>
           <w:sz w:val="22"/>
         </w:rPr>
-        <w:t>13.2.3 Verificación de la Instalación y Gestión Manual</w:t>
+        <w:t>11.2.3 Verificación de la Instalación y Gestión Manual</w:t>
       </w:r>
     </w:p>
     <w:p>
       <w:pPr>
         <w:pStyle w:val="Endure-FirstParagraphBodyText"/>
-        <w:spacing w:before="100" w:after="100"/>
+        <w:spacing w:before="100" w:after="100" w:line="240" w:lineRule="auto"/>
       </w:pPr>
       <w:r>
         <w:rPr>
@@ -8573,20 +8573,20 @@
       <w:pPr>
         <w:pStyle w:val="Endure-Subhead"/>
         <w:keepNext/>
-        <w:spacing w:before="160" w:after="60"/>
+        <w:spacing w:before="160" w:after="60" w:line="240" w:lineRule="auto"/>
         <w:outlineLvl w:val="2"/>
       </w:pPr>
       <w:r>
         <w:rPr>
           <w:sz w:val="22"/>
         </w:rPr>
-        <w:t>13.2.4 Recuperación Después de un Reinicio</w:t>
+        <w:t>11.2.4 Recuperación Después de un Reinicio</w:t>
       </w:r>
     </w:p>
     <w:p>
       <w:pPr>
         <w:pStyle w:val="Endure-FirstParagraphBodyText"/>
-        <w:spacing w:before="100" w:after="100"/>
+        <w:spacing w:before="100" w:after="100" w:line="240" w:lineRule="auto"/>
       </w:pPr>
       <w:r>
         <w:rPr>
@@ -8963,20 +8963,20 @@
       <w:pPr>
         <w:pStyle w:val="Endure-Subhead"/>
         <w:keepNext/>
-        <w:spacing w:before="160" w:after="60"/>
+        <w:spacing w:before="160" w:after="60" w:line="240" w:lineRule="auto"/>
         <w:outlineLvl w:val="2"/>
       </w:pPr>
       <w:r>
         <w:rPr>
           <w:sz w:val="22"/>
         </w:rPr>
-        <w:t>13.2.5 Configurar el Proveedor de Inferencia Local</w:t>
+        <w:t>11.2.5 Configurar el Proveedor de Inferencia Local</w:t>
       </w:r>
     </w:p>
     <w:p>
       <w:pPr>
         <w:pStyle w:val="Endure-FirstParagraphBodyText"/>
-        <w:spacing w:before="100" w:after="100"/>
+        <w:spacing w:before="100" w:after="100" w:line="240" w:lineRule="auto"/>
       </w:pPr>
       <w:r>
         <w:rPr>
@@ -9340,20 +9340,20 @@
       <w:pPr>
         <w:pStyle w:val="Endure-Subhead"/>
         <w:keepNext/>
-        <w:spacing w:before="240" w:after="60"/>
+        <w:spacing w:before="240" w:after="60" w:line="240" w:lineRule="auto"/>
         <w:outlineLvl w:val="1"/>
       </w:pPr>
       <w:r>
         <w:rPr>
           <w:sz w:val="24"/>
         </w:rPr>
-        <w:t>13.3 Jetson Agent Skills — Habilidades Automatizadas para el Dispositivo</w:t>
+        <w:t>11.3 Jetson Agent Skills — Habilidades Automatizadas para el Dispositivo</w:t>
       </w:r>
     </w:p>
     <w:p>
       <w:pPr>
         <w:pStyle w:val="Endure-FirstParagraphBodyText"/>
-        <w:spacing w:before="100" w:after="100"/>
+        <w:spacing w:before="100" w:after="100" w:line="240" w:lineRule="auto"/>
       </w:pPr>
       <w:r>
         <w:rPr>
@@ -9365,7 +9365,7 @@
     <w:p>
       <w:pPr>
         <w:pStyle w:val="Endure-ChapterBodyText"/>
-        <w:spacing w:before="100" w:after="100"/>
+        <w:spacing w:before="100" w:after="100" w:line="240" w:lineRule="auto"/>
       </w:pPr>
       <w:r>
         <w:rPr>
@@ -9377,7 +9377,7 @@
     <w:p>
       <w:pPr>
         <w:pStyle w:val="Endure-ChapterBodyText"/>
-        <w:spacing w:before="40" w:after="40"/>
+        <w:spacing w:before="40" w:after="40" w:line="240" w:lineRule="auto"/>
         <w:ind w:left="360" w:hanging="216"/>
       </w:pPr>
       <w:r>
@@ -9403,7 +9403,7 @@
     <w:p>
       <w:pPr>
         <w:pStyle w:val="Endure-ChapterBodyText"/>
-        <w:spacing w:before="40" w:after="40"/>
+        <w:spacing w:before="40" w:after="40" w:line="240" w:lineRule="auto"/>
         <w:ind w:left="360" w:hanging="216"/>
       </w:pPr>
       <w:r>
@@ -9435,14 +9435,14 @@
       <w:pPr>
         <w:pStyle w:val="Endure-Subhead"/>
         <w:keepNext/>
-        <w:spacing w:before="160" w:after="60"/>
+        <w:spacing w:before="160" w:after="60" w:line="240" w:lineRule="auto"/>
         <w:outlineLvl w:val="2"/>
       </w:pPr>
       <w:r>
         <w:rPr>
           <w:sz w:val="22"/>
         </w:rPr>
-        <w:t>13.3.1 Jetson Device Skills — Instalación</w:t>
+        <w:t>11.3.1 Jetson Device Skills — Instalación</w:t>
       </w:r>
     </w:p>
     <w:tbl>
@@ -9689,7 +9689,7 @@
     <w:p>
       <w:pPr>
         <w:pStyle w:val="Endure-ChapterBodyText"/>
-        <w:spacing w:before="100" w:after="100"/>
+        <w:spacing w:before="100" w:after="100" w:line="240" w:lineRule="auto"/>
       </w:pPr>
       <w:r>
         <w:rPr>
@@ -9735,7 +9735,7 @@
           </w:tcPr>
           <w:p>
             <w:pPr>
-              <w:spacing w:before="0" w:after="0"/>
+              <w:spacing w:before="0" w:after="0" w:line="240" w:lineRule="auto"/>
               <w:jc w:val="center"/>
             </w:pPr>
             <w:r>
@@ -9768,7 +9768,7 @@
           </w:tcPr>
           <w:p>
             <w:pPr>
-              <w:spacing w:before="0" w:after="0"/>
+              <w:spacing w:before="0" w:after="0" w:line="240" w:lineRule="auto"/>
               <w:jc w:val="center"/>
             </w:pPr>
             <w:r>
@@ -9801,7 +9801,7 @@
           </w:tcPr>
           <w:p>
             <w:pPr>
-              <w:spacing w:before="0" w:after="0"/>
+              <w:spacing w:before="0" w:after="0" w:line="240" w:lineRule="auto"/>
               <w:jc w:val="center"/>
             </w:pPr>
             <w:r>
@@ -9839,7 +9839,7 @@
           </w:tcPr>
           <w:p>
             <w:pPr>
-              <w:spacing w:before="0" w:after="0"/>
+              <w:spacing w:before="0" w:after="0" w:line="240" w:lineRule="auto"/>
               <w:jc w:val="center"/>
             </w:pPr>
             <w:r>
@@ -9870,7 +9870,7 @@
           </w:tcPr>
           <w:p>
             <w:pPr>
-              <w:spacing w:before="0" w:after="0"/>
+              <w:spacing w:before="0" w:after="0" w:line="240" w:lineRule="auto"/>
               <w:jc w:val="both"/>
             </w:pPr>
             <w:r>
@@ -9901,7 +9901,7 @@
           </w:tcPr>
           <w:p>
             <w:pPr>
-              <w:spacing w:before="0" w:after="0"/>
+              <w:spacing w:before="0" w:after="0" w:line="240" w:lineRule="auto"/>
               <w:jc w:val="both"/>
             </w:pPr>
             <w:r>
@@ -9937,7 +9937,7 @@
           </w:tcPr>
           <w:p>
             <w:pPr>
-              <w:spacing w:before="0" w:after="0"/>
+              <w:spacing w:before="0" w:after="0" w:line="240" w:lineRule="auto"/>
               <w:jc w:val="center"/>
             </w:pPr>
             <w:r>
@@ -9968,7 +9968,7 @@
           </w:tcPr>
           <w:p>
             <w:pPr>
-              <w:spacing w:before="0" w:after="0"/>
+              <w:spacing w:before="0" w:after="0" w:line="240" w:lineRule="auto"/>
               <w:jc w:val="both"/>
             </w:pPr>
             <w:r>
@@ -9999,7 +9999,7 @@
           </w:tcPr>
           <w:p>
             <w:pPr>
-              <w:spacing w:before="0" w:after="0"/>
+              <w:spacing w:before="0" w:after="0" w:line="240" w:lineRule="auto"/>
               <w:jc w:val="both"/>
             </w:pPr>
             <w:r>
@@ -10035,7 +10035,7 @@
           </w:tcPr>
           <w:p>
             <w:pPr>
-              <w:spacing w:before="0" w:after="0"/>
+              <w:spacing w:before="0" w:after="0" w:line="240" w:lineRule="auto"/>
               <w:jc w:val="center"/>
             </w:pPr>
             <w:r>
@@ -10066,7 +10066,7 @@
           </w:tcPr>
           <w:p>
             <w:pPr>
-              <w:spacing w:before="0" w:after="0"/>
+              <w:spacing w:before="0" w:after="0" w:line="240" w:lineRule="auto"/>
               <w:jc w:val="both"/>
             </w:pPr>
             <w:r>
@@ -10097,7 +10097,7 @@
           </w:tcPr>
           <w:p>
             <w:pPr>
-              <w:spacing w:before="0" w:after="0"/>
+              <w:spacing w:before="0" w:after="0" w:line="240" w:lineRule="auto"/>
               <w:jc w:val="both"/>
             </w:pPr>
             <w:r>
@@ -10133,7 +10133,7 @@
           </w:tcPr>
           <w:p>
             <w:pPr>
-              <w:spacing w:before="0" w:after="0"/>
+              <w:spacing w:before="0" w:after="0" w:line="240" w:lineRule="auto"/>
               <w:jc w:val="center"/>
             </w:pPr>
             <w:r>
@@ -10164,7 +10164,7 @@
           </w:tcPr>
           <w:p>
             <w:pPr>
-              <w:spacing w:before="0" w:after="0"/>
+              <w:spacing w:before="0" w:after="0" w:line="240" w:lineRule="auto"/>
               <w:jc w:val="both"/>
             </w:pPr>
             <w:r>
@@ -10195,7 +10195,7 @@
           </w:tcPr>
           <w:p>
             <w:pPr>
-              <w:spacing w:before="0" w:after="0"/>
+              <w:spacing w:before="0" w:after="0" w:line="240" w:lineRule="auto"/>
               <w:jc w:val="both"/>
             </w:pPr>
             <w:r>
@@ -10231,7 +10231,7 @@
           </w:tcPr>
           <w:p>
             <w:pPr>
-              <w:spacing w:before="0" w:after="0"/>
+              <w:spacing w:before="0" w:after="0" w:line="240" w:lineRule="auto"/>
               <w:jc w:val="center"/>
             </w:pPr>
             <w:r>
@@ -10262,7 +10262,7 @@
           </w:tcPr>
           <w:p>
             <w:pPr>
-              <w:spacing w:before="0" w:after="0"/>
+              <w:spacing w:before="0" w:after="0" w:line="240" w:lineRule="auto"/>
               <w:jc w:val="both"/>
             </w:pPr>
             <w:r>
@@ -10293,7 +10293,7 @@
           </w:tcPr>
           <w:p>
             <w:pPr>
-              <w:spacing w:before="0" w:after="0"/>
+              <w:spacing w:before="0" w:after="0" w:line="240" w:lineRule="auto"/>
               <w:jc w:val="both"/>
             </w:pPr>
             <w:r>
@@ -10315,20 +10315,20 @@
       <w:pPr>
         <w:pStyle w:val="Endure-Subhead"/>
         <w:keepNext/>
-        <w:spacing w:before="160" w:after="60"/>
+        <w:spacing w:before="160" w:after="60" w:line="240" w:lineRule="auto"/>
         <w:outlineLvl w:val="2"/>
       </w:pPr>
       <w:r>
         <w:rPr>
           <w:sz w:val="22"/>
         </w:rPr>
-        <w:t>13.3.2 Skill de Optimización de Memoria</w:t>
+        <w:t>11.3.2 Skill de Optimización de Memoria</w:t>
       </w:r>
     </w:p>
     <w:p>
       <w:pPr>
         <w:pStyle w:val="Endure-FirstParagraphBodyText"/>
-        <w:spacing w:before="100" w:after="100"/>
+        <w:spacing w:before="100" w:after="100" w:line="240" w:lineRule="auto"/>
       </w:pPr>
       <w:r>
         <w:rPr>
@@ -10719,20 +10719,20 @@
       <w:pPr>
         <w:pStyle w:val="Endure-Subhead"/>
         <w:keepNext/>
-        <w:spacing w:before="160" w:after="60"/>
+        <w:spacing w:before="160" w:after="60" w:line="240" w:lineRule="auto"/>
         <w:outlineLvl w:val="2"/>
       </w:pPr>
       <w:r>
         <w:rPr>
           <w:sz w:val="22"/>
         </w:rPr>
-        <w:t>13.3.3 Skill de Benchmarking de Modelos</w:t>
+        <w:t>11.3.3 Skill de Benchmarking de Modelos</w:t>
       </w:r>
     </w:p>
     <w:p>
       <w:pPr>
         <w:pStyle w:val="Endure-FirstParagraphBodyText"/>
-        <w:spacing w:before="100" w:after="100"/>
+        <w:spacing w:before="100" w:after="100" w:line="240" w:lineRule="auto"/>
       </w:pPr>
       <w:r>
         <w:rPr>
@@ -11176,20 +11176,20 @@
       <w:pPr>
         <w:pStyle w:val="Endure-Subhead"/>
         <w:keepNext/>
-        <w:spacing w:before="160" w:after="60"/>
+        <w:spacing w:before="160" w:after="60" w:line="240" w:lineRule="auto"/>
         <w:outlineLvl w:val="2"/>
       </w:pPr>
       <w:r>
         <w:rPr>
           <w:sz w:val="22"/>
         </w:rPr>
-        <w:t>13.3.4 Jetson BSP Skills — Configuración del Board Support Package</w:t>
+        <w:t>11.3.4 Jetson BSP Skills — Configuración del Board Support Package</w:t>
       </w:r>
     </w:p>
     <w:p>
       <w:pPr>
         <w:pStyle w:val="Endure-FirstParagraphBodyText"/>
-        <w:spacing w:before="100" w:after="100"/>
+        <w:spacing w:before="100" w:after="100" w:line="240" w:lineRule="auto"/>
       </w:pPr>
       <w:r>
         <w:rPr>
@@ -11394,7 +11394,7 @@
     <w:p>
       <w:pPr>
         <w:pStyle w:val="Endure-ChapterBodyText"/>
-        <w:spacing w:before="100" w:after="100"/>
+        <w:spacing w:before="100" w:after="100" w:line="240" w:lineRule="auto"/>
       </w:pPr>
       <w:r>
         <w:rPr>
@@ -11767,20 +11767,20 @@
       <w:pPr>
         <w:pStyle w:val="Endure-Subhead"/>
         <w:keepNext/>
-        <w:spacing w:before="240" w:after="60"/>
+        <w:spacing w:before="240" w:after="60" w:line="240" w:lineRule="auto"/>
         <w:outlineLvl w:val="1"/>
       </w:pPr>
       <w:r>
         <w:rPr>
           <w:sz w:val="24"/>
         </w:rPr>
-        <w:t>13.4 Open WebUI — Interfaz Gráfica para Todos los Motores</w:t>
+        <w:t>11.4 Open WebUI — Interfaz Gráfica para Todos los Motores</w:t>
       </w:r>
     </w:p>
     <w:p>
       <w:pPr>
         <w:pStyle w:val="Endure-FirstParagraphBodyText"/>
-        <w:spacing w:before="100" w:after="100"/>
+        <w:spacing w:before="100" w:after="100" w:line="240" w:lineRule="auto"/>
       </w:pPr>
       <w:r>
         <w:rPr>
@@ -11793,14 +11793,14 @@
       <w:pPr>
         <w:pStyle w:val="Endure-Subhead"/>
         <w:keepNext/>
-        <w:spacing w:before="160" w:after="60"/>
+        <w:spacing w:before="160" w:after="60" w:line="240" w:lineRule="auto"/>
         <w:outlineLvl w:val="2"/>
       </w:pPr>
       <w:r>
         <w:rPr>
           <w:sz w:val="22"/>
         </w:rPr>
-        <w:t>13.4.1 Instalación de Open WebUI</w:t>
+        <w:t>11.4.1 Instalación de Open WebUI</w:t>
       </w:r>
     </w:p>
     <w:tbl>
@@ -12219,7 +12219,7 @@
     <w:p>
       <w:pPr>
         <w:pStyle w:val="Endure-ChapterBodyText"/>
-        <w:spacing w:before="100" w:after="100"/>
+        <w:spacing w:before="100" w:after="100" w:line="240" w:lineRule="auto"/>
       </w:pPr>
       <w:r>
         <w:rPr>
@@ -12280,7 +12280,7 @@
     <w:p>
       <w:pPr>
         <w:pStyle w:val="Endure-ChapterBodyText"/>
-        <w:spacing w:before="100" w:after="100"/>
+        <w:spacing w:before="100" w:after="100" w:line="240" w:lineRule="auto"/>
       </w:pPr>
       <w:r>
         <w:rPr>
@@ -12368,20 +12368,20 @@
       <w:pPr>
         <w:pStyle w:val="Endure-Subhead"/>
         <w:keepNext/>
-        <w:spacing w:before="160" w:after="60"/>
+        <w:spacing w:before="160" w:after="60" w:line="240" w:lineRule="auto"/>
         <w:outlineLvl w:val="2"/>
       </w:pPr>
       <w:r>
         <w:rPr>
           <w:sz w:val="22"/>
         </w:rPr>
-        <w:t>13.4.2 Conectar Open WebUI a Múltiples Motores de Inferencia</w:t>
+        <w:t>11.4.2 Conectar Open WebUI a Múltiples Motores de Inferencia</w:t>
       </w:r>
     </w:p>
     <w:p>
       <w:pPr>
         <w:pStyle w:val="Endure-FirstParagraphBodyText"/>
-        <w:spacing w:before="100" w:after="100"/>
+        <w:spacing w:before="100" w:after="100" w:line="240" w:lineRule="auto"/>
       </w:pPr>
       <w:r>
         <w:rPr>
@@ -12658,7 +12658,7 @@
     <w:p>
       <w:pPr>
         <w:pStyle w:val="Endure-ChapterBodyText"/>
-        <w:spacing w:before="100" w:after="100"/>
+        <w:spacing w:before="100" w:after="100" w:line="240" w:lineRule="auto"/>
       </w:pPr>
       <w:r>
         <w:rPr>
@@ -12670,7 +12670,7 @@
     <w:p>
       <w:pPr>
         <w:pStyle w:val="Endure-ChapterBodyText"/>
-        <w:spacing w:before="40" w:after="40"/>
+        <w:spacing w:before="40" w:after="40" w:line="240" w:lineRule="auto"/>
         <w:ind w:left="360" w:hanging="216"/>
       </w:pPr>
       <w:r>
@@ -12689,7 +12689,7 @@
     <w:p>
       <w:pPr>
         <w:pStyle w:val="Endure-ChapterBodyText"/>
-        <w:spacing w:before="40" w:after="40"/>
+        <w:spacing w:before="40" w:after="40" w:line="240" w:lineRule="auto"/>
         <w:ind w:left="360" w:hanging="216"/>
       </w:pPr>
       <w:r>
@@ -12728,7 +12728,7 @@
     <w:p>
       <w:pPr>
         <w:pStyle w:val="Endure-ChapterBodyText"/>
-        <w:spacing w:before="40" w:after="40"/>
+        <w:spacing w:before="40" w:after="40" w:line="240" w:lineRule="auto"/>
         <w:ind w:left="360" w:hanging="216"/>
       </w:pPr>
       <w:r>
@@ -12766,20 +12766,20 @@
       <w:pPr>
         <w:pStyle w:val="Endure-Subhead"/>
         <w:keepNext/>
-        <w:spacing w:before="160" w:after="60"/>
+        <w:spacing w:before="160" w:after="60" w:line="240" w:lineRule="auto"/>
         <w:outlineLvl w:val="2"/>
       </w:pPr>
       <w:r>
         <w:rPr>
           <w:sz w:val="22"/>
         </w:rPr>
-        <w:t>13.4.3 Configuración para Open WebUI como Interfaz de OpenClaw</w:t>
+        <w:t>11.4.3 Configuración para Open WebUI como Interfaz de OpenClaw</w:t>
       </w:r>
     </w:p>
     <w:p>
       <w:pPr>
         <w:pStyle w:val="Endure-FirstParagraphBodyText"/>
-        <w:spacing w:before="100" w:after="100"/>
+        <w:spacing w:before="100" w:after="100" w:line="240" w:lineRule="auto"/>
       </w:pPr>
       <w:r>
         <w:rPr>
@@ -12989,20 +12989,20 @@
       <w:pPr>
         <w:pStyle w:val="Endure-Subhead"/>
         <w:keepNext/>
-        <w:spacing w:before="160" w:after="60"/>
+        <w:spacing w:before="160" w:after="60" w:line="240" w:lineRule="auto"/>
         <w:outlineLvl w:val="2"/>
       </w:pPr>
       <w:r>
         <w:rPr>
           <w:sz w:val="22"/>
         </w:rPr>
-        <w:t>13.4.4 Mapa de Puertos del Stack Agéntico Completo</w:t>
+        <w:t>11.4.4 Mapa de Puertos del Stack Agéntico Completo</w:t>
       </w:r>
     </w:p>
     <w:p>
       <w:pPr>
         <w:pStyle w:val="Endure-FirstParagraphBodyText"/>
-        <w:spacing w:before="100" w:after="100"/>
+        <w:spacing w:before="100" w:after="100" w:line="240" w:lineRule="auto"/>
       </w:pPr>
       <w:r>
         <w:rPr>
@@ -13048,7 +13048,7 @@
           </w:tcPr>
           <w:p>
             <w:pPr>
-              <w:spacing w:before="0" w:after="0"/>
+              <w:spacing w:before="0" w:after="0" w:line="240" w:lineRule="auto"/>
               <w:jc w:val="center"/>
             </w:pPr>
             <w:r>
@@ -13081,7 +13081,7 @@
           </w:tcPr>
           <w:p>
             <w:pPr>
-              <w:spacing w:before="0" w:after="0"/>
+              <w:spacing w:before="0" w:after="0" w:line="240" w:lineRule="auto"/>
               <w:jc w:val="center"/>
             </w:pPr>
             <w:r>
@@ -13114,7 +13114,7 @@
           </w:tcPr>
           <w:p>
             <w:pPr>
-              <w:spacing w:before="0" w:after="0"/>
+              <w:spacing w:before="0" w:after="0" w:line="240" w:lineRule="auto"/>
               <w:jc w:val="center"/>
             </w:pPr>
             <w:r>
@@ -13147,7 +13147,7 @@
           </w:tcPr>
           <w:p>
             <w:pPr>
-              <w:spacing w:before="0" w:after="0"/>
+              <w:spacing w:before="0" w:after="0" w:line="240" w:lineRule="auto"/>
               <w:jc w:val="center"/>
             </w:pPr>
             <w:r>
@@ -13185,7 +13185,7 @@
           </w:tcPr>
           <w:p>
             <w:pPr>
-              <w:spacing w:before="0" w:after="0"/>
+              <w:spacing w:before="0" w:after="0" w:line="240" w:lineRule="auto"/>
               <w:jc w:val="center"/>
             </w:pPr>
             <w:r>
@@ -13216,7 +13216,7 @@
           </w:tcPr>
           <w:p>
             <w:pPr>
-              <w:spacing w:before="0" w:after="0"/>
+              <w:spacing w:before="0" w:after="0" w:line="240" w:lineRule="auto"/>
               <w:jc w:val="center"/>
             </w:pPr>
             <w:r>
@@ -13247,7 +13247,7 @@
           </w:tcPr>
           <w:p>
             <w:pPr>
-              <w:spacing w:before="0" w:after="0"/>
+              <w:spacing w:before="0" w:after="0" w:line="240" w:lineRule="auto"/>
               <w:jc w:val="center"/>
             </w:pPr>
             <w:r>
@@ -13278,7 +13278,7 @@
           </w:tcPr>
           <w:p>
             <w:pPr>
-              <w:spacing w:before="0" w:after="0"/>
+              <w:spacing w:before="0" w:after="0" w:line="240" w:lineRule="auto"/>
               <w:jc w:val="center"/>
             </w:pPr>
             <w:r>
@@ -13314,7 +13314,7 @@
           </w:tcPr>
           <w:p>
             <w:pPr>
-              <w:spacing w:before="0" w:after="0"/>
+              <w:spacing w:before="0" w:after="0" w:line="240" w:lineRule="auto"/>
               <w:jc w:val="center"/>
             </w:pPr>
             <w:r>
@@ -13345,7 +13345,7 @@
           </w:tcPr>
           <w:p>
             <w:pPr>
-              <w:spacing w:before="0" w:after="0"/>
+              <w:spacing w:before="0" w:after="0" w:line="240" w:lineRule="auto"/>
               <w:jc w:val="center"/>
             </w:pPr>
             <w:r>
@@ -13376,7 +13376,7 @@
           </w:tcPr>
           <w:p>
             <w:pPr>
-              <w:spacing w:before="0" w:after="0"/>
+              <w:spacing w:before="0" w:after="0" w:line="240" w:lineRule="auto"/>
               <w:jc w:val="center"/>
             </w:pPr>
             <w:r>
@@ -13407,7 +13407,7 @@
           </w:tcPr>
           <w:p>
             <w:pPr>
-              <w:spacing w:before="0" w:after="0"/>
+              <w:spacing w:before="0" w:after="0" w:line="240" w:lineRule="auto"/>
               <w:jc w:val="center"/>
             </w:pPr>
             <w:r>
@@ -13443,7 +13443,7 @@
           </w:tcPr>
           <w:p>
             <w:pPr>
-              <w:spacing w:before="0" w:after="0"/>
+              <w:spacing w:before="0" w:after="0" w:line="240" w:lineRule="auto"/>
               <w:jc w:val="center"/>
             </w:pPr>
             <w:r>
@@ -13474,7 +13474,7 @@
           </w:tcPr>
           <w:p>
             <w:pPr>
-              <w:spacing w:before="0" w:after="0"/>
+              <w:spacing w:before="0" w:after="0" w:line="240" w:lineRule="auto"/>
               <w:jc w:val="center"/>
             </w:pPr>
             <w:r>
@@ -13505,7 +13505,7 @@
           </w:tcPr>
           <w:p>
             <w:pPr>
-              <w:spacing w:before="0" w:after="0"/>
+              <w:spacing w:before="0" w:after="0" w:line="240" w:lineRule="auto"/>
               <w:jc w:val="center"/>
             </w:pPr>
             <w:r>
@@ -13536,7 +13536,7 @@
           </w:tcPr>
           <w:p>
             <w:pPr>
-              <w:spacing w:before="0" w:after="0"/>
+              <w:spacing w:before="0" w:after="0" w:line="240" w:lineRule="auto"/>
               <w:jc w:val="center"/>
             </w:pPr>
             <w:r>
@@ -13572,7 +13572,7 @@
           </w:tcPr>
           <w:p>
             <w:pPr>
-              <w:spacing w:before="0" w:after="0"/>
+              <w:spacing w:before="0" w:after="0" w:line="240" w:lineRule="auto"/>
               <w:jc w:val="center"/>
             </w:pPr>
             <w:r>
@@ -13603,7 +13603,7 @@
           </w:tcPr>
           <w:p>
             <w:pPr>
-              <w:spacing w:before="0" w:after="0"/>
+              <w:spacing w:before="0" w:after="0" w:line="240" w:lineRule="auto"/>
               <w:jc w:val="center"/>
             </w:pPr>
             <w:r>
@@ -13634,7 +13634,7 @@
           </w:tcPr>
           <w:p>
             <w:pPr>
-              <w:spacing w:before="0" w:after="0"/>
+              <w:spacing w:before="0" w:after="0" w:line="240" w:lineRule="auto"/>
               <w:jc w:val="center"/>
             </w:pPr>
             <w:r>
@@ -13665,7 +13665,7 @@
           </w:tcPr>
           <w:p>
             <w:pPr>
-              <w:spacing w:before="0" w:after="0"/>
+              <w:spacing w:before="0" w:after="0" w:line="240" w:lineRule="auto"/>
               <w:jc w:val="center"/>
             </w:pPr>
             <w:r>
@@ -13701,7 +13701,7 @@
           </w:tcPr>
           <w:p>
             <w:pPr>
-              <w:spacing w:before="0" w:after="0"/>
+              <w:spacing w:before="0" w:after="0" w:line="240" w:lineRule="auto"/>
               <w:jc w:val="center"/>
             </w:pPr>
             <w:r>
@@ -13732,7 +13732,7 @@
           </w:tcPr>
           <w:p>
             <w:pPr>
-              <w:spacing w:before="0" w:after="0"/>
+              <w:spacing w:before="0" w:after="0" w:line="240" w:lineRule="auto"/>
               <w:jc w:val="center"/>
             </w:pPr>
             <w:r>
@@ -13763,7 +13763,7 @@
           </w:tcPr>
           <w:p>
             <w:pPr>
-              <w:spacing w:before="0" w:after="0"/>
+              <w:spacing w:before="0" w:after="0" w:line="240" w:lineRule="auto"/>
               <w:jc w:val="center"/>
             </w:pPr>
             <w:r>
@@ -13794,7 +13794,7 @@
           </w:tcPr>
           <w:p>
             <w:pPr>
-              <w:spacing w:before="0" w:after="0"/>
+              <w:spacing w:before="0" w:after="0" w:line="240" w:lineRule="auto"/>
               <w:jc w:val="center"/>
             </w:pPr>
             <w:r>
@@ -13878,20 +13878,20 @@
       <w:pPr>
         <w:pStyle w:val="Endure-Subhead"/>
         <w:keepNext/>
-        <w:spacing w:before="240" w:after="60"/>
+        <w:spacing w:before="240" w:after="60" w:line="240" w:lineRule="auto"/>
         <w:outlineLvl w:val="1"/>
       </w:pPr>
       <w:r>
         <w:rPr>
           <w:sz w:val="24"/>
         </w:rPr>
-        <w:t>13.5 Verificación del Stack Completo</w:t>
+        <w:t>11.5 Verificación del Stack Completo</w:t>
       </w:r>
     </w:p>
     <w:p>
       <w:pPr>
         <w:pStyle w:val="Endure-FirstParagraphBodyText"/>
-        <w:spacing w:before="100" w:after="100"/>
+        <w:spacing w:before="100" w:after="100" w:line="240" w:lineRule="auto"/>
       </w:pPr>
       <w:r>
         <w:rPr>
@@ -15590,21 +15590,21 @@
       <w:pPr>
         <w:pStyle w:val="Endure-Subhead"/>
         <w:keepNext/>
-        <w:spacing w:before="240" w:after="60"/>
+        <w:spacing w:before="240" w:after="60" w:line="240" w:lineRule="auto"/>
         <w:outlineLvl w:val="1"/>
       </w:pPr>
       <w:r>
         <w:rPr>
           <w:sz w:val="24"/>
         </w:rPr>
-        <w:t>13.6 Solución de Problemas Comunes</w:t>
+        <w:t>11.6 Solución de Problemas Comunes</w:t>
       </w:r>
     </w:p>
     <w:p>
       <w:pPr>
         <w:pStyle w:val="Endure-Subhead"/>
         <w:keepNext/>
-        <w:spacing w:before="160" w:after="60"/>
+        <w:spacing w:before="160" w:after="60" w:line="240" w:lineRule="auto"/>
         <w:outlineLvl w:val="2"/>
       </w:pPr>
       <w:r>
@@ -15617,7 +15617,7 @@
     <w:p>
       <w:pPr>
         <w:pStyle w:val="Endure-FirstParagraphBodyText"/>
-        <w:spacing w:before="100" w:after="100"/>
+        <w:spacing w:before="100" w:after="100" w:line="240" w:lineRule="auto"/>
       </w:pPr>
       <w:r>
         <w:rPr>
@@ -15800,7 +15800,7 @@
       <w:pPr>
         <w:pStyle w:val="Endure-Subhead"/>
         <w:keepNext/>
-        <w:spacing w:before="160" w:after="60"/>
+        <w:spacing w:before="160" w:after="60" w:line="240" w:lineRule="auto"/>
         <w:outlineLvl w:val="2"/>
       </w:pPr>
       <w:r>
@@ -15813,7 +15813,7 @@
     <w:p>
       <w:pPr>
         <w:pStyle w:val="Endure-FirstParagraphBodyText"/>
-        <w:spacing w:before="100" w:after="100"/>
+        <w:spacing w:before="100" w:after="100" w:line="240" w:lineRule="auto"/>
       </w:pPr>
       <w:r>
         <w:rPr>
@@ -15948,7 +15948,7 @@
       <w:pPr>
         <w:pStyle w:val="Endure-Subhead"/>
         <w:keepNext/>
-        <w:spacing w:before="160" w:after="60"/>
+        <w:spacing w:before="160" w:after="60" w:line="240" w:lineRule="auto"/>
         <w:outlineLvl w:val="2"/>
       </w:pPr>
       <w:r>
@@ -15961,7 +15961,7 @@
     <w:p>
       <w:pPr>
         <w:pStyle w:val="Endure-FirstParagraphBodyText"/>
-        <w:spacing w:before="100" w:after="100"/>
+        <w:spacing w:before="100" w:after="100" w:line="240" w:lineRule="auto"/>
       </w:pPr>
       <w:r>
         <w:rPr>
@@ -16151,7 +16151,7 @@
       <w:pPr>
         <w:pStyle w:val="Endure-Subhead"/>
         <w:keepNext/>
-        <w:spacing w:before="160" w:after="60"/>
+        <w:spacing w:before="160" w:after="60" w:line="240" w:lineRule="auto"/>
         <w:outlineLvl w:val="2"/>
       </w:pPr>
       <w:r>
@@ -16328,7 +16328,7 @@
       <w:pPr>
         <w:pStyle w:val="Endure-Subhead"/>
         <w:keepNext/>
-        <w:spacing w:before="160" w:after="60"/>
+        <w:spacing w:before="160" w:after="60" w:line="240" w:lineRule="auto"/>
         <w:outlineLvl w:val="2"/>
       </w:pPr>
       <w:r>
@@ -16569,7 +16569,7 @@
       <w:pPr>
         <w:pStyle w:val="Endure-Subhead"/>
         <w:keepNext/>
-        <w:spacing w:before="240" w:after="60"/>
+        <w:spacing w:before="240" w:after="60" w:line="240" w:lineRule="auto"/>
         <w:outlineLvl w:val="1"/>
       </w:pPr>
       <w:r>
@@ -16582,7 +16582,7 @@
     <w:p>
       <w:pPr>
         <w:pStyle w:val="Endure-FirstParagraphBodyText"/>
-        <w:spacing w:before="100" w:after="100"/>
+        <w:spacing w:before="100" w:after="100" w:line="240" w:lineRule="auto"/>
       </w:pPr>
       <w:r>
         <w:rPr>
@@ -16594,7 +16594,7 @@
     <w:p>
       <w:pPr>
         <w:pStyle w:val="Endure-ChapterBodyText"/>
-        <w:spacing w:before="40" w:after="40"/>
+        <w:spacing w:before="40" w:after="40" w:line="240" w:lineRule="auto"/>
         <w:ind w:left="360" w:hanging="216"/>
       </w:pPr>
       <w:r>
@@ -16646,7 +16646,7 @@
     <w:p>
       <w:pPr>
         <w:pStyle w:val="Endure-ChapterBodyText"/>
-        <w:spacing w:before="40" w:after="40"/>
+        <w:spacing w:before="40" w:after="40" w:line="240" w:lineRule="auto"/>
         <w:ind w:left="360" w:hanging="216"/>
       </w:pPr>
       <w:r>
@@ -16672,7 +16672,7 @@
     <w:p>
       <w:pPr>
         <w:pStyle w:val="Endure-ChapterBodyText"/>
-        <w:spacing w:before="40" w:after="40"/>
+        <w:spacing w:before="40" w:after="40" w:line="240" w:lineRule="auto"/>
         <w:ind w:left="360" w:hanging="216"/>
       </w:pPr>
       <w:r>
@@ -16698,7 +16698,7 @@
     <w:p>
       <w:pPr>
         <w:pStyle w:val="Endure-ChapterBodyText"/>
-        <w:spacing w:before="40" w:after="40"/>
+        <w:spacing w:before="40" w:after="40" w:line="240" w:lineRule="auto"/>
         <w:ind w:left="360" w:hanging="216"/>
       </w:pPr>
       <w:r>
@@ -16729,7 +16729,7 @@
     <w:p>
       <w:pPr>
         <w:pStyle w:val="Endure-ChapterBodyText"/>
-        <w:spacing w:before="100" w:after="100"/>
+        <w:spacing w:before="100" w:after="100" w:line="240" w:lineRule="auto"/>
       </w:pPr>
       <w:r>
         <w:rPr>
@@ -16740,6 +16740,11 @@
     </w:p>
     <w:sectPr>
       <w:footerReference w:type="first" r:id="rId43"/>
+      <w:headerReference w:type="default" r:id="rId46"/>
+      <w:footerReference w:type="default" r:id="rId47"/>
+      <w:headerReference w:type="even" r:id="rId48"/>
+      <w:footerReference w:type="even" r:id="rId49"/>
+      <w:headerReference w:type="first" r:id="rId50"/>
       <w:type w:val="nextColumn"/>
       <w:pgSz w:w="10080" w:h="14400"/>
       <w:pgMar w:top="794" w:right="851" w:bottom="794" w:left="1077" w:header="454" w:footer="454" w:gutter="0"/>
@@ -17984,6 +17989,26 @@
 </w:ftr>
 </file>
 
+<file path=word/footer34.xml><?xml version="1.0" encoding="utf-8"?>
+<w:ftr xmlns:m="http://schemas.openxmlformats.org/officeDocument/2006/math" xmlns:mc="http://schemas.openxmlformats.org/markup-compatibility/2006" xmlns:mo="http://schemas.microsoft.com/office/mac/office/2008/main" xmlns:mv="urn:schemas-microsoft-com:mac:vml" xmlns:o="urn:schemas-microsoft-com:office:office" xmlns:r="http://schemas.openxmlformats.org/officeDocument/2006/relationships" xmlns:v="urn:schemas-microsoft-com:vml" xmlns:w10="urn:schemas-microsoft-com:office:word" xmlns:w14="http://schemas.microsoft.com/office/word/2010/wordml" xmlns:w="http://schemas.openxmlformats.org/wordprocessingml/2006/main" xmlns:wne="http://schemas.microsoft.com/office/word/2006/wordml" xmlns:wp14="http://schemas.microsoft.com/office/word/2010/wordprocessingDrawing" xmlns:wp="http://schemas.openxmlformats.org/drawingml/2006/wordprocessingDrawing" xmlns:wpc="http://schemas.microsoft.com/office/word/2010/wordprocessingCanvas" xmlns:wpg="http://schemas.microsoft.com/office/word/2010/wordprocessingGroup" xmlns:wpi="http://schemas.microsoft.com/office/word/2010/wordprocessingInk" xmlns:wps="http://schemas.microsoft.com/office/word/2010/wordprocessingShape" mc:Ignorable="w14 wp14">
+  <w:p>
+    <w:pPr>
+      <w:pStyle w:val="Footer"/>
+    </w:pPr>
+  </w:p>
+</w:ftr>
+</file>
+
+<file path=word/footer35.xml><?xml version="1.0" encoding="utf-8"?>
+<w:ftr xmlns:m="http://schemas.openxmlformats.org/officeDocument/2006/math" xmlns:mc="http://schemas.openxmlformats.org/markup-compatibility/2006" xmlns:mo="http://schemas.microsoft.com/office/mac/office/2008/main" xmlns:mv="urn:schemas-microsoft-com:mac:vml" xmlns:o="urn:schemas-microsoft-com:office:office" xmlns:r="http://schemas.openxmlformats.org/officeDocument/2006/relationships" xmlns:v="urn:schemas-microsoft-com:vml" xmlns:w10="urn:schemas-microsoft-com:office:word" xmlns:w14="http://schemas.microsoft.com/office/word/2010/wordml" xmlns:w="http://schemas.openxmlformats.org/wordprocessingml/2006/main" xmlns:wne="http://schemas.microsoft.com/office/word/2006/wordml" xmlns:wp14="http://schemas.microsoft.com/office/word/2010/wordprocessingDrawing" xmlns:wp="http://schemas.openxmlformats.org/drawingml/2006/wordprocessingDrawing" xmlns:wpc="http://schemas.microsoft.com/office/word/2010/wordprocessingCanvas" xmlns:wpg="http://schemas.microsoft.com/office/word/2010/wordprocessingGroup" xmlns:wpi="http://schemas.microsoft.com/office/word/2010/wordprocessingInk" xmlns:wps="http://schemas.microsoft.com/office/word/2010/wordprocessingShape" mc:Ignorable="w14 wp14">
+  <w:p>
+    <w:pPr>
+      <w:pStyle w:val="Footer"/>
+    </w:pPr>
+  </w:p>
+</w:ftr>
+</file>
+
 <file path=word/footer4.xml><?xml version="1.0" encoding="utf-8"?>
 <w:ftr xmlns:wpc="http://schemas.microsoft.com/office/word/2010/wordprocessingCanvas" xmlns:cx="http://schemas.microsoft.com/office/drawing/2014/chartex" xmlns:cx1="http://schemas.microsoft.com/office/drawing/2015/9/8/chartex" xmlns:cx2="http://schemas.microsoft.com/office/drawing/2015/10/21/chartex" xmlns:cx3="http://schemas.microsoft.com/office/drawing/2016/5/9/chartex" xmlns:cx4="http://schemas.microsoft.com/office/drawing/2016/5/10/chartex" xmlns:cx5="http://schemas.microsoft.com/office/drawing/2016/5/11/chartex" xmlns:cx6="http://schemas.microsoft.com/office/drawing/2016/5/12/chartex" xmlns:cx7="http://schemas.microsoft.com/office/drawing/2016/5/13/chartex" xmlns:cx8="http://schemas.microsoft.com/office/drawing/2016/5/14/chartex" xmlns:mc="http://schemas.openxmlformats.org/markup-compatibility/2006" xmlns:aink="http://schemas.microsoft.com/office/drawing/2016/ink" xmlns:am3d="http://schemas.microsoft.com/office/drawing/2017/model3d" xmlns:o="urn:schemas-microsoft-com:office:office" xmlns:oel="http://schemas.microsoft.com/office/2019/extlst" xmlns:r="http://schemas.openxmlformats.org/officeDocument/2006/relationships" xmlns:m="http://schemas.openxmlformats.org/officeDocument/2006/math" xmlns:v="urn:schemas-microsoft-com:vml" xmlns:wp14="http://schemas.microsoft.com/office/word/2010/wordprocessingDrawing" xmlns:wp="http://schemas.openxmlformats.org/drawingml/2006/wordprocessingDrawing" xmlns:w10="urn:schemas-microsoft-com:office:word" xmlns:w="http://schemas.openxmlformats.org/wordprocessingml/2006/main" xmlns:w14="http://schemas.microsoft.com/office/word/2010/wordml" xmlns:w15="http://schemas.microsoft.com/office/word/2012/wordml" xmlns:w16cex="http://schemas.microsoft.com/office/word/2018/wordml/cex" xmlns:w16cid="http://schemas.microsoft.com/office/word/2016/wordml/cid" xmlns:w16="http://schemas.microsoft.com/office/word/2018/wordml" xmlns:w16du="http://schemas.microsoft.com/office/word/2023/wordml/word16du" xmlns:w16sdtdh="http://schemas.microsoft.com/office/word/2020/wordml/sdtdatahash" xmlns:w16sdtfl="http://schemas.microsoft.com/office/word/2024/wordml/sdtformatlock" xmlns:w16se="http://schemas.microsoft.com/office/word/2015/wordml/symex" xmlns:wpg="http://schemas.microsoft.com/office/word/2010/wordprocessingGroup" xmlns:wpi="http://schemas.microsoft.com/office/word/2010/wordprocessingInk" xmlns:wne="http://schemas.microsoft.com/office/word/2006/wordml" xmlns:wps="http://schemas.microsoft.com/office/word/2010/wordprocessingShape" mc:Ignorable="w14 w15 w16se w16cid w16 w16cex w16sdtdh w16sdtfl w16du wp14">
   <w:p>
@@ -18241,6 +18266,36 @@
     <w:r>
       <w:t>TÍTULO DEL LIBRO</w:t>
     </w:r>
+  </w:p>
+</w:hdr>
+</file>
+
+<file path=word/header3.xml><?xml version="1.0" encoding="utf-8"?>
+<w:hdr xmlns:m="http://schemas.openxmlformats.org/officeDocument/2006/math" xmlns:mc="http://schemas.openxmlformats.org/markup-compatibility/2006" xmlns:mo="http://schemas.microsoft.com/office/mac/office/2008/main" xmlns:mv="urn:schemas-microsoft-com:mac:vml" xmlns:o="urn:schemas-microsoft-com:office:office" xmlns:r="http://schemas.openxmlformats.org/officeDocument/2006/relationships" xmlns:v="urn:schemas-microsoft-com:vml" xmlns:w10="urn:schemas-microsoft-com:office:word" xmlns:w14="http://schemas.microsoft.com/office/word/2010/wordml" xmlns:w="http://schemas.openxmlformats.org/wordprocessingml/2006/main" xmlns:wne="http://schemas.microsoft.com/office/word/2006/wordml" xmlns:wp14="http://schemas.microsoft.com/office/word/2010/wordprocessingDrawing" xmlns:wp="http://schemas.openxmlformats.org/drawingml/2006/wordprocessingDrawing" xmlns:wpc="http://schemas.microsoft.com/office/word/2010/wordprocessingCanvas" xmlns:wpg="http://schemas.microsoft.com/office/word/2010/wordprocessingGroup" xmlns:wpi="http://schemas.microsoft.com/office/word/2010/wordprocessingInk" xmlns:wps="http://schemas.microsoft.com/office/word/2010/wordprocessingShape" mc:Ignorable="w14 wp14">
+  <w:p>
+    <w:pPr>
+      <w:pStyle w:val="Header"/>
+    </w:pPr>
+  </w:p>
+</w:hdr>
+</file>
+
+<file path=word/header4.xml><?xml version="1.0" encoding="utf-8"?>
+<w:hdr xmlns:m="http://schemas.openxmlformats.org/officeDocument/2006/math" xmlns:mc="http://schemas.openxmlformats.org/markup-compatibility/2006" xmlns:mo="http://schemas.microsoft.com/office/mac/office/2008/main" xmlns:mv="urn:schemas-microsoft-com:mac:vml" xmlns:o="urn:schemas-microsoft-com:office:office" xmlns:r="http://schemas.openxmlformats.org/officeDocument/2006/relationships" xmlns:v="urn:schemas-microsoft-com:vml" xmlns:w10="urn:schemas-microsoft-com:office:word" xmlns:w14="http://schemas.microsoft.com/office/word/2010/wordml" xmlns:w="http://schemas.openxmlformats.org/wordprocessingml/2006/main" xmlns:wne="http://schemas.microsoft.com/office/word/2006/wordml" xmlns:wp14="http://schemas.microsoft.com/office/word/2010/wordprocessingDrawing" xmlns:wp="http://schemas.openxmlformats.org/drawingml/2006/wordprocessingDrawing" xmlns:wpc="http://schemas.microsoft.com/office/word/2010/wordprocessingCanvas" xmlns:wpg="http://schemas.microsoft.com/office/word/2010/wordprocessingGroup" xmlns:wpi="http://schemas.microsoft.com/office/word/2010/wordprocessingInk" xmlns:wps="http://schemas.microsoft.com/office/word/2010/wordprocessingShape" mc:Ignorable="w14 wp14">
+  <w:p>
+    <w:pPr>
+      <w:pStyle w:val="Header"/>
+    </w:pPr>
+  </w:p>
+</w:hdr>
+</file>
+
+<file path=word/header5.xml><?xml version="1.0" encoding="utf-8"?>
+<w:hdr xmlns:m="http://schemas.openxmlformats.org/officeDocument/2006/math" xmlns:mc="http://schemas.openxmlformats.org/markup-compatibility/2006" xmlns:mo="http://schemas.microsoft.com/office/mac/office/2008/main" xmlns:mv="urn:schemas-microsoft-com:mac:vml" xmlns:o="urn:schemas-microsoft-com:office:office" xmlns:r="http://schemas.openxmlformats.org/officeDocument/2006/relationships" xmlns:v="urn:schemas-microsoft-com:vml" xmlns:w10="urn:schemas-microsoft-com:office:word" xmlns:w14="http://schemas.microsoft.com/office/word/2010/wordml" xmlns:w="http://schemas.openxmlformats.org/wordprocessingml/2006/main" xmlns:wne="http://schemas.microsoft.com/office/word/2006/wordml" xmlns:wp14="http://schemas.microsoft.com/office/word/2010/wordprocessingDrawing" xmlns:wp="http://schemas.openxmlformats.org/drawingml/2006/wordprocessingDrawing" xmlns:wpc="http://schemas.microsoft.com/office/word/2010/wordprocessingCanvas" xmlns:wpg="http://schemas.microsoft.com/office/word/2010/wordprocessingGroup" xmlns:wpi="http://schemas.microsoft.com/office/word/2010/wordprocessingInk" xmlns:wps="http://schemas.microsoft.com/office/word/2010/wordprocessingShape" mc:Ignorable="w14 wp14">
+  <w:p>
+    <w:pPr>
+      <w:pStyle w:val="Header"/>
+    </w:pPr>
   </w:p>
 </w:hdr>
 </file>
